--- a/RepairGraph_Project_Report.docx
+++ b/RepairGraph_Project_Report.docx
@@ -4,21 +4,41 @@
   <w:body>
     <w:p>
       <w:pPr>
-        <w:spacing w:before="720" w:after="160"/>
+        <w:spacing w:before="560" w:after="120"/>
         <w:jc w:val="center"/>
       </w:pPr>
       <w:r>
         <w:rPr>
           <w:rFonts w:ascii="Arial" w:hAnsi="Arial"/>
-          <w:color w:val="64748B"/>
-          <w:sz w:val="22"/>
-        </w:rPr>
-        <w:t>A CAPSTONE PROJECT REPORT ON</w:t>
-      </w:r>
-    </w:p>
-    <w:p>
-      <w:pPr>
-        <w:spacing w:before="240" w:after="240"/>
+          <w:b/>
+          <w:color w:val="475569"/>
+          <w:sz w:val="23"/>
+        </w:rPr>
+        <w:t>VELLORE INSTITUTE OF TECHNOLOGY (VIT), CHENNAI</w:t>
+        <w:br/>
+        <w:t>School of Computer Science and Engineering</w:t>
+        <w:br/>
+        <w:t>CLOUD DIGITAL ASSIGNMENT (DA) PROJECT REPORT</w:t>
+      </w:r>
+    </w:p>
+    <w:p>
+      <w:pPr>
+        <w:spacing w:before="80" w:after="320"/>
+        <w:jc w:val="center"/>
+      </w:pPr>
+      <w:r>
+        <w:rPr>
+          <w:rFonts w:ascii="Arial" w:hAnsi="Arial"/>
+          <w:b/>
+          <w:color w:val="0284C7"/>
+          <w:sz w:val="24"/>
+        </w:rPr>
+        <w:t>BACSE344: CLOUD INFRASTRUCTURE AND ARCHITECTURE (C1 SLOT)</w:t>
+      </w:r>
+    </w:p>
+    <w:p>
+      <w:pPr>
+        <w:spacing w:before="160" w:after="200"/>
         <w:jc w:val="center"/>
       </w:pPr>
       <w:r>
@@ -33,7 +53,7 @@
     </w:p>
     <w:p>
       <w:pPr>
-        <w:spacing w:before="0" w:after="720"/>
+        <w:spacing w:before="0" w:after="400"/>
         <w:jc w:val="center"/>
       </w:pPr>
       <w:r>
@@ -41,31 +61,29 @@
           <w:rFonts w:ascii="Arial" w:hAnsi="Arial"/>
           <w:b/>
           <w:color w:val="EA580C"/>
-          <w:sz w:val="28"/>
-        </w:rPr>
-        <w:t>AI-Assisted Device Repairability Assessment, Economic Decision Support &amp;</w:t>
+          <w:sz w:val="25"/>
+        </w:rPr>
+        <w:t>Cloud-Native Hardware Diagnostics, Repairability Assessment &amp; Competitive Lifecycle Marketplace</w:t>
         <w:br/>
-        <w:t>Competitive Repair Marketplace Platform</w:t>
-      </w:r>
-    </w:p>
-    <w:p>
-      <w:pPr>
-        <w:spacing w:before="240" w:after="960"/>
+        <w:t>Deployed on Vercel Serverless Platform &amp; Managed Neon PostgreSQL</w:t>
+      </w:r>
+    </w:p>
+    <w:p>
+      <w:pPr>
+        <w:spacing w:before="120" w:after="560"/>
         <w:jc w:val="center"/>
       </w:pPr>
       <w:r>
         <w:rPr>
           <w:rFonts w:ascii="Arial" w:hAnsi="Arial"/>
           <w:color w:val="334155"/>
-          <w:sz w:val="22"/>
-        </w:rPr>
-        <w:t>Submitted in partial fulfillment of the requirements for the award of the degree of</w:t>
+          <w:sz w:val="21"/>
+        </w:rPr>
+        <w:t>A Cloud Computing Project Report submitted for the Digital Assignment (DA) Evaluation in</w:t>
         <w:br/>
-        <w:t>BACHELOR OF TECHNOLOGY</w:t>
+        <w:t>BACSE344: Cloud Infrastructure and Architecture</w:t>
         <w:br/>
-        <w:t>in</w:t>
-        <w:br/>
-        <w:t>COMPUTER SCIENCE AND ENGINEERING</w:t>
+        <w:t>VIT Chennai</w:t>
       </w:r>
     </w:p>
     <w:tbl>
@@ -125,7 +143,7 @@
               <w:rPr>
                 <w:b/>
               </w:rPr>
-              <w:t>Under the Guidance of:</w:t>
+              <w:t>Course &amp; Faculty Details:</w:t>
             </w:r>
           </w:p>
         </w:tc>
@@ -174,7 +192,7 @@
               <w:spacing w:before="40" w:after="40"/>
             </w:pPr>
             <w:r>
-              <w:t>[Faculty Guide Name / Title]</w:t>
+              <w:t>Faculty: Dr. P. Anandan</w:t>
             </w:r>
           </w:p>
         </w:tc>
@@ -219,7 +237,7 @@
               <w:spacing w:before="40" w:after="40"/>
             </w:pPr>
             <w:r>
-              <w:t>[Designation / Department]</w:t>
+              <w:t>Course: Cloud Infrastructure and Architecture</w:t>
             </w:r>
           </w:p>
         </w:tc>
@@ -244,7 +262,7 @@
               <w:spacing w:before="40" w:after="40"/>
             </w:pPr>
             <w:r>
-              <w:t>Department of Computer Science and Engineering</w:t>
+              <w:t>Slot: C1 Slot | B.Tech CSE</w:t>
             </w:r>
           </w:p>
         </w:tc>
@@ -264,7 +282,7 @@
               <w:spacing w:before="40" w:after="40"/>
             </w:pPr>
             <w:r>
-              <w:t>[Institution / University Name]</w:t>
+              <w:t>Course Code: BACSE344 (C1 Slot)</w:t>
             </w:r>
           </w:p>
         </w:tc>
@@ -289,7 +307,7 @@
               <w:spacing w:before="40" w:after="40"/>
             </w:pPr>
             <w:r>
-              <w:t>Academic Year: 2025–2026</w:t>
+              <w:t>Institution: VIT Chennai</w:t>
             </w:r>
           </w:p>
         </w:tc>
@@ -309,7 +327,9 @@
               <w:spacing w:before="40" w:after="40"/>
             </w:pPr>
             <w:r>
-              <w:t>Production URL: https://repairgraph.vercel.app</w:t>
+              <w:t>Submission Date: 12-09-2026</w:t>
+              <w:br/>
+              <w:t>Production: https://repairgraph.vercel.app</w:t>
             </w:r>
           </w:p>
         </w:tc>
@@ -332,7 +352,7 @@
           <w:color w:val="0F172A"/>
           <w:sz w:val="30"/>
         </w:rPr>
-        <w:t>CERTIFICATE OF ORIGINAL WORK</w:t>
+        <w:t>ABSTRACT</w:t>
       </w:r>
     </w:p>
     <w:p>
@@ -347,12 +367,12 @@
           <w:color w:val="334155"/>
           <w:sz w:val="22"/>
         </w:rPr>
-        <w:t>This is to certify that the project report titled "REPAIRGRAPH: AI-Assisted Device Repairability Assessment, Economic Decision Support &amp; Competitive Repair Marketplace Platform" submitted by NAIDU RESHMANTH SAI (Register Number: 25BCE1112) in partial fulfillment of the requirements for the award of the degree of Bachelor of Technology in Computer Science and Engineering during the academic year 2025–2026 is an authentic record of original work carried out under my supervision.</w:t>
-      </w:r>
-    </w:p>
-    <w:p>
-      <w:pPr>
-        <w:spacing w:after="720" w:line="276" w:lineRule="auto"/>
+        <w:t>The modern consumer electronics ecosystem suffers from structural market inefficiencies, opaque repair pricing, artificial hardware locking, and premature device retirement that directly drives escalating global electronic waste. While statutory initiatives such as India's Right to Repair Portal (Department of Consumer Affairs) and the E-Waste (Management) Rules, 2022 mandate fair access to repair and extended producer responsibility, consumers and enterprise fleet managers lack an objective, evidence-based platform to triage hardware failures and evaluate the economic viability of repair versus replacement.</w:t>
+      </w:r>
+    </w:p>
+    <w:p>
+      <w:pPr>
+        <w:spacing w:after="120" w:line="276" w:lineRule="auto"/>
         <w:jc w:val="left"/>
       </w:pPr>
       <w:r>
@@ -362,7 +382,96 @@
           <w:color w:val="334155"/>
           <w:sz w:val="22"/>
         </w:rPr>
-        <w:t>To the best of our knowledge and verified evaluation, the results, algorithms, architectures, and findings presented in this report have been independently implemented, automatedly tested across 82 validation test cases, and functionally validated in production cloud deployment. This work has not formed the basis for the award of any other degree, diploma, or fellowship elsewhere.</w:t>
+        <w:t>This report presents RepairGraph, a production-grade, cloud-native hardware diagnostics, repairability evaluation, competitive quote marketplace, and standardized device service passport platform. Built as a unified full-stack Next.js 15 application deployed on Vercel Serverless Runtime (Node.js 24.x) and backed by managed Neon Serverless PostgreSQL via Prisma ORM, RepairGraph integrates a two-tier hybrid intelligence architecture.</w:t>
+      </w:r>
+    </w:p>
+    <w:p>
+      <w:pPr>
+        <w:spacing w:after="120" w:line="276" w:lineRule="auto"/>
+        <w:jc w:val="left"/>
+      </w:pPr>
+      <w:r>
+        <w:rPr>
+          <w:rFonts w:ascii="Arial" w:hAnsi="Arial"/>
+          <w:i w:val="0"/>
+          <w:color w:val="334155"/>
+          <w:sz w:val="22"/>
+        </w:rPr>
+        <w:t>Rather than relying on unconstrained, hallucination-prone large language models for financial and statutory decisions, RepairGraph implements a fully deterministic rule engine. Tier 1 performs heuristic word-boundary symptom parsing and hazard classification across eight hardware subsystems. Tier 2 evaluates an original 7-Factor Repairability Score Model (Disassembly, Parts Availability, Documentation, Modularity, Software Pairing, Age/Lifecycle, and Local Service Ecosystem summing to 100 points), brand-scaled component replacement matrices, and a Repair Cost Ratio (RCR) model. The engine outputs actionable verdicts: REPAIR, DIY, RESELL, REPLACE, or RECYCLE, accompanied by transparent, audit-ready reasoning citing manufacturing carbon offsets and statutory e-waste divert estimates.</w:t>
+      </w:r>
+    </w:p>
+    <w:p>
+      <w:pPr>
+        <w:spacing w:after="120" w:line="276" w:lineRule="auto"/>
+        <w:jc w:val="left"/>
+      </w:pPr>
+      <w:r>
+        <w:rPr>
+          <w:rFonts w:ascii="Arial" w:hAnsi="Arial"/>
+          <w:i w:val="0"/>
+          <w:color w:val="334155"/>
+          <w:sz w:val="22"/>
+        </w:rPr>
+        <w:t>Furthermore, RepairGraph provides a verified two-sided marketplace where verified independent repair workshops submit competitive bids against consumer tickets. Upon job acceptance and completion, the platform immutably records standardized maintenance milestones into a physical device Repair Passport tied to hardware serial numbers.</w:t>
+      </w:r>
+    </w:p>
+    <w:p>
+      <w:pPr>
+        <w:spacing w:after="120" w:line="276" w:lineRule="auto"/>
+        <w:jc w:val="left"/>
+      </w:pPr>
+      <w:r>
+        <w:rPr>
+          <w:rFonts w:ascii="Arial" w:hAnsi="Arial"/>
+          <w:i w:val="0"/>
+          <w:color w:val="334155"/>
+          <w:sz w:val="22"/>
+        </w:rPr>
+        <w:t>The system's engineering rigor is substantiated by 82 automated test cases (35 deterministic engine unit tests + 47 business rule and security integration tests, 100% passing), clean ESLint validation, strict zero-leak error sanitization, and live end-to-end acceptance validation on its production deployment at https://repairgraph.vercel.app.</w:t>
+      </w:r>
+    </w:p>
+    <w:p>
+      <w:pPr>
+        <w:spacing w:after="360" w:line="276" w:lineRule="auto"/>
+        <w:jc w:val="left"/>
+      </w:pPr>
+      <w:r>
+        <w:rPr>
+          <w:rFonts w:ascii="Arial" w:hAnsi="Arial"/>
+          <w:b/>
+          <w:color w:val="0F172A"/>
+          <w:sz w:val="22"/>
+        </w:rPr>
+        <w:t xml:space="preserve">Keywords: </w:t>
+      </w:r>
+      <w:r>
+        <w:rPr>
+          <w:rFonts w:ascii="Arial" w:hAnsi="Arial"/>
+          <w:i w:val="0"/>
+          <w:color w:val="334155"/>
+          <w:sz w:val="22"/>
+        </w:rPr>
+        <w:t>Keywords: Hardware Diagnostics, Right to Repair, E-Waste Management, Deterministic Decision Engine, Repairability Scoring, Cloud Computing, Next.js, Vercel Serverless, Neon PostgreSQL, Prisma ORM.</w:t>
+      </w:r>
+    </w:p>
+    <w:p>
+      <w:r>
+        <w:br w:type="page"/>
+      </w:r>
+    </w:p>
+    <w:p>
+      <w:pPr>
+        <w:keepNext/>
+        <w:spacing w:before="360" w:after="160"/>
+      </w:pPr>
+      <w:r>
+        <w:rPr>
+          <w:rFonts w:ascii="Arial" w:hAnsi="Arial"/>
+          <w:b/>
+          <w:color w:val="0F172A"/>
+          <w:sz w:val="30"/>
+        </w:rPr>
+        <w:t>TABLE OF CONTENTS</w:t>
       </w:r>
     </w:p>
     <w:tbl>
@@ -382,7 +491,7 @@
         </w:trPr>
         <w:tc>
           <w:tcPr>
-            <w:tcW w:type="dxa" w:w="4464"/>
+            <w:tcW w:type="dxa" w:w="7488"/>
             <w:shd w:val="clear" w:color="auto" w:fill="F1F5F9"/>
             <w:tcMar>
               <w:top w:w="120" w:type="dxa"/>
@@ -396,17 +505,13 @@
               <w:spacing w:before="40" w:after="40"/>
             </w:pPr>
             <w:r>
-              <w:t>[Signature of Project Guide]</w:t>
-              <w:br/>
-              <w:t>[Guide Name &amp; Designation]</w:t>
-              <w:br/>
-              <w:t>Department of Computer Science and Engineering</w:t>
-            </w:r>
-          </w:p>
-        </w:tc>
-        <w:tc>
-          <w:tcPr>
-            <w:tcW w:type="dxa" w:w="4464"/>
+              <w:t>Abstract</w:t>
+            </w:r>
+          </w:p>
+        </w:tc>
+        <w:tc>
+          <w:tcPr>
+            <w:tcW w:type="dxa" w:w="1440"/>
             <w:shd w:val="clear" w:color="auto" w:fill="F1F5F9"/>
             <w:tcMar>
               <w:top w:w="120" w:type="dxa"/>
@@ -418,13 +523,10 @@
           <w:p>
             <w:pPr>
               <w:spacing w:before="40" w:after="40"/>
-            </w:pPr>
-            <w:r>
-              <w:t>[Signature of Head of Department]</w:t>
-              <w:br/>
-              <w:t>[HOD Name &amp; Designation]</w:t>
-              <w:br/>
-              <w:t>Department of Computer Science and Engineering</w:t>
+              <w:jc w:val="right"/>
+            </w:pPr>
+            <w:r>
+              <w:t>i</w:t>
             </w:r>
           </w:p>
         </w:tc>
@@ -435,7 +537,7 @@
         </w:trPr>
         <w:tc>
           <w:tcPr>
-            <w:tcW w:type="dxa" w:w="4464"/>
+            <w:tcW w:type="dxa" w:w="7488"/>
             <w:shd w:val="clear" w:color="auto" w:fill="FFFFFF"/>
             <w:tcMar>
               <w:top w:w="100" w:type="dxa"/>
@@ -449,15 +551,13 @@
               <w:spacing w:before="40" w:after="40"/>
             </w:pPr>
             <w:r>
-              <w:t>Date: ____________________</w:t>
-              <w:br/>
-              <w:t>Place: ____________________</w:t>
-            </w:r>
-          </w:p>
-        </w:tc>
-        <w:tc>
-          <w:tcPr>
-            <w:tcW w:type="dxa" w:w="4464"/>
+              <w:t>List of Figures</w:t>
+            </w:r>
+          </w:p>
+        </w:tc>
+        <w:tc>
+          <w:tcPr>
+            <w:tcW w:type="dxa" w:w="1440"/>
             <w:shd w:val="clear" w:color="auto" w:fill="FFFFFF"/>
             <w:tcMar>
               <w:top w:w="100" w:type="dxa"/>
@@ -469,101 +569,10 @@
           <w:p>
             <w:pPr>
               <w:spacing w:before="40" w:after="40"/>
-            </w:pPr>
-            <w:r>
-              <w:t>Internal / External Examiner:</w:t>
-              <w:br/>
-              <w:t>Signature: ____________________</w:t>
-            </w:r>
-          </w:p>
-        </w:tc>
-      </w:tr>
-    </w:tbl>
-    <w:p>
-      <w:r>
-        <w:br w:type="page"/>
-      </w:r>
-    </w:p>
-    <w:p>
-      <w:pPr>
-        <w:keepNext/>
-        <w:spacing w:before="360" w:after="160"/>
-      </w:pPr>
-      <w:r>
-        <w:rPr>
-          <w:rFonts w:ascii="Arial" w:hAnsi="Arial"/>
-          <w:b/>
-          <w:color w:val="0F172A"/>
-          <w:sz w:val="30"/>
-        </w:rPr>
-        <w:t>CANDIDATE DECLARATION</w:t>
-      </w:r>
-    </w:p>
-    <w:p>
-      <w:pPr>
-        <w:spacing w:after="120" w:line="276" w:lineRule="auto"/>
-        <w:jc w:val="left"/>
-      </w:pPr>
-      <w:r>
-        <w:rPr>
-          <w:rFonts w:ascii="Arial" w:hAnsi="Arial"/>
-          <w:i w:val="0"/>
-          <w:color w:val="334155"/>
-          <w:sz w:val="22"/>
-        </w:rPr>
-        <w:t>I, NAIDU RESHMANTH SAI (Register Number: 25BCE1112), hereby declare that the capstone project report titled "REPAIRGRAPH: AI-Assisted Device Repairability Assessment, Economic Decision Support &amp; Competitive Repair Marketplace Platform" is an authentic presentation of work carried out by me under academic supervision.</w:t>
-      </w:r>
-    </w:p>
-    <w:p>
-      <w:pPr>
-        <w:spacing w:after="720" w:line="276" w:lineRule="auto"/>
-        <w:jc w:val="left"/>
-      </w:pPr>
-      <w:r>
-        <w:rPr>
-          <w:rFonts w:ascii="Arial" w:hAnsi="Arial"/>
-          <w:i w:val="0"/>
-          <w:color w:val="334155"/>
-          <w:sz w:val="22"/>
-        </w:rPr>
-        <w:t>I confirm that all software code, full-stack Next.js architecture, Prisma relational models, deterministic decision formulas, test suites, and production cloud infrastructure on Vercel and Neon PostgreSQL described in this report represent true, implemented, and verified engineering work. The external libraries, official specifications, and statutory frameworks (including India's Right to Repair Portal and the E-Waste Management Rules, 2022) have been appropriately referenced.</w:t>
-      </w:r>
-    </w:p>
-    <w:tbl>
-      <w:tblPr>
-        <w:tblW w:type="auto" w:w="0"/>
-        <w:jc w:val="center"/>
-        <w:tblLook w:firstColumn="1" w:firstRow="1" w:lastColumn="0" w:lastRow="0" w:noHBand="0" w:noVBand="1" w:val="04A0"/>
-      </w:tblPr>
-      <w:tblGrid>
-        <w:gridCol w:w="9360"/>
-      </w:tblGrid>
-      <w:tr>
-        <w:trPr>
-          <w:cantSplit/>
-          <w:tblHeader/>
-        </w:trPr>
-        <w:tc>
-          <w:tcPr>
-            <w:tcW w:type="dxa" w:w="8928"/>
-            <w:shd w:val="clear" w:color="auto" w:fill="F1F5F9"/>
-            <w:tcMar>
-              <w:top w:w="120" w:type="dxa"/>
-              <w:bottom w:w="120" w:type="dxa"/>
-              <w:left w:w="140" w:type="dxa"/>
-              <w:right w:w="140" w:type="dxa"/>
-            </w:tcMar>
-          </w:tcPr>
-          <w:p>
-            <w:pPr>
-              <w:spacing w:before="40" w:after="40"/>
-            </w:pPr>
-            <w:r>
-              <w:t>NAIDU RESHMANTH SAI</w:t>
-              <w:br/>
-              <w:t>Register Number: 25BCE1112</w:t>
-              <w:br/>
-              <w:t>Department of Computer Science and Engineering</w:t>
+              <w:jc w:val="right"/>
+            </w:pPr>
+            <w:r>
+              <w:t>iii</w:t>
             </w:r>
           </w:p>
         </w:tc>
@@ -574,274 +583,31 @@
         </w:trPr>
         <w:tc>
           <w:tcPr>
-            <w:tcW w:type="dxa" w:w="8928"/>
-            <w:shd w:val="clear" w:color="auto" w:fill="FFFFFF"/>
-            <w:tcMar>
-              <w:top w:w="100" w:type="dxa"/>
-              <w:bottom w:w="100" w:type="dxa"/>
-              <w:left w:w="140" w:type="dxa"/>
-              <w:right w:w="140" w:type="dxa"/>
-            </w:tcMar>
-          </w:tcPr>
-          <w:p>
-            <w:pPr>
-              <w:spacing w:before="40" w:after="40"/>
-            </w:pPr>
-            <w:r>
-              <w:t>Date: ____________________</w:t>
-              <w:br/>
-              <w:t>Place: ____________________</w:t>
-            </w:r>
-          </w:p>
-        </w:tc>
-      </w:tr>
-    </w:tbl>
-    <w:p>
-      <w:r>
-        <w:br w:type="page"/>
-      </w:r>
-    </w:p>
-    <w:p>
-      <w:pPr>
-        <w:keepNext/>
-        <w:spacing w:before="360" w:after="160"/>
-      </w:pPr>
-      <w:r>
-        <w:rPr>
-          <w:rFonts w:ascii="Arial" w:hAnsi="Arial"/>
-          <w:b/>
-          <w:color w:val="0F172A"/>
-          <w:sz w:val="30"/>
-        </w:rPr>
-        <w:t>ACKNOWLEDGEMENT</w:t>
-      </w:r>
-    </w:p>
-    <w:p>
-      <w:pPr>
-        <w:spacing w:after="120" w:line="276" w:lineRule="auto"/>
-        <w:jc w:val="left"/>
-      </w:pPr>
-      <w:r>
-        <w:rPr>
-          <w:rFonts w:ascii="Arial" w:hAnsi="Arial"/>
-          <w:i w:val="0"/>
-          <w:color w:val="334155"/>
-          <w:sz w:val="22"/>
-        </w:rPr>
-        <w:t>I express my sincere gratitude to my Project Guide and Faculty Advisor for their continuous guidance, technical insights, and encouragement throughout the ideation, system design, implementation, and cloud validation of RepairGraph.</w:t>
-      </w:r>
-    </w:p>
-    <w:p>
-      <w:pPr>
-        <w:spacing w:after="120" w:line="276" w:lineRule="auto"/>
-        <w:jc w:val="left"/>
-      </w:pPr>
-      <w:r>
-        <w:rPr>
-          <w:rFonts w:ascii="Arial" w:hAnsi="Arial"/>
-          <w:i w:val="0"/>
-          <w:color w:val="334155"/>
-          <w:sz w:val="22"/>
-        </w:rPr>
-        <w:t>I extend my appreciation to the Head of the Department and faculty members of the Department of Computer Science and Engineering for providing the academic infrastructure, computing facilities, and rigorous evaluation milestones that helped elevate this project into a production-grade software system.</w:t>
-      </w:r>
-    </w:p>
-    <w:p>
-      <w:pPr>
-        <w:spacing w:after="120" w:line="276" w:lineRule="auto"/>
-        <w:jc w:val="left"/>
-      </w:pPr>
-      <w:r>
-        <w:rPr>
-          <w:rFonts w:ascii="Arial" w:hAnsi="Arial"/>
-          <w:i w:val="0"/>
-          <w:color w:val="334155"/>
-          <w:sz w:val="22"/>
-        </w:rPr>
-        <w:t>Finally, I thank my family and colleagues whose moral support and constructive discussions provided ongoing motivation during the development, testing, and deployment phases of this capstone endeavor.</w:t>
-      </w:r>
-    </w:p>
-    <w:p>
-      <w:r>
-        <w:br w:type="page"/>
-      </w:r>
-    </w:p>
-    <w:p>
-      <w:pPr>
-        <w:keepNext/>
-        <w:spacing w:before="360" w:after="160"/>
-      </w:pPr>
-      <w:r>
-        <w:rPr>
-          <w:rFonts w:ascii="Arial" w:hAnsi="Arial"/>
-          <w:b/>
-          <w:color w:val="0F172A"/>
-          <w:sz w:val="30"/>
-        </w:rPr>
-        <w:t>ABSTRACT</w:t>
-      </w:r>
-    </w:p>
-    <w:p>
-      <w:pPr>
-        <w:spacing w:after="120" w:line="276" w:lineRule="auto"/>
-        <w:jc w:val="left"/>
-      </w:pPr>
-      <w:r>
-        <w:rPr>
-          <w:rFonts w:ascii="Arial" w:hAnsi="Arial"/>
-          <w:i w:val="0"/>
-          <w:color w:val="334155"/>
-          <w:sz w:val="22"/>
-        </w:rPr>
-        <w:t>The modern consumer electronics ecosystem suffers from structural market inefficiencies, opaque repair pricing, artificial hardware locking, and premature device retirement that directly drives escalating global electronic waste. While statutory initiatives such as India's Right to Repair Portal (Department of Consumer Affairs) and the E-Waste (Management) Rules, 2022 mandate fair access to repair and extended producer responsibility, consumers and enterprise fleet managers lack an objective, evidence-based platform to triage hardware failures and evaluate the economic viability of repair versus replacement.</w:t>
-      </w:r>
-    </w:p>
-    <w:p>
-      <w:pPr>
-        <w:spacing w:after="120" w:line="276" w:lineRule="auto"/>
-        <w:jc w:val="left"/>
-      </w:pPr>
-      <w:r>
-        <w:rPr>
-          <w:rFonts w:ascii="Arial" w:hAnsi="Arial"/>
-          <w:i w:val="0"/>
-          <w:color w:val="334155"/>
-          <w:sz w:val="22"/>
-        </w:rPr>
-        <w:t>This report presents RepairGraph, a production-grade, cloud-native hardware diagnostics, repairability evaluation, competitive quote marketplace, and standardized device service passport platform. Built as a unified full-stack Next.js 15 application deployed on Vercel Serverless Runtime (Node.js 24.x) and backed by managed Neon Serverless PostgreSQL via Prisma ORM, RepairGraph integrates a two-tier hybrid intelligence architecture.</w:t>
-      </w:r>
-    </w:p>
-    <w:p>
-      <w:pPr>
-        <w:spacing w:after="120" w:line="276" w:lineRule="auto"/>
-        <w:jc w:val="left"/>
-      </w:pPr>
-      <w:r>
-        <w:rPr>
-          <w:rFonts w:ascii="Arial" w:hAnsi="Arial"/>
-          <w:i w:val="0"/>
-          <w:color w:val="334155"/>
-          <w:sz w:val="22"/>
-        </w:rPr>
-        <w:t>Rather than relying on unconstrained, hallucination-prone large language models for financial and statutory decisions, RepairGraph implements a fully deterministic rule engine. Tier 1 performs heuristic word-boundary symptom parsing and hazard classification across eight hardware subsystems. Tier 2 evaluates an original 7-Factor Repairability Score Model (Disassembly, Parts Availability, Documentation, Modularity, Software Pairing, Age/Lifecycle, and Local Service Ecosystem summing to 100 points), brand-scaled component replacement matrices, and a Repair Cost Ratio (RCR) model. The engine outputs actionable verdicts: REPAIR, DIY, RESELL, REPLACE, or RECYCLE, accompanied by transparent, audit-ready reasoning citing manufacturing carbon offsets and statutory e-waste divert estimates.</w:t>
-      </w:r>
-    </w:p>
-    <w:p>
-      <w:pPr>
-        <w:spacing w:after="120" w:line="276" w:lineRule="auto"/>
-        <w:jc w:val="left"/>
-      </w:pPr>
-      <w:r>
-        <w:rPr>
-          <w:rFonts w:ascii="Arial" w:hAnsi="Arial"/>
-          <w:i w:val="0"/>
-          <w:color w:val="334155"/>
-          <w:sz w:val="22"/>
-        </w:rPr>
-        <w:t>Furthermore, RepairGraph provides a verified two-sided marketplace where verified independent repair workshops submit competitive bids against consumer tickets. Upon job acceptance and completion, the platform immutably records standardized maintenance milestones into a physical device Repair Passport tied to hardware serial numbers.</w:t>
-      </w:r>
-    </w:p>
-    <w:p>
-      <w:pPr>
-        <w:spacing w:after="120" w:line="276" w:lineRule="auto"/>
-        <w:jc w:val="left"/>
-      </w:pPr>
-      <w:r>
-        <w:rPr>
-          <w:rFonts w:ascii="Arial" w:hAnsi="Arial"/>
-          <w:i w:val="0"/>
-          <w:color w:val="334155"/>
-          <w:sz w:val="22"/>
-        </w:rPr>
-        <w:t>The system's engineering rigor is substantiated by 82 automated test cases (35 deterministic engine unit tests + 47 business rule and security integration tests, 100% passing), clean ESLint validation, strict zero-leak error sanitization, and live end-to-end acceptance validation on its production deployment at https://repairgraph.vercel.app.</w:t>
-      </w:r>
-    </w:p>
-    <w:p>
-      <w:pPr>
-        <w:spacing w:after="360" w:line="276" w:lineRule="auto"/>
-        <w:jc w:val="left"/>
-      </w:pPr>
-      <w:r>
-        <w:rPr>
-          <w:rFonts w:ascii="Arial" w:hAnsi="Arial"/>
-          <w:b/>
-          <w:color w:val="0F172A"/>
-          <w:sz w:val="22"/>
-        </w:rPr>
-        <w:t xml:space="preserve">Keywords: </w:t>
-      </w:r>
-      <w:r>
-        <w:rPr>
-          <w:rFonts w:ascii="Arial" w:hAnsi="Arial"/>
-          <w:i w:val="0"/>
-          <w:color w:val="334155"/>
-          <w:sz w:val="22"/>
-        </w:rPr>
-        <w:t>Keywords: Hardware Diagnostics, Right to Repair, E-Waste Management, Deterministic Decision Engine, Repairability Scoring, Cloud Computing, Next.js, Vercel Serverless, Neon PostgreSQL, Prisma ORM.</w:t>
-      </w:r>
-    </w:p>
-    <w:p>
-      <w:r>
-        <w:br w:type="page"/>
-      </w:r>
-    </w:p>
-    <w:p>
-      <w:pPr>
-        <w:keepNext/>
-        <w:spacing w:before="360" w:after="160"/>
-      </w:pPr>
-      <w:r>
-        <w:rPr>
-          <w:rFonts w:ascii="Arial" w:hAnsi="Arial"/>
-          <w:b/>
-          <w:color w:val="0F172A"/>
-          <w:sz w:val="30"/>
-        </w:rPr>
-        <w:t>TABLE OF CONTENTS</w:t>
-      </w:r>
-    </w:p>
-    <w:tbl>
-      <w:tblPr>
-        <w:tblW w:type="auto" w:w="0"/>
-        <w:jc w:val="center"/>
-        <w:tblLook w:firstColumn="1" w:firstRow="1" w:lastColumn="0" w:lastRow="0" w:noHBand="0" w:noVBand="1" w:val="04A0"/>
-      </w:tblPr>
-      <w:tblGrid>
-        <w:gridCol w:w="4680"/>
-        <w:gridCol w:w="4680"/>
-      </w:tblGrid>
-      <w:tr>
-        <w:trPr>
-          <w:cantSplit/>
-          <w:tblHeader/>
-        </w:trPr>
-        <w:tc>
-          <w:tcPr>
             <w:tcW w:type="dxa" w:w="7488"/>
-            <w:shd w:val="clear" w:color="auto" w:fill="F1F5F9"/>
-            <w:tcMar>
-              <w:top w:w="120" w:type="dxa"/>
-              <w:bottom w:w="120" w:type="dxa"/>
-              <w:left w:w="140" w:type="dxa"/>
-              <w:right w:w="140" w:type="dxa"/>
-            </w:tcMar>
-          </w:tcPr>
-          <w:p>
-            <w:pPr>
-              <w:spacing w:before="40" w:after="40"/>
-            </w:pPr>
-            <w:r>
-              <w:t>Certificate of Original Work</w:t>
+            <w:shd w:val="clear" w:color="auto" w:fill="F8FAFC"/>
+            <w:tcMar>
+              <w:top w:w="100" w:type="dxa"/>
+              <w:bottom w:w="100" w:type="dxa"/>
+              <w:left w:w="140" w:type="dxa"/>
+              <w:right w:w="140" w:type="dxa"/>
+            </w:tcMar>
+          </w:tcPr>
+          <w:p>
+            <w:pPr>
+              <w:spacing w:before="40" w:after="40"/>
+            </w:pPr>
+            <w:r>
+              <w:t>List of Tables</w:t>
             </w:r>
           </w:p>
         </w:tc>
         <w:tc>
           <w:tcPr>
             <w:tcW w:type="dxa" w:w="1440"/>
-            <w:shd w:val="clear" w:color="auto" w:fill="F1F5F9"/>
-            <w:tcMar>
-              <w:top w:w="120" w:type="dxa"/>
-              <w:bottom w:w="120" w:type="dxa"/>
+            <w:shd w:val="clear" w:color="auto" w:fill="F8FAFC"/>
+            <w:tcMar>
+              <w:top w:w="100" w:type="dxa"/>
+              <w:bottom w:w="100" w:type="dxa"/>
               <w:left w:w="140" w:type="dxa"/>
               <w:right w:w="140" w:type="dxa"/>
             </w:tcMar>
@@ -852,7 +618,7 @@
               <w:jc w:val="right"/>
             </w:pPr>
             <w:r>
-              <w:t>ii</w:t>
+              <w:t>iv</w:t>
             </w:r>
           </w:p>
         </w:tc>
@@ -877,7 +643,10 @@
               <w:spacing w:before="40" w:after="40"/>
             </w:pPr>
             <w:r>
-              <w:t>Candidate Declaration</w:t>
+              <w:rPr>
+                <w:b/>
+              </w:rPr>
+              <w:t>Chapter 1: Introduction</w:t>
             </w:r>
           </w:p>
         </w:tc>
@@ -898,7 +667,10 @@
               <w:jc w:val="right"/>
             </w:pPr>
             <w:r>
-              <w:t>iii</w:t>
+              <w:rPr>
+                <w:b/>
+              </w:rPr>
+              <w:t>1</w:t>
             </w:r>
           </w:p>
         </w:tc>
@@ -923,7 +695,7 @@
               <w:spacing w:before="40" w:after="40"/>
             </w:pPr>
             <w:r>
-              <w:t>Acknowledgement</w:t>
+              <w:t xml:space="preserve">    1.1 Background &amp; Industry Landscape</w:t>
             </w:r>
           </w:p>
         </w:tc>
@@ -944,7 +716,7 @@
               <w:jc w:val="right"/>
             </w:pPr>
             <w:r>
-              <w:t>iv</w:t>
+              <w:t>1</w:t>
             </w:r>
           </w:p>
         </w:tc>
@@ -969,7 +741,7 @@
               <w:spacing w:before="40" w:after="40"/>
             </w:pPr>
             <w:r>
-              <w:t>Abstract</w:t>
+              <w:t xml:space="preserve">    1.2 Problem Context: The Right to Repair &amp; E-Waste Crisis</w:t>
             </w:r>
           </w:p>
         </w:tc>
@@ -990,7 +762,7 @@
               <w:jc w:val="right"/>
             </w:pPr>
             <w:r>
-              <w:t>v</w:t>
+              <w:t>2</w:t>
             </w:r>
           </w:p>
         </w:tc>
@@ -1015,7 +787,7 @@
               <w:spacing w:before="40" w:after="40"/>
             </w:pPr>
             <w:r>
-              <w:t>List of Figures</w:t>
+              <w:t xml:space="preserve">    1.3 Motivation</w:t>
             </w:r>
           </w:p>
         </w:tc>
@@ -1036,7 +808,7 @@
               <w:jc w:val="right"/>
             </w:pPr>
             <w:r>
-              <w:t>viii</w:t>
+              <w:t>3</w:t>
             </w:r>
           </w:p>
         </w:tc>
@@ -1061,7 +833,7 @@
               <w:spacing w:before="40" w:after="40"/>
             </w:pPr>
             <w:r>
-              <w:t>List of Tables</w:t>
+              <w:t xml:space="preserve">    1.4 Problem Statement</w:t>
             </w:r>
           </w:p>
         </w:tc>
@@ -1082,7 +854,7 @@
               <w:jc w:val="right"/>
             </w:pPr>
             <w:r>
-              <w:t>ix</w:t>
+              <w:t>4</w:t>
             </w:r>
           </w:p>
         </w:tc>
@@ -1107,10 +879,7 @@
               <w:spacing w:before="40" w:after="40"/>
             </w:pPr>
             <w:r>
-              <w:rPr>
-                <w:b/>
-              </w:rPr>
-              <w:t>Chapter 1: Introduction</w:t>
+              <w:t xml:space="preserve">    1.5 Objectives of the Platform</w:t>
             </w:r>
           </w:p>
         </w:tc>
@@ -1131,10 +900,7 @@
               <w:jc w:val="right"/>
             </w:pPr>
             <w:r>
-              <w:rPr>
-                <w:b/>
-              </w:rPr>
-              <w:t>1</w:t>
+              <w:t>4</w:t>
             </w:r>
           </w:p>
         </w:tc>
@@ -1159,7 +925,7 @@
               <w:spacing w:before="40" w:after="40"/>
             </w:pPr>
             <w:r>
-              <w:t xml:space="preserve">    1.1 Background &amp; Industry Landscape</w:t>
+              <w:t xml:space="preserve">    1.6 Scope of the Project</w:t>
             </w:r>
           </w:p>
         </w:tc>
@@ -1180,7 +946,7 @@
               <w:jc w:val="right"/>
             </w:pPr>
             <w:r>
-              <w:t>1</w:t>
+              <w:t>5</w:t>
             </w:r>
           </w:p>
         </w:tc>
@@ -1205,7 +971,7 @@
               <w:spacing w:before="40" w:after="40"/>
             </w:pPr>
             <w:r>
-              <w:t xml:space="preserve">    1.2 Problem Context: The Right to Repair &amp; E-Waste Crisis</w:t>
+              <w:t xml:space="preserve">    1.7 Key Engineering Contributions</w:t>
             </w:r>
           </w:p>
         </w:tc>
@@ -1226,7 +992,7 @@
               <w:jc w:val="right"/>
             </w:pPr>
             <w:r>
-              <w:t>2</w:t>
+              <w:t>6</w:t>
             </w:r>
           </w:p>
         </w:tc>
@@ -1251,7 +1017,10 @@
               <w:spacing w:before="40" w:after="40"/>
             </w:pPr>
             <w:r>
-              <w:t xml:space="preserve">    1.3 Motivation</w:t>
+              <w:rPr>
+                <w:b/>
+              </w:rPr>
+              <w:t>Chapter 2: Existing System and Proposed System</w:t>
             </w:r>
           </w:p>
         </w:tc>
@@ -1272,7 +1041,10 @@
               <w:jc w:val="right"/>
             </w:pPr>
             <w:r>
-              <w:t>3</w:t>
+              <w:rPr>
+                <w:b/>
+              </w:rPr>
+              <w:t>7</w:t>
             </w:r>
           </w:p>
         </w:tc>
@@ -1297,7 +1069,7 @@
               <w:spacing w:before="40" w:after="40"/>
             </w:pPr>
             <w:r>
-              <w:t xml:space="preserve">    1.4 Problem Statement</w:t>
+              <w:t xml:space="preserve">    2.1 Existing Repair Approaches</w:t>
             </w:r>
           </w:p>
         </w:tc>
@@ -1318,7 +1090,7 @@
               <w:jc w:val="right"/>
             </w:pPr>
             <w:r>
-              <w:t>4</w:t>
+              <w:t>7</w:t>
             </w:r>
           </w:p>
         </w:tc>
@@ -1343,7 +1115,7 @@
               <w:spacing w:before="40" w:after="40"/>
             </w:pPr>
             <w:r>
-              <w:t xml:space="preserve">    1.5 Objectives of the Platform</w:t>
+              <w:t xml:space="preserve">    2.2 Limitations of the Current Landscape</w:t>
             </w:r>
           </w:p>
         </w:tc>
@@ -1364,7 +1136,7 @@
               <w:jc w:val="right"/>
             </w:pPr>
             <w:r>
-              <w:t>4</w:t>
+              <w:t>8</w:t>
             </w:r>
           </w:p>
         </w:tc>
@@ -1389,7 +1161,7 @@
               <w:spacing w:before="40" w:after="40"/>
             </w:pPr>
             <w:r>
-              <w:t xml:space="preserve">    1.6 Scope of the Project</w:t>
+              <w:t xml:space="preserve">    2.3 Proposed RepairGraph System</w:t>
             </w:r>
           </w:p>
         </w:tc>
@@ -1410,7 +1182,7 @@
               <w:jc w:val="right"/>
             </w:pPr>
             <w:r>
-              <w:t>5</w:t>
+              <w:t>9</w:t>
             </w:r>
           </w:p>
         </w:tc>
@@ -1435,7 +1207,7 @@
               <w:spacing w:before="40" w:after="40"/>
             </w:pPr>
             <w:r>
-              <w:t xml:space="preserve">    1.7 Key Engineering Contributions</w:t>
+              <w:t xml:space="preserve">    2.4 Distinct Advantages of RepairGraph</w:t>
             </w:r>
           </w:p>
         </w:tc>
@@ -1456,7 +1228,7 @@
               <w:jc w:val="right"/>
             </w:pPr>
             <w:r>
-              <w:t>6</w:t>
+              <w:t>10</w:t>
             </w:r>
           </w:p>
         </w:tc>
@@ -1481,10 +1253,7 @@
               <w:spacing w:before="40" w:after="40"/>
             </w:pPr>
             <w:r>
-              <w:rPr>
-                <w:b/>
-              </w:rPr>
-              <w:t>Chapter 2: Existing System and Proposed System</w:t>
+              <w:t xml:space="preserve">    2.5 Comparative Analysis Matrix</w:t>
             </w:r>
           </w:p>
         </w:tc>
@@ -1505,10 +1274,7 @@
               <w:jc w:val="right"/>
             </w:pPr>
             <w:r>
-              <w:rPr>
-                <w:b/>
-              </w:rPr>
-              <w:t>7</w:t>
+              <w:t>11</w:t>
             </w:r>
           </w:p>
         </w:tc>
@@ -1533,7 +1299,10 @@
               <w:spacing w:before="40" w:after="40"/>
             </w:pPr>
             <w:r>
-              <w:t xml:space="preserve">    2.1 Existing Repair Approaches</w:t>
+              <w:rPr>
+                <w:b/>
+              </w:rPr>
+              <w:t>Chapter 3: Requirements Analysis</w:t>
             </w:r>
           </w:p>
         </w:tc>
@@ -1554,7 +1323,10 @@
               <w:jc w:val="right"/>
             </w:pPr>
             <w:r>
-              <w:t>7</w:t>
+              <w:rPr>
+                <w:b/>
+              </w:rPr>
+              <w:t>12</w:t>
             </w:r>
           </w:p>
         </w:tc>
@@ -1579,7 +1351,7 @@
               <w:spacing w:before="40" w:after="40"/>
             </w:pPr>
             <w:r>
-              <w:t xml:space="preserve">    2.2 Limitations of the Current Landscape</w:t>
+              <w:t xml:space="preserve">    3.1 Functional Requirements</w:t>
             </w:r>
           </w:p>
         </w:tc>
@@ -1600,7 +1372,7 @@
               <w:jc w:val="right"/>
             </w:pPr>
             <w:r>
-              <w:t>8</w:t>
+              <w:t>12</w:t>
             </w:r>
           </w:p>
         </w:tc>
@@ -1625,7 +1397,7 @@
               <w:spacing w:before="40" w:after="40"/>
             </w:pPr>
             <w:r>
-              <w:t xml:space="preserve">    2.3 Proposed RepairGraph System</w:t>
+              <w:t xml:space="preserve">    3.2 Non-Functional Requirements</w:t>
             </w:r>
           </w:p>
         </w:tc>
@@ -1646,7 +1418,7 @@
               <w:jc w:val="right"/>
             </w:pPr>
             <w:r>
-              <w:t>9</w:t>
+              <w:t>13</w:t>
             </w:r>
           </w:p>
         </w:tc>
@@ -1671,7 +1443,7 @@
               <w:spacing w:before="40" w:after="40"/>
             </w:pPr>
             <w:r>
-              <w:t xml:space="preserve">    2.4 Distinct Advantages of RepairGraph</w:t>
+              <w:t xml:space="preserve">    3.3 Hardware Requirements</w:t>
             </w:r>
           </w:p>
         </w:tc>
@@ -1692,7 +1464,7 @@
               <w:jc w:val="right"/>
             </w:pPr>
             <w:r>
-              <w:t>10</w:t>
+              <w:t>14</w:t>
             </w:r>
           </w:p>
         </w:tc>
@@ -1717,7 +1489,7 @@
               <w:spacing w:before="40" w:after="40"/>
             </w:pPr>
             <w:r>
-              <w:t xml:space="preserve">    2.5 Comparative Analysis Matrix</w:t>
+              <w:t xml:space="preserve">    3.4 Software Requirements</w:t>
             </w:r>
           </w:p>
         </w:tc>
@@ -1738,7 +1510,7 @@
               <w:jc w:val="right"/>
             </w:pPr>
             <w:r>
-              <w:t>11</w:t>
+              <w:t>15</w:t>
             </w:r>
           </w:p>
         </w:tc>
@@ -1763,10 +1535,7 @@
               <w:spacing w:before="40" w:after="40"/>
             </w:pPr>
             <w:r>
-              <w:rPr>
-                <w:b/>
-              </w:rPr>
-              <w:t>Chapter 3: Requirements Analysis</w:t>
+              <w:t xml:space="preserve">    3.5 User Roles &amp; Permissions Matrix</w:t>
             </w:r>
           </w:p>
         </w:tc>
@@ -1787,10 +1556,7 @@
               <w:jc w:val="right"/>
             </w:pPr>
             <w:r>
-              <w:rPr>
-                <w:b/>
-              </w:rPr>
-              <w:t>12</w:t>
+              <w:t>16</w:t>
             </w:r>
           </w:p>
         </w:tc>
@@ -1815,7 +1581,7 @@
               <w:spacing w:before="40" w:after="40"/>
             </w:pPr>
             <w:r>
-              <w:t xml:space="preserve">    3.1 Functional Requirements</w:t>
+              <w:t xml:space="preserve">    3.6 System Constraints &amp; Invariants</w:t>
             </w:r>
           </w:p>
         </w:tc>
@@ -1836,7 +1602,7 @@
               <w:jc w:val="right"/>
             </w:pPr>
             <w:r>
-              <w:t>12</w:t>
+              <w:t>17</w:t>
             </w:r>
           </w:p>
         </w:tc>
@@ -1861,7 +1627,10 @@
               <w:spacing w:before="40" w:after="40"/>
             </w:pPr>
             <w:r>
-              <w:t xml:space="preserve">    3.2 Non-Functional Requirements</w:t>
+              <w:rPr>
+                <w:b/>
+              </w:rPr>
+              <w:t>Chapter 4: System Architecture</w:t>
             </w:r>
           </w:p>
         </w:tc>
@@ -1882,7 +1651,10 @@
               <w:jc w:val="right"/>
             </w:pPr>
             <w:r>
-              <w:t>13</w:t>
+              <w:rPr>
+                <w:b/>
+              </w:rPr>
+              <w:t>18</w:t>
             </w:r>
           </w:p>
         </w:tc>
@@ -1907,7 +1679,7 @@
               <w:spacing w:before="40" w:after="40"/>
             </w:pPr>
             <w:r>
-              <w:t xml:space="preserve">    3.3 Hardware Requirements</w:t>
+              <w:t xml:space="preserve">    4.1 Overall Architectural Topology</w:t>
             </w:r>
           </w:p>
         </w:tc>
@@ -1928,7 +1700,7 @@
               <w:jc w:val="right"/>
             </w:pPr>
             <w:r>
-              <w:t>14</w:t>
+              <w:t>18</w:t>
             </w:r>
           </w:p>
         </w:tc>
@@ -1953,7 +1725,7 @@
               <w:spacing w:before="40" w:after="40"/>
             </w:pPr>
             <w:r>
-              <w:t xml:space="preserve">    3.4 Software Requirements</w:t>
+              <w:t xml:space="preserve">    4.2 Client Layer (React 19 &amp; Tailwind CSS v4)</w:t>
             </w:r>
           </w:p>
         </w:tc>
@@ -1974,7 +1746,7 @@
               <w:jc w:val="right"/>
             </w:pPr>
             <w:r>
-              <w:t>15</w:t>
+              <w:t>19</w:t>
             </w:r>
           </w:p>
         </w:tc>
@@ -1999,7 +1771,7 @@
               <w:spacing w:before="40" w:after="40"/>
             </w:pPr>
             <w:r>
-              <w:t xml:space="preserve">    3.5 User Roles &amp; Permissions Matrix</w:t>
+              <w:t xml:space="preserve">    4.3 Application &amp; Service Layer</w:t>
             </w:r>
           </w:p>
         </w:tc>
@@ -2020,7 +1792,7 @@
               <w:jc w:val="right"/>
             </w:pPr>
             <w:r>
-              <w:t>16</w:t>
+              <w:t>20</w:t>
             </w:r>
           </w:p>
         </w:tc>
@@ -2045,7 +1817,7 @@
               <w:spacing w:before="40" w:after="40"/>
             </w:pPr>
             <w:r>
-              <w:t xml:space="preserve">    3.6 System Constraints &amp; Invariants</w:t>
+              <w:t xml:space="preserve">    4.4 API &amp; Routing Layer</w:t>
             </w:r>
           </w:p>
         </w:tc>
@@ -2066,7 +1838,7 @@
               <w:jc w:val="right"/>
             </w:pPr>
             <w:r>
-              <w:t>17</w:t>
+              <w:t>21</w:t>
             </w:r>
           </w:p>
         </w:tc>
@@ -2091,10 +1863,7 @@
               <w:spacing w:before="40" w:after="40"/>
             </w:pPr>
             <w:r>
-              <w:rPr>
-                <w:b/>
-              </w:rPr>
-              <w:t>Chapter 4: System Architecture</w:t>
+              <w:t xml:space="preserve">    4.5 Authentication &amp; Session Management</w:t>
             </w:r>
           </w:p>
         </w:tc>
@@ -2115,10 +1884,7 @@
               <w:jc w:val="right"/>
             </w:pPr>
             <w:r>
-              <w:rPr>
-                <w:b/>
-              </w:rPr>
-              <w:t>18</w:t>
+              <w:t>22</w:t>
             </w:r>
           </w:p>
         </w:tc>
@@ -2143,7 +1909,7 @@
               <w:spacing w:before="40" w:after="40"/>
             </w:pPr>
             <w:r>
-              <w:t xml:space="preserve">    4.1 Overall Architectural Topology</w:t>
+              <w:t xml:space="preserve">    4.6 Deterministic Decision Engine</w:t>
             </w:r>
           </w:p>
         </w:tc>
@@ -2164,7 +1930,7 @@
               <w:jc w:val="right"/>
             </w:pPr>
             <w:r>
-              <w:t>18</w:t>
+              <w:t>22</w:t>
             </w:r>
           </w:p>
         </w:tc>
@@ -2189,7 +1955,7 @@
               <w:spacing w:before="40" w:after="40"/>
             </w:pPr>
             <w:r>
-              <w:t xml:space="preserve">    4.2 Client Layer (React 19 &amp; Tailwind CSS v4)</w:t>
+              <w:t xml:space="preserve">    4.7 Persistence Layer (Prisma ORM)</w:t>
             </w:r>
           </w:p>
         </w:tc>
@@ -2210,7 +1976,7 @@
               <w:jc w:val="right"/>
             </w:pPr>
             <w:r>
-              <w:t>19</w:t>
+              <w:t>23</w:t>
             </w:r>
           </w:p>
         </w:tc>
@@ -2235,7 +2001,7 @@
               <w:spacing w:before="40" w:after="40"/>
             </w:pPr>
             <w:r>
-              <w:t xml:space="preserve">    4.3 Application &amp; Service Layer</w:t>
+              <w:t xml:space="preserve">    4.8 Cloud Deployment Architecture</w:t>
             </w:r>
           </w:p>
         </w:tc>
@@ -2256,7 +2022,7 @@
               <w:jc w:val="right"/>
             </w:pPr>
             <w:r>
-              <w:t>20</w:t>
+              <w:t>24</w:t>
             </w:r>
           </w:p>
         </w:tc>
@@ -2281,7 +2047,7 @@
               <w:spacing w:before="40" w:after="40"/>
             </w:pPr>
             <w:r>
-              <w:t xml:space="preserve">    4.4 API &amp; Routing Layer</w:t>
+              <w:t xml:space="preserve">    4.9 End-to-End Data &amp; Control Flow</w:t>
             </w:r>
           </w:p>
         </w:tc>
@@ -2302,7 +2068,7 @@
               <w:jc w:val="right"/>
             </w:pPr>
             <w:r>
-              <w:t>21</w:t>
+              <w:t>25</w:t>
             </w:r>
           </w:p>
         </w:tc>
@@ -2327,7 +2093,10 @@
               <w:spacing w:before="40" w:after="40"/>
             </w:pPr>
             <w:r>
-              <w:t xml:space="preserve">    4.5 Authentication &amp; Session Management</w:t>
+              <w:rPr>
+                <w:b/>
+              </w:rPr>
+              <w:t>Chapter 5: Technology Stack</w:t>
             </w:r>
           </w:p>
         </w:tc>
@@ -2348,7 +2117,10 @@
               <w:jc w:val="right"/>
             </w:pPr>
             <w:r>
-              <w:t>22</w:t>
+              <w:rPr>
+                <w:b/>
+              </w:rPr>
+              <w:t>26</w:t>
             </w:r>
           </w:p>
         </w:tc>
@@ -2373,7 +2145,7 @@
               <w:spacing w:before="40" w:after="40"/>
             </w:pPr>
             <w:r>
-              <w:t xml:space="preserve">    4.6 Deterministic Decision Engine</w:t>
+              <w:t xml:space="preserve">    5.1 Framework &amp; Runtime Selection</w:t>
             </w:r>
           </w:p>
         </w:tc>
@@ -2394,7 +2166,7 @@
               <w:jc w:val="right"/>
             </w:pPr>
             <w:r>
-              <w:t>22</w:t>
+              <w:t>26</w:t>
             </w:r>
           </w:p>
         </w:tc>
@@ -2419,7 +2191,7 @@
               <w:spacing w:before="40" w:after="40"/>
             </w:pPr>
             <w:r>
-              <w:t xml:space="preserve">    4.7 Persistence Layer (Prisma ORM)</w:t>
+              <w:t xml:space="preserve">    5.2 Frontend &amp; UI Libraries</w:t>
             </w:r>
           </w:p>
         </w:tc>
@@ -2440,7 +2212,7 @@
               <w:jc w:val="right"/>
             </w:pPr>
             <w:r>
-              <w:t>23</w:t>
+              <w:t>27</w:t>
             </w:r>
           </w:p>
         </w:tc>
@@ -2465,7 +2237,7 @@
               <w:spacing w:before="40" w:after="40"/>
             </w:pPr>
             <w:r>
-              <w:t xml:space="preserve">    4.8 Cloud Deployment Architecture</w:t>
+              <w:t xml:space="preserve">    5.3 Backend &amp; Validation Technologies</w:t>
             </w:r>
           </w:p>
         </w:tc>
@@ -2486,7 +2258,7 @@
               <w:jc w:val="right"/>
             </w:pPr>
             <w:r>
-              <w:t>24</w:t>
+              <w:t>27</w:t>
             </w:r>
           </w:p>
         </w:tc>
@@ -2511,7 +2283,7 @@
               <w:spacing w:before="40" w:after="40"/>
             </w:pPr>
             <w:r>
-              <w:t xml:space="preserve">    4.9 End-to-End Data &amp; Control Flow</w:t>
+              <w:t xml:space="preserve">    5.4 Database &amp; Persistence Stack</w:t>
             </w:r>
           </w:p>
         </w:tc>
@@ -2532,7 +2304,7 @@
               <w:jc w:val="right"/>
             </w:pPr>
             <w:r>
-              <w:t>25</w:t>
+              <w:t>28</w:t>
             </w:r>
           </w:p>
         </w:tc>
@@ -2557,10 +2329,7 @@
               <w:spacing w:before="40" w:after="40"/>
             </w:pPr>
             <w:r>
-              <w:rPr>
-                <w:b/>
-              </w:rPr>
-              <w:t>Chapter 5: Technology Stack</w:t>
+              <w:t xml:space="preserve">    5.5 Cloud Infrastructure Providers</w:t>
             </w:r>
           </w:p>
         </w:tc>
@@ -2581,10 +2350,7 @@
               <w:jc w:val="right"/>
             </w:pPr>
             <w:r>
-              <w:rPr>
-                <w:b/>
-              </w:rPr>
-              <w:t>26</w:t>
+              <w:t>29</w:t>
             </w:r>
           </w:p>
         </w:tc>
@@ -2609,7 +2375,7 @@
               <w:spacing w:before="40" w:after="40"/>
             </w:pPr>
             <w:r>
-              <w:t xml:space="preserve">    5.1 Framework &amp; Runtime Selection</w:t>
+              <w:t xml:space="preserve">    5.6 Technology Stack Inventory Table</w:t>
             </w:r>
           </w:p>
         </w:tc>
@@ -2630,7 +2396,7 @@
               <w:jc w:val="right"/>
             </w:pPr>
             <w:r>
-              <w:t>26</w:t>
+              <w:t>30</w:t>
             </w:r>
           </w:p>
         </w:tc>
@@ -2655,7 +2421,10 @@
               <w:spacing w:before="40" w:after="40"/>
             </w:pPr>
             <w:r>
-              <w:t xml:space="preserve">    5.2 Frontend &amp; UI Libraries</w:t>
+              <w:rPr>
+                <w:b/>
+              </w:rPr>
+              <w:t>Chapter 6: Functional Modules</w:t>
             </w:r>
           </w:p>
         </w:tc>
@@ -2676,7 +2445,10 @@
               <w:jc w:val="right"/>
             </w:pPr>
             <w:r>
-              <w:t>27</w:t>
+              <w:rPr>
+                <w:b/>
+              </w:rPr>
+              <w:t>31</w:t>
             </w:r>
           </w:p>
         </w:tc>
@@ -2701,7 +2473,7 @@
               <w:spacing w:before="40" w:after="40"/>
             </w:pPr>
             <w:r>
-              <w:t xml:space="preserve">    5.3 Backend &amp; Validation Technologies</w:t>
+              <w:t xml:space="preserve">    6.1 User Authentication &amp; Session Control</w:t>
             </w:r>
           </w:p>
         </w:tc>
@@ -2722,7 +2494,7 @@
               <w:jc w:val="right"/>
             </w:pPr>
             <w:r>
-              <w:t>27</w:t>
+              <w:t>31</w:t>
             </w:r>
           </w:p>
         </w:tc>
@@ -2747,7 +2519,7 @@
               <w:spacing w:before="40" w:after="40"/>
             </w:pPr>
             <w:r>
-              <w:t xml:space="preserve">    5.4 Database &amp; Persistence Stack</w:t>
+              <w:t xml:space="preserve">    6.2 Hardware Device Catalog &amp; Valuation</w:t>
             </w:r>
           </w:p>
         </w:tc>
@@ -2768,7 +2540,7 @@
               <w:jc w:val="right"/>
             </w:pPr>
             <w:r>
-              <w:t>28</w:t>
+              <w:t>32</w:t>
             </w:r>
           </w:p>
         </w:tc>
@@ -2793,7 +2565,7 @@
               <w:spacing w:before="40" w:after="40"/>
             </w:pPr>
             <w:r>
-              <w:t xml:space="preserve">    5.5 Cloud Infrastructure Providers</w:t>
+              <w:t xml:space="preserve">    6.3 Problem Reporting &amp; Triage Initiation</w:t>
             </w:r>
           </w:p>
         </w:tc>
@@ -2814,7 +2586,7 @@
               <w:jc w:val="right"/>
             </w:pPr>
             <w:r>
-              <w:t>29</w:t>
+              <w:t>33</w:t>
             </w:r>
           </w:p>
         </w:tc>
@@ -2839,7 +2611,7 @@
               <w:spacing w:before="40" w:after="40"/>
             </w:pPr>
             <w:r>
-              <w:t xml:space="preserve">    5.6 Technology Stack Inventory Table</w:t>
+              <w:t xml:space="preserve">    6.4 Heuristic Symptom Extraction</w:t>
             </w:r>
           </w:p>
         </w:tc>
@@ -2860,7 +2632,7 @@
               <w:jc w:val="right"/>
             </w:pPr>
             <w:r>
-              <w:t>30</w:t>
+              <w:t>34</w:t>
             </w:r>
           </w:p>
         </w:tc>
@@ -2885,10 +2657,7 @@
               <w:spacing w:before="40" w:after="40"/>
             </w:pPr>
             <w:r>
-              <w:rPr>
-                <w:b/>
-              </w:rPr>
-              <w:t>Chapter 6: Functional Modules</w:t>
+              <w:t xml:space="preserve">    6.5 Diagnostic Signal Synthesis</w:t>
             </w:r>
           </w:p>
         </w:tc>
@@ -2909,10 +2678,7 @@
               <w:jc w:val="right"/>
             </w:pPr>
             <w:r>
-              <w:rPr>
-                <w:b/>
-              </w:rPr>
-              <w:t>31</w:t>
+              <w:t>34</w:t>
             </w:r>
           </w:p>
         </w:tc>
@@ -2937,7 +2703,7 @@
               <w:spacing w:before="40" w:after="40"/>
             </w:pPr>
             <w:r>
-              <w:t xml:space="preserve">    6.1 User Authentication &amp; Session Control</w:t>
+              <w:t xml:space="preserve">    6.6 7-Factor Repairability Evaluation</w:t>
             </w:r>
           </w:p>
         </w:tc>
@@ -2958,7 +2724,7 @@
               <w:jc w:val="right"/>
             </w:pPr>
             <w:r>
-              <w:t>31</w:t>
+              <w:t>35</w:t>
             </w:r>
           </w:p>
         </w:tc>
@@ -2983,7 +2749,7 @@
               <w:spacing w:before="40" w:after="40"/>
             </w:pPr>
             <w:r>
-              <w:t xml:space="preserve">    6.2 Hardware Device Catalog &amp; Valuation</w:t>
+              <w:t xml:space="preserve">    6.7 Fair-Market Economic Analysis</w:t>
             </w:r>
           </w:p>
         </w:tc>
@@ -3004,7 +2770,7 @@
               <w:jc w:val="right"/>
             </w:pPr>
             <w:r>
-              <w:t>32</w:t>
+              <w:t>36</w:t>
             </w:r>
           </w:p>
         </w:tc>
@@ -3029,7 +2795,7 @@
               <w:spacing w:before="40" w:after="40"/>
             </w:pPr>
             <w:r>
-              <w:t xml:space="preserve">    6.3 Problem Reporting &amp; Triage Initiation</w:t>
+              <w:t xml:space="preserve">    6.8 Statutory Decision &amp; Explanation Generation</w:t>
             </w:r>
           </w:p>
         </w:tc>
@@ -3050,7 +2816,7 @@
               <w:jc w:val="right"/>
             </w:pPr>
             <w:r>
-              <w:t>33</w:t>
+              <w:t>37</w:t>
             </w:r>
           </w:p>
         </w:tc>
@@ -3075,7 +2841,7 @@
               <w:spacing w:before="40" w:after="40"/>
             </w:pPr>
             <w:r>
-              <w:t xml:space="preserve">    6.4 Heuristic Symptom Extraction</w:t>
+              <w:t xml:space="preserve">    6.9 Verified Repairer Directory &amp; Geolocation</w:t>
             </w:r>
           </w:p>
         </w:tc>
@@ -3096,7 +2862,7 @@
               <w:jc w:val="right"/>
             </w:pPr>
             <w:r>
-              <w:t>34</w:t>
+              <w:t>38</w:t>
             </w:r>
           </w:p>
         </w:tc>
@@ -3121,7 +2887,7 @@
               <w:spacing w:before="40" w:after="40"/>
             </w:pPr>
             <w:r>
-              <w:t xml:space="preserve">    6.5 Diagnostic Signal Synthesis</w:t>
+              <w:t xml:space="preserve">    6.10 Competitive Quote Marketplace</w:t>
             </w:r>
           </w:p>
         </w:tc>
@@ -3142,7 +2908,7 @@
               <w:jc w:val="right"/>
             </w:pPr>
             <w:r>
-              <w:t>34</w:t>
+              <w:t>39</w:t>
             </w:r>
           </w:p>
         </w:tc>
@@ -3167,7 +2933,7 @@
               <w:spacing w:before="40" w:after="40"/>
             </w:pPr>
             <w:r>
-              <w:t xml:space="preserve">    6.6 7-Factor Repairability Evaluation</w:t>
+              <w:t xml:space="preserve">    6.11 Quote Lifecycle &amp; Acceptance State Machine</w:t>
             </w:r>
           </w:p>
         </w:tc>
@@ -3188,7 +2954,7 @@
               <w:jc w:val="right"/>
             </w:pPr>
             <w:r>
-              <w:t>35</w:t>
+              <w:t>40</w:t>
             </w:r>
           </w:p>
         </w:tc>
@@ -3213,7 +2979,7 @@
               <w:spacing w:before="40" w:after="40"/>
             </w:pPr>
             <w:r>
-              <w:t xml:space="preserve">    6.7 Fair-Market Economic Analysis</w:t>
+              <w:t xml:space="preserve">    6.12 Repair Job Execution Stepper</w:t>
             </w:r>
           </w:p>
         </w:tc>
@@ -3234,7 +3000,7 @@
               <w:jc w:val="right"/>
             </w:pPr>
             <w:r>
-              <w:t>36</w:t>
+              <w:t>41</w:t>
             </w:r>
           </w:p>
         </w:tc>
@@ -3259,7 +3025,7 @@
               <w:spacing w:before="40" w:after="40"/>
             </w:pPr>
             <w:r>
-              <w:t xml:space="preserve">    6.8 Statutory Decision &amp; Explanation Generation</w:t>
+              <w:t xml:space="preserve">    6.13 Standardized Repair Passport Ledger</w:t>
             </w:r>
           </w:p>
         </w:tc>
@@ -3280,7 +3046,7 @@
               <w:jc w:val="right"/>
             </w:pPr>
             <w:r>
-              <w:t>37</w:t>
+              <w:t>42</w:t>
             </w:r>
           </w:p>
         </w:tc>
@@ -3305,7 +3071,7 @@
               <w:spacing w:before="40" w:after="40"/>
             </w:pPr>
             <w:r>
-              <w:t xml:space="preserve">    6.9 Verified Repairer Directory &amp; Geolocation</w:t>
+              <w:t xml:space="preserve">    6.14 Post-Service Reviews &amp; Rating Synthesis</w:t>
             </w:r>
           </w:p>
         </w:tc>
@@ -3326,7 +3092,7 @@
               <w:jc w:val="right"/>
             </w:pPr>
             <w:r>
-              <w:t>38</w:t>
+              <w:t>43</w:t>
             </w:r>
           </w:p>
         </w:tc>
@@ -3351,7 +3117,7 @@
               <w:spacing w:before="40" w:after="40"/>
             </w:pPr>
             <w:r>
-              <w:t xml:space="preserve">    6.10 Competitive Quote Marketplace</w:t>
+              <w:t xml:space="preserve">    6.15 Administrative &amp; Seed Controls</w:t>
             </w:r>
           </w:p>
         </w:tc>
@@ -3372,7 +3138,7 @@
               <w:jc w:val="right"/>
             </w:pPr>
             <w:r>
-              <w:t>39</w:t>
+              <w:t>44</w:t>
             </w:r>
           </w:p>
         </w:tc>
@@ -3397,7 +3163,10 @@
               <w:spacing w:before="40" w:after="40"/>
             </w:pPr>
             <w:r>
-              <w:t xml:space="preserve">    6.11 Quote Lifecycle &amp; Acceptance State Machine</w:t>
+              <w:rPr>
+                <w:b/>
+              </w:rPr>
+              <w:t>Chapter 7: RepairGraph Decision Engine</w:t>
             </w:r>
           </w:p>
         </w:tc>
@@ -3418,7 +3187,10 @@
               <w:jc w:val="right"/>
             </w:pPr>
             <w:r>
-              <w:t>40</w:t>
+              <w:rPr>
+                <w:b/>
+              </w:rPr>
+              <w:t>45</w:t>
             </w:r>
           </w:p>
         </w:tc>
@@ -3443,7 +3215,7 @@
               <w:spacing w:before="40" w:after="40"/>
             </w:pPr>
             <w:r>
-              <w:t xml:space="preserve">    6.12 Repair Job Execution Stepper</w:t>
+              <w:t xml:space="preserve">    7.1 Deterministic Architecture vs. Black-Box AI</w:t>
             </w:r>
           </w:p>
         </w:tc>
@@ -3464,7 +3236,7 @@
               <w:jc w:val="right"/>
             </w:pPr>
             <w:r>
-              <w:t>41</w:t>
+              <w:t>45</w:t>
             </w:r>
           </w:p>
         </w:tc>
@@ -3489,7 +3261,7 @@
               <w:spacing w:before="40" w:after="40"/>
             </w:pPr>
             <w:r>
-              <w:t xml:space="preserve">    6.13 Standardized Repair Passport Ledger</w:t>
+              <w:t xml:space="preserve">    7.2 Token-Boundary Symptom Parsing</w:t>
             </w:r>
           </w:p>
         </w:tc>
@@ -3510,7 +3282,7 @@
               <w:jc w:val="right"/>
             </w:pPr>
             <w:r>
-              <w:t>42</w:t>
+              <w:t>46</w:t>
             </w:r>
           </w:p>
         </w:tc>
@@ -3535,7 +3307,7 @@
               <w:spacing w:before="40" w:after="40"/>
             </w:pPr>
             <w:r>
-              <w:t xml:space="preserve">    6.14 Post-Service Reviews &amp; Rating Synthesis</w:t>
+              <w:t xml:space="preserve">    7.3 Subsystem Classification &amp; Hazard Detection</w:t>
             </w:r>
           </w:p>
         </w:tc>
@@ -3556,7 +3328,7 @@
               <w:jc w:val="right"/>
             </w:pPr>
             <w:r>
-              <w:t>43</w:t>
+              <w:t>47</w:t>
             </w:r>
           </w:p>
         </w:tc>
@@ -3581,7 +3353,7 @@
               <w:spacing w:before="40" w:after="40"/>
             </w:pPr>
             <w:r>
-              <w:t xml:space="preserve">    6.15 Administrative &amp; Seed Controls</w:t>
+              <w:t xml:space="preserve">    7.4 Diagnostic Confidence Formulation</w:t>
             </w:r>
           </w:p>
         </w:tc>
@@ -3602,7 +3374,7 @@
               <w:jc w:val="right"/>
             </w:pPr>
             <w:r>
-              <w:t>44</w:t>
+              <w:t>48</w:t>
             </w:r>
           </w:p>
         </w:tc>
@@ -3627,10 +3399,7 @@
               <w:spacing w:before="40" w:after="40"/>
             </w:pPr>
             <w:r>
-              <w:rPr>
-                <w:b/>
-              </w:rPr>
-              <w:t>Chapter 7: RepairGraph Decision Engine</w:t>
+              <w:t xml:space="preserve">    7.5 7-Factor Baseline Repairability Score Model</w:t>
             </w:r>
           </w:p>
         </w:tc>
@@ -3651,10 +3420,7 @@
               <w:jc w:val="right"/>
             </w:pPr>
             <w:r>
-              <w:rPr>
-                <w:b/>
-              </w:rPr>
-              <w:t>45</w:t>
+              <w:t>49</w:t>
             </w:r>
           </w:p>
         </w:tc>
@@ -3679,7 +3445,7 @@
               <w:spacing w:before="40" w:after="40"/>
             </w:pPr>
             <w:r>
-              <w:t xml:space="preserve">    7.1 Deterministic Architecture vs. Black-Box AI</w:t>
+              <w:t xml:space="preserve">    7.6 Incident-Specific Deduction Penalties</w:t>
             </w:r>
           </w:p>
         </w:tc>
@@ -3700,7 +3466,7 @@
               <w:jc w:val="right"/>
             </w:pPr>
             <w:r>
-              <w:t>45</w:t>
+              <w:t>51</w:t>
             </w:r>
           </w:p>
         </w:tc>
@@ -3725,7 +3491,7 @@
               <w:spacing w:before="40" w:after="40"/>
             </w:pPr>
             <w:r>
-              <w:t xml:space="preserve">    7.2 Token-Boundary Symptom Parsing</w:t>
+              <w:t xml:space="preserve">    7.7 Device Depreciation &amp; Valuation Formulation</w:t>
             </w:r>
           </w:p>
         </w:tc>
@@ -3746,7 +3512,7 @@
               <w:jc w:val="right"/>
             </w:pPr>
             <w:r>
-              <w:t>46</w:t>
+              <w:t>52</w:t>
             </w:r>
           </w:p>
         </w:tc>
@@ -3771,7 +3537,7 @@
               <w:spacing w:before="40" w:after="40"/>
             </w:pPr>
             <w:r>
-              <w:t xml:space="preserve">    7.3 Subsystem Classification &amp; Hazard Detection</w:t>
+              <w:t xml:space="preserve">    7.8 Component Replacement Cost Benchmarks</w:t>
             </w:r>
           </w:p>
         </w:tc>
@@ -3792,7 +3558,7 @@
               <w:jc w:val="right"/>
             </w:pPr>
             <w:r>
-              <w:t>47</w:t>
+              <w:t>53</w:t>
             </w:r>
           </w:p>
         </w:tc>
@@ -3817,7 +3583,7 @@
               <w:spacing w:before="40" w:after="40"/>
             </w:pPr>
             <w:r>
-              <w:t xml:space="preserve">    7.4 Diagnostic Confidence Formulation</w:t>
+              <w:t xml:space="preserve">    7.9 Repair Cost Ratio (RCR) Calculation</w:t>
             </w:r>
           </w:p>
         </w:tc>
@@ -3838,7 +3604,7 @@
               <w:jc w:val="right"/>
             </w:pPr>
             <w:r>
-              <w:t>48</w:t>
+              <w:t>54</w:t>
             </w:r>
           </w:p>
         </w:tc>
@@ -3863,7 +3629,7 @@
               <w:spacing w:before="40" w:after="40"/>
             </w:pPr>
             <w:r>
-              <w:t xml:space="preserve">    7.5 7-Factor Baseline Repairability Score Model</w:t>
+              <w:t xml:space="preserve">    7.10 Value-Preservation Economic Score</w:t>
             </w:r>
           </w:p>
         </w:tc>
@@ -3884,7 +3650,7 @@
               <w:jc w:val="right"/>
             </w:pPr>
             <w:r>
-              <w:t>49</w:t>
+              <w:t>54</w:t>
             </w:r>
           </w:p>
         </w:tc>
@@ -3909,7 +3675,7 @@
               <w:spacing w:before="40" w:after="40"/>
             </w:pPr>
             <w:r>
-              <w:t xml:space="preserve">    7.6 Incident-Specific Deduction Penalties</w:t>
+              <w:t xml:space="preserve">    7.11 Statutory Lifecycle Decision Matrix</w:t>
             </w:r>
           </w:p>
         </w:tc>
@@ -3930,7 +3696,7 @@
               <w:jc w:val="right"/>
             </w:pPr>
             <w:r>
-              <w:t>51</w:t>
+              <w:t>55</w:t>
             </w:r>
           </w:p>
         </w:tc>
@@ -3955,7 +3721,7 @@
               <w:spacing w:before="40" w:after="40"/>
             </w:pPr>
             <w:r>
-              <w:t xml:space="preserve">    7.7 Device Depreciation &amp; Valuation Formulation</w:t>
+              <w:t xml:space="preserve">    7.12 Automated Explainability Audit Trail</w:t>
             </w:r>
           </w:p>
         </w:tc>
@@ -3976,7 +3742,7 @@
               <w:jc w:val="right"/>
             </w:pPr>
             <w:r>
-              <w:t>52</w:t>
+              <w:t>56</w:t>
             </w:r>
           </w:p>
         </w:tc>
@@ -4001,7 +3767,10 @@
               <w:spacing w:before="40" w:after="40"/>
             </w:pPr>
             <w:r>
-              <w:t xml:space="preserve">    7.8 Component Replacement Cost Benchmarks</w:t>
+              <w:rPr>
+                <w:b/>
+              </w:rPr>
+              <w:t>Chapter 8: Database Design</w:t>
             </w:r>
           </w:p>
         </w:tc>
@@ -4022,7 +3791,10 @@
               <w:jc w:val="right"/>
             </w:pPr>
             <w:r>
-              <w:t>53</w:t>
+              <w:rPr>
+                <w:b/>
+              </w:rPr>
+              <w:t>57</w:t>
             </w:r>
           </w:p>
         </w:tc>
@@ -4047,7 +3819,7 @@
               <w:spacing w:before="40" w:after="40"/>
             </w:pPr>
             <w:r>
-              <w:t xml:space="preserve">    7.9 Repair Cost Ratio (RCR) Calculation</w:t>
+              <w:t xml:space="preserve">    8.1 Relational Design Philosophy</w:t>
             </w:r>
           </w:p>
         </w:tc>
@@ -4068,7 +3840,7 @@
               <w:jc w:val="right"/>
             </w:pPr>
             <w:r>
-              <w:t>54</w:t>
+              <w:t>57</w:t>
             </w:r>
           </w:p>
         </w:tc>
@@ -4093,7 +3865,7 @@
               <w:spacing w:before="40" w:after="40"/>
             </w:pPr>
             <w:r>
-              <w:t xml:space="preserve">    7.10 Value-Preservation Economic Score</w:t>
+              <w:t xml:space="preserve">    8.2 Entity Relationship Diagram (11 Models)</w:t>
             </w:r>
           </w:p>
         </w:tc>
@@ -4114,7 +3886,7 @@
               <w:jc w:val="right"/>
             </w:pPr>
             <w:r>
-              <w:t>54</w:t>
+              <w:t>58</w:t>
             </w:r>
           </w:p>
         </w:tc>
@@ -4139,7 +3911,7 @@
               <w:spacing w:before="40" w:after="40"/>
             </w:pPr>
             <w:r>
-              <w:t xml:space="preserve">    7.11 Statutory Lifecycle Decision Matrix</w:t>
+              <w:t xml:space="preserve">    8.3 Relational Entity Specifications</w:t>
             </w:r>
           </w:p>
         </w:tc>
@@ -4160,7 +3932,7 @@
               <w:jc w:val="right"/>
             </w:pPr>
             <w:r>
-              <w:t>55</w:t>
+              <w:t>59</w:t>
             </w:r>
           </w:p>
         </w:tc>
@@ -4185,7 +3957,7 @@
               <w:spacing w:before="40" w:after="40"/>
             </w:pPr>
             <w:r>
-              <w:t xml:space="preserve">    7.12 Automated Explainability Audit Trail</w:t>
+              <w:t xml:space="preserve">    8.4 Custom Enums (9 Enums)</w:t>
             </w:r>
           </w:p>
         </w:tc>
@@ -4206,7 +3978,7 @@
               <w:jc w:val="right"/>
             </w:pPr>
             <w:r>
-              <w:t>56</w:t>
+              <w:t>61</w:t>
             </w:r>
           </w:p>
         </w:tc>
@@ -4231,10 +4003,7 @@
               <w:spacing w:before="40" w:after="40"/>
             </w:pPr>
             <w:r>
-              <w:rPr>
-                <w:b/>
-              </w:rPr>
-              <w:t>Chapter 8: Database Design</w:t>
+              <w:t xml:space="preserve">    8.5 Relational Invariants &amp; Integrity Constraints</w:t>
             </w:r>
           </w:p>
         </w:tc>
@@ -4255,10 +4024,7 @@
               <w:jc w:val="right"/>
             </w:pPr>
             <w:r>
-              <w:rPr>
-                <w:b/>
-              </w:rPr>
-              <w:t>57</w:t>
+              <w:t>62</w:t>
             </w:r>
           </w:p>
         </w:tc>
@@ -4283,7 +4049,7 @@
               <w:spacing w:before="40" w:after="40"/>
             </w:pPr>
             <w:r>
-              <w:t xml:space="preserve">    8.1 Relational Design Philosophy</w:t>
+              <w:t xml:space="preserve">    8.6 Prisma Schema &amp; Migration Baseline</w:t>
             </w:r>
           </w:p>
         </w:tc>
@@ -4304,7 +4070,7 @@
               <w:jc w:val="right"/>
             </w:pPr>
             <w:r>
-              <w:t>57</w:t>
+              <w:t>63</w:t>
             </w:r>
           </w:p>
         </w:tc>
@@ -4329,7 +4095,7 @@
               <w:spacing w:before="40" w:after="40"/>
             </w:pPr>
             <w:r>
-              <w:t xml:space="preserve">    8.2 Entity Relationship Diagram (11 Models)</w:t>
+              <w:t xml:space="preserve">    8.7 Cloud Serverless Pooling with Neon</w:t>
             </w:r>
           </w:p>
         </w:tc>
@@ -4350,7 +4116,7 @@
               <w:jc w:val="right"/>
             </w:pPr>
             <w:r>
-              <w:t>58</w:t>
+              <w:t>64</w:t>
             </w:r>
           </w:p>
         </w:tc>
@@ -4375,7 +4141,10 @@
               <w:spacing w:before="40" w:after="40"/>
             </w:pPr>
             <w:r>
-              <w:t xml:space="preserve">    8.3 Relational Entity Specifications</w:t>
+              <w:rPr>
+                <w:b/>
+              </w:rPr>
+              <w:t>Chapter 9: REST API Design</w:t>
             </w:r>
           </w:p>
         </w:tc>
@@ -4396,7 +4165,10 @@
               <w:jc w:val="right"/>
             </w:pPr>
             <w:r>
-              <w:t>59</w:t>
+              <w:rPr>
+                <w:b/>
+              </w:rPr>
+              <w:t>65</w:t>
             </w:r>
           </w:p>
         </w:tc>
@@ -4421,7 +4193,7 @@
               <w:spacing w:before="40" w:after="40"/>
             </w:pPr>
             <w:r>
-              <w:t xml:space="preserve">    8.4 Custom Enums (9 Enums)</w:t>
+              <w:t xml:space="preserve">    9.1 RESTful Conventions &amp; Error Payloads</w:t>
             </w:r>
           </w:p>
         </w:tc>
@@ -4442,7 +4214,7 @@
               <w:jc w:val="right"/>
             </w:pPr>
             <w:r>
-              <w:t>61</w:t>
+              <w:t>65</w:t>
             </w:r>
           </w:p>
         </w:tc>
@@ -4467,7 +4239,7 @@
               <w:spacing w:before="40" w:after="40"/>
             </w:pPr>
             <w:r>
-              <w:t xml:space="preserve">    8.5 Relational Invariants &amp; Integrity Constraints</w:t>
+              <w:t xml:space="preserve">    9.2 API Resource Namespaces</w:t>
             </w:r>
           </w:p>
         </w:tc>
@@ -4488,7 +4260,7 @@
               <w:jc w:val="right"/>
             </w:pPr>
             <w:r>
-              <w:t>62</w:t>
+              <w:t>66</w:t>
             </w:r>
           </w:p>
         </w:tc>
@@ -4513,7 +4285,7 @@
               <w:spacing w:before="40" w:after="40"/>
             </w:pPr>
             <w:r>
-              <w:t xml:space="preserve">    8.6 Prisma Schema &amp; Migration Baseline</w:t>
+              <w:t xml:space="preserve">    9.3 HTTP Method Operations Catalog</w:t>
             </w:r>
           </w:p>
         </w:tc>
@@ -4534,7 +4306,7 @@
               <w:jc w:val="right"/>
             </w:pPr>
             <w:r>
-              <w:t>63</w:t>
+              <w:t>67</w:t>
             </w:r>
           </w:p>
         </w:tc>
@@ -4559,7 +4331,7 @@
               <w:spacing w:before="40" w:after="40"/>
             </w:pPr>
             <w:r>
-              <w:t xml:space="preserve">    8.7 Cloud Serverless Pooling with Neon</w:t>
+              <w:t xml:space="preserve">    9.4 Input Validation with Zod</w:t>
             </w:r>
           </w:p>
         </w:tc>
@@ -4580,7 +4352,7 @@
               <w:jc w:val="right"/>
             </w:pPr>
             <w:r>
-              <w:t>64</w:t>
+              <w:t>69</w:t>
             </w:r>
           </w:p>
         </w:tc>
@@ -4605,10 +4377,7 @@
               <w:spacing w:before="40" w:after="40"/>
             </w:pPr>
             <w:r>
-              <w:rPr>
-                <w:b/>
-              </w:rPr>
-              <w:t>Chapter 9: REST API Design</w:t>
+              <w:t xml:space="preserve">    9.5 IDOR Protection &amp; Ownership Verification</w:t>
             </w:r>
           </w:p>
         </w:tc>
@@ -4629,10 +4398,7 @@
               <w:jc w:val="right"/>
             </w:pPr>
             <w:r>
-              <w:rPr>
-                <w:b/>
-              </w:rPr>
-              <w:t>65</w:t>
+              <w:t>70</w:t>
             </w:r>
           </w:p>
         </w:tc>
@@ -4657,7 +4423,10 @@
               <w:spacing w:before="40" w:after="40"/>
             </w:pPr>
             <w:r>
-              <w:t xml:space="preserve">    9.1 RESTful Conventions &amp; Error Payloads</w:t>
+              <w:rPr>
+                <w:b/>
+              </w:rPr>
+              <w:t>Chapter 10: Authentication and Security</w:t>
             </w:r>
           </w:p>
         </w:tc>
@@ -4678,7 +4447,10 @@
               <w:jc w:val="right"/>
             </w:pPr>
             <w:r>
-              <w:t>65</w:t>
+              <w:rPr>
+                <w:b/>
+              </w:rPr>
+              <w:t>71</w:t>
             </w:r>
           </w:p>
         </w:tc>
@@ -4703,7 +4475,7 @@
               <w:spacing w:before="40" w:after="40"/>
             </w:pPr>
             <w:r>
-              <w:t xml:space="preserve">    9.2 API Resource Namespaces</w:t>
+              <w:t xml:space="preserve">    10.1 Password Cryptography (bcrypt)</w:t>
             </w:r>
           </w:p>
         </w:tc>
@@ -4724,7 +4496,7 @@
               <w:jc w:val="right"/>
             </w:pPr>
             <w:r>
-              <w:t>66</w:t>
+              <w:t>71</w:t>
             </w:r>
           </w:p>
         </w:tc>
@@ -4749,7 +4521,7 @@
               <w:spacing w:before="40" w:after="40"/>
             </w:pPr>
             <w:r>
-              <w:t xml:space="preserve">    9.3 HTTP Method Operations Catalog</w:t>
+              <w:t xml:space="preserve">    10.2 JWT Session Tokens &amp; Cookie Security</w:t>
             </w:r>
           </w:p>
         </w:tc>
@@ -4770,7 +4542,7 @@
               <w:jc w:val="right"/>
             </w:pPr>
             <w:r>
-              <w:t>67</w:t>
+              <w:t>71</w:t>
             </w:r>
           </w:p>
         </w:tc>
@@ -4795,7 +4567,7 @@
               <w:spacing w:before="40" w:after="40"/>
             </w:pPr>
             <w:r>
-              <w:t xml:space="preserve">    9.4 Input Validation with Zod</w:t>
+              <w:t xml:space="preserve">    10.3 Token Suppression Strategy</w:t>
             </w:r>
           </w:p>
         </w:tc>
@@ -4816,7 +4588,7 @@
               <w:jc w:val="right"/>
             </w:pPr>
             <w:r>
-              <w:t>69</w:t>
+              <w:t>72</w:t>
             </w:r>
           </w:p>
         </w:tc>
@@ -4841,7 +4613,7 @@
               <w:spacing w:before="40" w:after="40"/>
             </w:pPr>
             <w:r>
-              <w:t xml:space="preserve">    9.5 IDOR Protection &amp; Ownership Verification</w:t>
+              <w:t xml:space="preserve">    10.4 In-Memory Sliding-Window Rate Limiting</w:t>
             </w:r>
           </w:p>
         </w:tc>
@@ -4862,7 +4634,7 @@
               <w:jc w:val="right"/>
             </w:pPr>
             <w:r>
-              <w:t>70</w:t>
+              <w:t>73</w:t>
             </w:r>
           </w:p>
         </w:tc>
@@ -4887,10 +4659,7 @@
               <w:spacing w:before="40" w:after="40"/>
             </w:pPr>
             <w:r>
-              <w:rPr>
-                <w:b/>
-              </w:rPr>
-              <w:t>Chapter 10: Authentication and Security</w:t>
+              <w:t xml:space="preserve">    10.5 HTTP Defense-in-Depth Security Headers</w:t>
             </w:r>
           </w:p>
         </w:tc>
@@ -4911,10 +4680,7 @@
               <w:jc w:val="right"/>
             </w:pPr>
             <w:r>
-              <w:rPr>
-                <w:b/>
-              </w:rPr>
-              <w:t>71</w:t>
+              <w:t>74</w:t>
             </w:r>
           </w:p>
         </w:tc>
@@ -4939,7 +4705,7 @@
               <w:spacing w:before="40" w:after="40"/>
             </w:pPr>
             <w:r>
-              <w:t xml:space="preserve">    10.1 Password Cryptography (bcrypt)</w:t>
+              <w:t xml:space="preserve">    10.6 Error Sanitization &amp; Leak Suppression</w:t>
             </w:r>
           </w:p>
         </w:tc>
@@ -4960,7 +4726,7 @@
               <w:jc w:val="right"/>
             </w:pPr>
             <w:r>
-              <w:t>71</w:t>
+              <w:t>75</w:t>
             </w:r>
           </w:p>
         </w:tc>
@@ -4985,7 +4751,7 @@
               <w:spacing w:before="40" w:after="40"/>
             </w:pPr>
             <w:r>
-              <w:t xml:space="preserve">    10.2 JWT Session Tokens &amp; Cookie Security</w:t>
+              <w:t xml:space="preserve">    10.7 Zero-Secret Version Control Policy</w:t>
             </w:r>
           </w:p>
         </w:tc>
@@ -5006,7 +4772,7 @@
               <w:jc w:val="right"/>
             </w:pPr>
             <w:r>
-              <w:t>71</w:t>
+              <w:t>75</w:t>
             </w:r>
           </w:p>
         </w:tc>
@@ -5031,7 +4797,10 @@
               <w:spacing w:before="40" w:after="40"/>
             </w:pPr>
             <w:r>
-              <w:t xml:space="preserve">    10.3 Token Suppression Strategy</w:t>
+              <w:rPr>
+                <w:b/>
+              </w:rPr>
+              <w:t>Chapter 11: User Workflow</w:t>
             </w:r>
           </w:p>
         </w:tc>
@@ -5052,7 +4821,10 @@
               <w:jc w:val="right"/>
             </w:pPr>
             <w:r>
-              <w:t>72</w:t>
+              <w:rPr>
+                <w:b/>
+              </w:rPr>
+              <w:t>76</w:t>
             </w:r>
           </w:p>
         </w:tc>
@@ -5077,7 +4849,7 @@
               <w:spacing w:before="40" w:after="40"/>
             </w:pPr>
             <w:r>
-              <w:t xml:space="preserve">    10.4 In-Memory Sliding-Window Rate Limiting</w:t>
+              <w:t xml:space="preserve">    11.1 Primary Consumer Repair Journey</w:t>
             </w:r>
           </w:p>
         </w:tc>
@@ -5098,7 +4870,7 @@
               <w:jc w:val="right"/>
             </w:pPr>
             <w:r>
-              <w:t>73</w:t>
+              <w:t>76</w:t>
             </w:r>
           </w:p>
         </w:tc>
@@ -5123,7 +4895,7 @@
               <w:spacing w:before="40" w:after="40"/>
             </w:pPr>
             <w:r>
-              <w:t xml:space="preserve">    10.5 HTTP Defense-in-Depth Security Headers</w:t>
+              <w:t xml:space="preserve">    11.2 Technician Quoting &amp; Workbench Stepper</w:t>
             </w:r>
           </w:p>
         </w:tc>
@@ -5144,7 +4916,7 @@
               <w:jc w:val="right"/>
             </w:pPr>
             <w:r>
-              <w:t>74</w:t>
+              <w:t>77</w:t>
             </w:r>
           </w:p>
         </w:tc>
@@ -5169,7 +4941,7 @@
               <w:spacing w:before="40" w:after="40"/>
             </w:pPr>
             <w:r>
-              <w:t xml:space="preserve">    10.6 Error Sanitization &amp; Leak Suppression</w:t>
+              <w:t xml:space="preserve">    11.3 Alternative Lifecycle Paths (DIY, Resell, Replace, Recycle)</w:t>
             </w:r>
           </w:p>
         </w:tc>
@@ -5190,7 +4962,7 @@
               <w:jc w:val="right"/>
             </w:pPr>
             <w:r>
-              <w:t>75</w:t>
+              <w:t>78</w:t>
             </w:r>
           </w:p>
         </w:tc>
@@ -5215,7 +4987,10 @@
               <w:spacing w:before="40" w:after="40"/>
             </w:pPr>
             <w:r>
-              <w:t xml:space="preserve">    10.7 Zero-Secret Version Control Policy</w:t>
+              <w:rPr>
+                <w:b/>
+              </w:rPr>
+              <w:t>Chapter 12: Implementation Architecture</w:t>
             </w:r>
           </w:p>
         </w:tc>
@@ -5236,7 +5011,10 @@
               <w:jc w:val="right"/>
             </w:pPr>
             <w:r>
-              <w:t>75</w:t>
+              <w:rPr>
+                <w:b/>
+              </w:rPr>
+              <w:t>79</w:t>
             </w:r>
           </w:p>
         </w:tc>
@@ -5261,10 +5039,7 @@
               <w:spacing w:before="40" w:after="40"/>
             </w:pPr>
             <w:r>
-              <w:rPr>
-                <w:b/>
-              </w:rPr>
-              <w:t>Chapter 11: User Workflow</w:t>
+              <w:t xml:space="preserve">    12.1 Project Directory Organization</w:t>
             </w:r>
           </w:p>
         </w:tc>
@@ -5285,10 +5060,7 @@
               <w:jc w:val="right"/>
             </w:pPr>
             <w:r>
-              <w:rPr>
-                <w:b/>
-              </w:rPr>
-              <w:t>76</w:t>
+              <w:t>79</w:t>
             </w:r>
           </w:p>
         </w:tc>
@@ -5313,7 +5085,7 @@
               <w:spacing w:before="40" w:after="40"/>
             </w:pPr>
             <w:r>
-              <w:t xml:space="preserve">    11.1 Primary Consumer Repair Journey</w:t>
+              <w:t xml:space="preserve">    12.2 Layered Backend Architecture</w:t>
             </w:r>
           </w:p>
         </w:tc>
@@ -5334,7 +5106,7 @@
               <w:jc w:val="right"/>
             </w:pPr>
             <w:r>
-              <w:t>76</w:t>
+              <w:t>80</w:t>
             </w:r>
           </w:p>
         </w:tc>
@@ -5359,7 +5131,7 @@
               <w:spacing w:before="40" w:after="40"/>
             </w:pPr>
             <w:r>
-              <w:t xml:space="preserve">    11.2 Technician Quoting &amp; Workbench Stepper</w:t>
+              <w:t xml:space="preserve">    12.3 Database Singleton Pattern</w:t>
             </w:r>
           </w:p>
         </w:tc>
@@ -5380,7 +5152,7 @@
               <w:jc w:val="right"/>
             </w:pPr>
             <w:r>
-              <w:t>77</w:t>
+              <w:t>81</w:t>
             </w:r>
           </w:p>
         </w:tc>
@@ -5405,7 +5177,10 @@
               <w:spacing w:before="40" w:after="40"/>
             </w:pPr>
             <w:r>
-              <w:t xml:space="preserve">    11.3 Alternative Lifecycle Paths (DIY, Resell, Replace, Recycle)</w:t>
+              <w:rPr>
+                <w:b/>
+              </w:rPr>
+              <w:t>Chapter 13: Testing and Validation</w:t>
             </w:r>
           </w:p>
         </w:tc>
@@ -5426,7 +5201,10 @@
               <w:jc w:val="right"/>
             </w:pPr>
             <w:r>
-              <w:t>78</w:t>
+              <w:rPr>
+                <w:b/>
+              </w:rPr>
+              <w:t>82</w:t>
             </w:r>
           </w:p>
         </w:tc>
@@ -5451,10 +5229,7 @@
               <w:spacing w:before="40" w:after="40"/>
             </w:pPr>
             <w:r>
-              <w:rPr>
-                <w:b/>
-              </w:rPr>
-              <w:t>Chapter 12: Implementation Architecture</w:t>
+              <w:t xml:space="preserve">    13.1 Comprehensive Testing Strategy</w:t>
             </w:r>
           </w:p>
         </w:tc>
@@ -5475,10 +5250,7 @@
               <w:jc w:val="right"/>
             </w:pPr>
             <w:r>
-              <w:rPr>
-                <w:b/>
-              </w:rPr>
-              <w:t>79</w:t>
+              <w:t>82</w:t>
             </w:r>
           </w:p>
         </w:tc>
@@ -5503,7 +5275,7 @@
               <w:spacing w:before="40" w:after="40"/>
             </w:pPr>
             <w:r>
-              <w:t xml:space="preserve">    12.1 Project Directory Organization</w:t>
+              <w:t xml:space="preserve">    13.2 Unit Testing: Diagnostic &amp; Decision Engine (35/35)</w:t>
             </w:r>
           </w:p>
         </w:tc>
@@ -5524,7 +5296,7 @@
               <w:jc w:val="right"/>
             </w:pPr>
             <w:r>
-              <w:t>79</w:t>
+              <w:t>83</w:t>
             </w:r>
           </w:p>
         </w:tc>
@@ -5549,7 +5321,7 @@
               <w:spacing w:before="40" w:after="40"/>
             </w:pPr>
             <w:r>
-              <w:t xml:space="preserve">    12.2 Layered Backend Architecture</w:t>
+              <w:t xml:space="preserve">    13.3 Integration Testing: Backend &amp; Security (47/47)</w:t>
             </w:r>
           </w:p>
         </w:tc>
@@ -5570,7 +5342,7 @@
               <w:jc w:val="right"/>
             </w:pPr>
             <w:r>
-              <w:t>80</w:t>
+              <w:t>84</w:t>
             </w:r>
           </w:p>
         </w:tc>
@@ -5595,7 +5367,7 @@
               <w:spacing w:before="40" w:after="40"/>
             </w:pPr>
             <w:r>
-              <w:t xml:space="preserve">    12.3 Database Singleton Pattern</w:t>
+              <w:t xml:space="preserve">    13.4 Total Automated Test Audit (82/82 Passing)</w:t>
             </w:r>
           </w:p>
         </w:tc>
@@ -5616,7 +5388,7 @@
               <w:jc w:val="right"/>
             </w:pPr>
             <w:r>
-              <w:t>81</w:t>
+              <w:t>85</w:t>
             </w:r>
           </w:p>
         </w:tc>
@@ -5641,10 +5413,7 @@
               <w:spacing w:before="40" w:after="40"/>
             </w:pPr>
             <w:r>
-              <w:rPr>
-                <w:b/>
-              </w:rPr>
-              <w:t>Chapter 13: Testing and Validation</w:t>
+              <w:t xml:space="preserve">    13.5 Production End-to-End Acceptance Validation</w:t>
             </w:r>
           </w:p>
         </w:tc>
@@ -5665,10 +5434,7 @@
               <w:jc w:val="right"/>
             </w:pPr>
             <w:r>
-              <w:rPr>
-                <w:b/>
-              </w:rPr>
-              <w:t>82</w:t>
+              <w:t>86</w:t>
             </w:r>
           </w:p>
         </w:tc>
@@ -5693,7 +5459,10 @@
               <w:spacing w:before="40" w:after="40"/>
             </w:pPr>
             <w:r>
-              <w:t xml:space="preserve">    13.1 Comprehensive Testing Strategy</w:t>
+              <w:rPr>
+                <w:b/>
+              </w:rPr>
+              <w:t>Chapter 14: Cloud Deployment</w:t>
             </w:r>
           </w:p>
         </w:tc>
@@ -5714,7 +5483,10 @@
               <w:jc w:val="right"/>
             </w:pPr>
             <w:r>
-              <w:t>82</w:t>
+              <w:rPr>
+                <w:b/>
+              </w:rPr>
+              <w:t>87</w:t>
             </w:r>
           </w:p>
         </w:tc>
@@ -5739,7 +5511,7 @@
               <w:spacing w:before="40" w:after="40"/>
             </w:pPr>
             <w:r>
-              <w:t xml:space="preserve">    13.2 Unit Testing: Diagnostic &amp; Decision Engine (35/35)</w:t>
+              <w:t xml:space="preserve">    14.1 Production Cloud Architecture</w:t>
             </w:r>
           </w:p>
         </w:tc>
@@ -5760,7 +5532,7 @@
               <w:jc w:val="right"/>
             </w:pPr>
             <w:r>
-              <w:t>83</w:t>
+              <w:t>87</w:t>
             </w:r>
           </w:p>
         </w:tc>
@@ -5785,7 +5557,7 @@
               <w:spacing w:before="40" w:after="40"/>
             </w:pPr>
             <w:r>
-              <w:t xml:space="preserve">    13.3 Integration Testing: Backend &amp; Security (47/47)</w:t>
+              <w:t xml:space="preserve">    14.2 Vercel Serverless Runtime (Node.js 24.x)</w:t>
             </w:r>
           </w:p>
         </w:tc>
@@ -5806,7 +5578,7 @@
               <w:jc w:val="right"/>
             </w:pPr>
             <w:r>
-              <w:t>84</w:t>
+              <w:t>88</w:t>
             </w:r>
           </w:p>
         </w:tc>
@@ -5831,7 +5603,7 @@
               <w:spacing w:before="40" w:after="40"/>
             </w:pPr>
             <w:r>
-              <w:t xml:space="preserve">    13.4 Total Automated Test Audit (82/82 Passing)</w:t>
+              <w:t xml:space="preserve">    14.3 Managed Neon Serverless PostgreSQL</w:t>
             </w:r>
           </w:p>
         </w:tc>
@@ -5852,7 +5624,7 @@
               <w:jc w:val="right"/>
             </w:pPr>
             <w:r>
-              <w:t>85</w:t>
+              <w:t>89</w:t>
             </w:r>
           </w:p>
         </w:tc>
@@ -5877,7 +5649,7 @@
               <w:spacing w:before="40" w:after="40"/>
             </w:pPr>
             <w:r>
-              <w:t xml:space="preserve">    13.5 Production End-to-End Acceptance Validation</w:t>
+              <w:t xml:space="preserve">    14.4 Environment Configuration &amp; Secrets</w:t>
             </w:r>
           </w:p>
         </w:tc>
@@ -5898,7 +5670,7 @@
               <w:jc w:val="right"/>
             </w:pPr>
             <w:r>
-              <w:t>86</w:t>
+              <w:t>90</w:t>
             </w:r>
           </w:p>
         </w:tc>
@@ -5923,10 +5695,7 @@
               <w:spacing w:before="40" w:after="40"/>
             </w:pPr>
             <w:r>
-              <w:rPr>
-                <w:b/>
-              </w:rPr>
-              <w:t>Chapter 14: Cloud Deployment</w:t>
+              <w:t xml:space="preserve">    14.5 Production Deployment Runbook</w:t>
             </w:r>
           </w:p>
         </w:tc>
@@ -5947,10 +5716,7 @@
               <w:jc w:val="right"/>
             </w:pPr>
             <w:r>
-              <w:rPr>
-                <w:b/>
-              </w:rPr>
-              <w:t>87</w:t>
+              <w:t>91</w:t>
             </w:r>
           </w:p>
         </w:tc>
@@ -5975,7 +5741,7 @@
               <w:spacing w:before="40" w:after="40"/>
             </w:pPr>
             <w:r>
-              <w:t xml:space="preserve">    14.1 Production Cloud Architecture</w:t>
+              <w:t xml:space="preserve">    14.6 Health Telemetry Endpoint (/api/health)</w:t>
             </w:r>
           </w:p>
         </w:tc>
@@ -5996,7 +5762,7 @@
               <w:jc w:val="right"/>
             </w:pPr>
             <w:r>
-              <w:t>87</w:t>
+              <w:t>92</w:t>
             </w:r>
           </w:p>
         </w:tc>
@@ -6021,7 +5787,7 @@
               <w:spacing w:before="40" w:after="40"/>
             </w:pPr>
             <w:r>
-              <w:t xml:space="preserve">    14.2 Vercel Serverless Runtime (Node.js 24.x)</w:t>
+              <w:t xml:space="preserve">    14.7 Free-Tier Cost Analysis</w:t>
             </w:r>
           </w:p>
         </w:tc>
@@ -6042,7 +5808,7 @@
               <w:jc w:val="right"/>
             </w:pPr>
             <w:r>
-              <w:t>88</w:t>
+              <w:t>93</w:t>
             </w:r>
           </w:p>
         </w:tc>
@@ -6067,7 +5833,7 @@
               <w:spacing w:before="40" w:after="40"/>
             </w:pPr>
             <w:r>
-              <w:t xml:space="preserve">    14.3 Managed Neon Serverless PostgreSQL</w:t>
+              <w:t xml:space="preserve">    14.8 Live Vercel Production Deployment Evidence</w:t>
             </w:r>
           </w:p>
         </w:tc>
@@ -6088,7 +5854,7 @@
               <w:jc w:val="right"/>
             </w:pPr>
             <w:r>
-              <w:t>89</w:t>
+              <w:t>94</w:t>
             </w:r>
           </w:p>
         </w:tc>
@@ -6113,7 +5879,7 @@
               <w:spacing w:before="40" w:after="40"/>
             </w:pPr>
             <w:r>
-              <w:t xml:space="preserve">    14.4 Environment Configuration &amp; Secrets</w:t>
+              <w:t xml:space="preserve">    14.9 Live Neon Serverless PostgreSQL Database Verification</w:t>
             </w:r>
           </w:p>
         </w:tc>
@@ -6134,7 +5900,7 @@
               <w:jc w:val="right"/>
             </w:pPr>
             <w:r>
-              <w:t>90</w:t>
+              <w:t>95</w:t>
             </w:r>
           </w:p>
         </w:tc>
@@ -6159,7 +5925,7 @@
               <w:spacing w:before="40" w:after="40"/>
             </w:pPr>
             <w:r>
-              <w:t xml:space="preserve">    14.5 Production Deployment Runbook</w:t>
+              <w:t xml:space="preserve">    14.10 Live Platform User Interface Gallery &amp; Operational Walkthrough</w:t>
             </w:r>
           </w:p>
         </w:tc>
@@ -6180,7 +5946,7 @@
               <w:jc w:val="right"/>
             </w:pPr>
             <w:r>
-              <w:t>91</w:t>
+              <w:t>96</w:t>
             </w:r>
           </w:p>
         </w:tc>
@@ -6205,7 +5971,7 @@
               <w:spacing w:before="40" w:after="40"/>
             </w:pPr>
             <w:r>
-              <w:t xml:space="preserve">    14.6 Health Telemetry Endpoint (/api/health)</w:t>
+              <w:t xml:space="preserve">        14.10.1 Overview &amp; System Telemetry Dashboard</w:t>
             </w:r>
           </w:p>
         </w:tc>
@@ -6226,7 +5992,7 @@
               <w:jc w:val="right"/>
             </w:pPr>
             <w:r>
-              <w:t>92</w:t>
+              <w:t>96</w:t>
             </w:r>
           </w:p>
         </w:tc>
@@ -6251,7 +6017,7 @@
               <w:spacing w:before="40" w:after="40"/>
             </w:pPr>
             <w:r>
-              <w:t xml:space="preserve">    14.7 Free-Tier Cost Analysis</w:t>
+              <w:t xml:space="preserve">        14.10.2 Identity Authentication &amp; Multi-Persona Evaluator Switcher</w:t>
             </w:r>
           </w:p>
         </w:tc>
@@ -6272,7 +6038,7 @@
               <w:jc w:val="right"/>
             </w:pPr>
             <w:r>
-              <w:t>93</w:t>
+              <w:t>97</w:t>
             </w:r>
           </w:p>
         </w:tc>
@@ -6297,10 +6063,7 @@
               <w:spacing w:before="40" w:after="40"/>
             </w:pPr>
             <w:r>
-              <w:rPr>
-                <w:b/>
-              </w:rPr>
-              <w:t>Chapter 15: Results and Discussion</w:t>
+              <w:t xml:space="preserve">        14.10.3 Competitive Repair Marketplace &amp; Ticket Lifecycle Tracking</w:t>
             </w:r>
           </w:p>
         </w:tc>
@@ -6321,10 +6084,7 @@
               <w:jc w:val="right"/>
             </w:pPr>
             <w:r>
-              <w:rPr>
-                <w:b/>
-              </w:rPr>
-              <w:t>94</w:t>
+              <w:t>97</w:t>
             </w:r>
           </w:p>
         </w:tc>
@@ -6349,7 +6109,7 @@
               <w:spacing w:before="40" w:after="40"/>
             </w:pPr>
             <w:r>
-              <w:t xml:space="preserve">    15.1 Qualitative Diagnostic Evaluation</w:t>
+              <w:t xml:space="preserve">        14.10.4 Deterministic Diagnostic Intake &amp; 7-Factor Scoring Suite</w:t>
             </w:r>
           </w:p>
         </w:tc>
@@ -6370,7 +6130,7 @@
               <w:jc w:val="right"/>
             </w:pPr>
             <w:r>
-              <w:t>94</w:t>
+              <w:t>98</w:t>
             </w:r>
           </w:p>
         </w:tc>
@@ -6395,7 +6155,7 @@
               <w:spacing w:before="40" w:after="40"/>
             </w:pPr>
             <w:r>
-              <w:t xml:space="preserve">    15.2 Marketplace Efficiency Observations</w:t>
+              <w:t xml:space="preserve">        14.10.5 Registered Hardware Inventory &amp; Lifecycle Catalog</w:t>
             </w:r>
           </w:p>
         </w:tc>
@@ -6416,7 +6176,7 @@
               <w:jc w:val="right"/>
             </w:pPr>
             <w:r>
-              <w:t>95</w:t>
+              <w:t>98</w:t>
             </w:r>
           </w:p>
         </w:tc>
@@ -6441,7 +6201,7 @@
               <w:spacing w:before="40" w:after="40"/>
             </w:pPr>
             <w:r>
-              <w:t xml:space="preserve">    15.3 Regulatory Alignment &amp; E-Waste Impact</w:t>
+              <w:t xml:space="preserve">        14.10.6 Digital Product Passport &amp; Standardized Maintenance Ledger</w:t>
             </w:r>
           </w:p>
         </w:tc>
@@ -6462,7 +6222,7 @@
               <w:jc w:val="right"/>
             </w:pPr>
             <w:r>
-              <w:t>96</w:t>
+              <w:t>99</w:t>
             </w:r>
           </w:p>
         </w:tc>
@@ -6487,10 +6247,7 @@
               <w:spacing w:before="40" w:after="40"/>
             </w:pPr>
             <w:r>
-              <w:rPr>
-                <w:b/>
-              </w:rPr>
-              <w:t>Chapter 16: Limitations</w:t>
+              <w:t xml:space="preserve">        14.10.7 Verified Technician Workbench &amp; Sequential Milestone Stepper</w:t>
             </w:r>
           </w:p>
         </w:tc>
@@ -6511,10 +6268,7 @@
               <w:jc w:val="right"/>
             </w:pPr>
             <w:r>
-              <w:rPr>
-                <w:b/>
-              </w:rPr>
-              <w:t>97</w:t>
+              <w:t>99</w:t>
             </w:r>
           </w:p>
         </w:tc>
@@ -6539,7 +6293,10 @@
               <w:spacing w:before="40" w:after="40"/>
             </w:pPr>
             <w:r>
-              <w:t xml:space="preserve">    16.1 In-Memory Rate Limiting</w:t>
+              <w:rPr>
+                <w:b/>
+              </w:rPr>
+              <w:t>Chapter 15: Results and Discussion</w:t>
             </w:r>
           </w:p>
         </w:tc>
@@ -6560,7 +6317,10 @@
               <w:jc w:val="right"/>
             </w:pPr>
             <w:r>
-              <w:t>97</w:t>
+              <w:rPr>
+                <w:b/>
+              </w:rPr>
+              <w:t>100</w:t>
             </w:r>
           </w:p>
         </w:tc>
@@ -6585,7 +6345,7 @@
               <w:spacing w:before="40" w:after="40"/>
             </w:pPr>
             <w:r>
-              <w:t xml:space="preserve">    16.2 Academic Demonstration Workload Scope</w:t>
+              <w:t xml:space="preserve">    15.1 Qualitative Diagnostic Evaluation</w:t>
             </w:r>
           </w:p>
         </w:tc>
@@ -6606,7 +6366,7 @@
               <w:jc w:val="right"/>
             </w:pPr>
             <w:r>
-              <w:t>97</w:t>
+              <w:t>100</w:t>
             </w:r>
           </w:p>
         </w:tc>
@@ -6631,7 +6391,7 @@
               <w:spacing w:before="40" w:after="40"/>
             </w:pPr>
             <w:r>
-              <w:t xml:space="preserve">    16.3 Synchronous Decision Evaluation</w:t>
+              <w:t xml:space="preserve">    15.2 Marketplace Efficiency Observations</w:t>
             </w:r>
           </w:p>
         </w:tc>
@@ -6652,7 +6412,7 @@
               <w:jc w:val="right"/>
             </w:pPr>
             <w:r>
-              <w:t>98</w:t>
+              <w:t>101</w:t>
             </w:r>
           </w:p>
         </w:tc>
@@ -6677,7 +6437,7 @@
               <w:spacing w:before="40" w:after="40"/>
             </w:pPr>
             <w:r>
-              <w:t xml:space="preserve">    16.4 Provider-Native Telemetry Reliance</w:t>
+              <w:t xml:space="preserve">    15.3 Regulatory Alignment &amp; E-Waste Impact</w:t>
             </w:r>
           </w:p>
         </w:tc>
@@ -6698,7 +6458,7 @@
               <w:jc w:val="right"/>
             </w:pPr>
             <w:r>
-              <w:t>98</w:t>
+              <w:t>102</w:t>
             </w:r>
           </w:p>
         </w:tc>
@@ -6723,7 +6483,10 @@
               <w:spacing w:before="40" w:after="40"/>
             </w:pPr>
             <w:r>
-              <w:t xml:space="preserve">    16.5 Non-Destructive Production Testing Boundary</w:t>
+              <w:rPr>
+                <w:b/>
+              </w:rPr>
+              <w:t>Chapter 16: Limitations</w:t>
             </w:r>
           </w:p>
         </w:tc>
@@ -6744,7 +6507,10 @@
               <w:jc w:val="right"/>
             </w:pPr>
             <w:r>
-              <w:t>98</w:t>
+              <w:rPr>
+                <w:b/>
+              </w:rPr>
+              <w:t>103</w:t>
             </w:r>
           </w:p>
         </w:tc>
@@ -6769,7 +6535,7 @@
               <w:spacing w:before="40" w:after="40"/>
             </w:pPr>
             <w:r>
-              <w:t xml:space="preserve">    16.6 Informational Specialist Context</w:t>
+              <w:t xml:space="preserve">    16.1 In-Memory Rate Limiting</w:t>
             </w:r>
           </w:p>
         </w:tc>
@@ -6790,7 +6556,7 @@
               <w:jc w:val="right"/>
             </w:pPr>
             <w:r>
-              <w:t>99</w:t>
+              <w:t>103</w:t>
             </w:r>
           </w:p>
         </w:tc>
@@ -6815,10 +6581,7 @@
               <w:spacing w:before="40" w:after="40"/>
             </w:pPr>
             <w:r>
-              <w:rPr>
-                <w:b/>
-              </w:rPr>
-              <w:t>Chapter 17: Future Enhancements</w:t>
+              <w:t xml:space="preserve">    16.2 Academic Demonstration Workload Scope</w:t>
             </w:r>
           </w:p>
         </w:tc>
@@ -6839,10 +6602,7 @@
               <w:jc w:val="right"/>
             </w:pPr>
             <w:r>
-              <w:rPr>
-                <w:b/>
-              </w:rPr>
-              <w:t>100</w:t>
+              <w:t>103</w:t>
             </w:r>
           </w:p>
         </w:tc>
@@ -6867,7 +6627,7 @@
               <w:spacing w:before="40" w:after="40"/>
             </w:pPr>
             <w:r>
-              <w:t xml:space="preserve">    17.1 Distributed Rate Limiting (Redis)</w:t>
+              <w:t xml:space="preserve">    16.3 Synchronous Decision Evaluation</w:t>
             </w:r>
           </w:p>
         </w:tc>
@@ -6888,7 +6648,7 @@
               <w:jc w:val="right"/>
             </w:pPr>
             <w:r>
-              <w:t>100</w:t>
+              <w:t>104</w:t>
             </w:r>
           </w:p>
         </w:tc>
@@ -6913,7 +6673,7 @@
               <w:spacing w:before="40" w:after="40"/>
             </w:pPr>
             <w:r>
-              <w:t xml:space="preserve">    17.2 Asynchronous Background Queue (BullMQ)</w:t>
+              <w:t xml:space="preserve">    16.4 Provider-Native Telemetry Reliance</w:t>
             </w:r>
           </w:p>
         </w:tc>
@@ -6934,7 +6694,7 @@
               <w:jc w:val="right"/>
             </w:pPr>
             <w:r>
-              <w:t>100</w:t>
+              <w:t>104</w:t>
             </w:r>
           </w:p>
         </w:tc>
@@ -6959,7 +6719,7 @@
               <w:spacing w:before="40" w:after="40"/>
             </w:pPr>
             <w:r>
-              <w:t xml:space="preserve">    17.3 Enterprise APM &amp; Distributed Tracing</w:t>
+              <w:t xml:space="preserve">    16.5 Non-Destructive Production Testing Boundary</w:t>
             </w:r>
           </w:p>
         </w:tc>
@@ -6980,7 +6740,7 @@
               <w:jc w:val="right"/>
             </w:pPr>
             <w:r>
-              <w:t>101</w:t>
+              <w:t>104</w:t>
             </w:r>
           </w:p>
         </w:tc>
@@ -7005,7 +6765,7 @@
               <w:spacing w:before="40" w:after="40"/>
             </w:pPr>
             <w:r>
-              <w:t xml:space="preserve">    17.4 Vector Embeddings for OEM Schematics</w:t>
+              <w:t xml:space="preserve">    16.6 Informational Specialist Context</w:t>
             </w:r>
           </w:p>
         </w:tc>
@@ -7026,7 +6786,7 @@
               <w:jc w:val="right"/>
             </w:pPr>
             <w:r>
-              <w:t>101</w:t>
+              <w:t>105</w:t>
             </w:r>
           </w:p>
         </w:tc>
@@ -7051,7 +6811,10 @@
               <w:spacing w:before="40" w:after="40"/>
             </w:pPr>
             <w:r>
-              <w:t xml:space="preserve">    17.5 Dedicated Mobile Application</w:t>
+              <w:rPr>
+                <w:b/>
+              </w:rPr>
+              <w:t>Chapter 17: Future Enhancements</w:t>
             </w:r>
           </w:p>
         </w:tc>
@@ -7072,7 +6835,10 @@
               <w:jc w:val="right"/>
             </w:pPr>
             <w:r>
-              <w:t>101</w:t>
+              <w:rPr>
+                <w:b/>
+              </w:rPr>
+              <w:t>106</w:t>
             </w:r>
           </w:p>
         </w:tc>
@@ -7097,10 +6863,7 @@
               <w:spacing w:before="40" w:after="40"/>
             </w:pPr>
             <w:r>
-              <w:rPr>
-                <w:b/>
-              </w:rPr>
-              <w:t>Chapter 18: Conclusion</w:t>
+              <w:t xml:space="preserve">    17.1 Distributed Rate Limiting (Redis)</w:t>
             </w:r>
           </w:p>
         </w:tc>
@@ -7121,10 +6884,7 @@
               <w:jc w:val="right"/>
             </w:pPr>
             <w:r>
-              <w:rPr>
-                <w:b/>
-              </w:rPr>
-              <w:t>102</w:t>
+              <w:t>106</w:t>
             </w:r>
           </w:p>
         </w:tc>
@@ -7149,7 +6909,7 @@
               <w:spacing w:before="40" w:after="40"/>
             </w:pPr>
             <w:r>
-              <w:t xml:space="preserve">    18.1 Summary of Engineering Achievements</w:t>
+              <w:t xml:space="preserve">    17.2 Asynchronous Background Queue (BullMQ)</w:t>
             </w:r>
           </w:p>
         </w:tc>
@@ -7170,7 +6930,7 @@
               <w:jc w:val="right"/>
             </w:pPr>
             <w:r>
-              <w:t>102</w:t>
+              <w:t>106</w:t>
             </w:r>
           </w:p>
         </w:tc>
@@ -7195,7 +6955,7 @@
               <w:spacing w:before="40" w:after="40"/>
             </w:pPr>
             <w:r>
-              <w:t xml:space="preserve">    18.2 Practical Impact &amp; Academic Defense Summary</w:t>
+              <w:t xml:space="preserve">    17.3 Enterprise APM &amp; Distributed Tracing</w:t>
             </w:r>
           </w:p>
         </w:tc>
@@ -7216,7 +6976,7 @@
               <w:jc w:val="right"/>
             </w:pPr>
             <w:r>
-              <w:t>103</w:t>
+              <w:t>107</w:t>
             </w:r>
           </w:p>
         </w:tc>
@@ -7241,10 +7001,7 @@
               <w:spacing w:before="40" w:after="40"/>
             </w:pPr>
             <w:r>
-              <w:rPr>
-                <w:b/>
-              </w:rPr>
-              <w:t>References</w:t>
+              <w:t xml:space="preserve">    17.4 Vector Embeddings for OEM Schematics</w:t>
             </w:r>
           </w:p>
         </w:tc>
@@ -7265,10 +7022,7 @@
               <w:jc w:val="right"/>
             </w:pPr>
             <w:r>
-              <w:rPr>
-                <w:b/>
-              </w:rPr>
-              <w:t>104</w:t>
+              <w:t>107</w:t>
             </w:r>
           </w:p>
         </w:tc>
@@ -7293,10 +7047,7 @@
               <w:spacing w:before="40" w:after="40"/>
             </w:pPr>
             <w:r>
-              <w:rPr>
-                <w:b/>
-              </w:rPr>
-              <w:t>Appendices</w:t>
+              <w:t xml:space="preserve">    17.5 Dedicated Mobile Application</w:t>
             </w:r>
           </w:p>
         </w:tc>
@@ -7317,10 +7068,7 @@
               <w:jc w:val="right"/>
             </w:pPr>
             <w:r>
-              <w:rPr>
-                <w:b/>
-              </w:rPr>
-              <w:t>106</w:t>
+              <w:t>107</w:t>
             </w:r>
           </w:p>
         </w:tc>
@@ -7345,7 +7093,10 @@
               <w:spacing w:before="40" w:after="40"/>
             </w:pPr>
             <w:r>
-              <w:t xml:space="preserve">    Appendix A: Complete REST API Endpoint Inventory</w:t>
+              <w:rPr>
+                <w:b/>
+              </w:rPr>
+              <w:t>Chapter 18: Conclusion</w:t>
             </w:r>
           </w:p>
         </w:tc>
@@ -7366,7 +7117,10 @@
               <w:jc w:val="right"/>
             </w:pPr>
             <w:r>
-              <w:t>106</w:t>
+              <w:rPr>
+                <w:b/>
+              </w:rPr>
+              <w:t>108</w:t>
             </w:r>
           </w:p>
         </w:tc>
@@ -7391,7 +7145,7 @@
               <w:spacing w:before="40" w:after="40"/>
             </w:pPr>
             <w:r>
-              <w:t xml:space="preserve">    Appendix B: Relational Data Model Specifications</w:t>
+              <w:t xml:space="preserve">    18.1 Summary of Engineering Achievements</w:t>
             </w:r>
           </w:p>
         </w:tc>
@@ -7412,7 +7166,7 @@
               <w:jc w:val="right"/>
             </w:pPr>
             <w:r>
-              <w:t>109</w:t>
+              <w:t>108</w:t>
             </w:r>
           </w:p>
         </w:tc>
@@ -7437,7 +7191,7 @@
               <w:spacing w:before="40" w:after="40"/>
             </w:pPr>
             <w:r>
-              <w:t xml:space="preserve">    Appendix C: Diagnostic Engine Formulas &amp; Matrix Weights</w:t>
+              <w:t xml:space="preserve">    18.2 Practical Impact &amp; Academic Defense Summary</w:t>
             </w:r>
           </w:p>
         </w:tc>
@@ -7458,7 +7212,7 @@
               <w:jc w:val="right"/>
             </w:pPr>
             <w:r>
-              <w:t>112</w:t>
+              <w:t>109</w:t>
             </w:r>
           </w:p>
         </w:tc>
@@ -7483,7 +7237,10 @@
               <w:spacing w:before="40" w:after="40"/>
             </w:pPr>
             <w:r>
-              <w:t xml:space="preserve">    Appendix D: Automated Test Suite Inventory (82 Tests)</w:t>
+              <w:rPr>
+                <w:b/>
+              </w:rPr>
+              <w:t>References</w:t>
             </w:r>
           </w:p>
         </w:tc>
@@ -7504,7 +7261,10 @@
               <w:jc w:val="right"/>
             </w:pPr>
             <w:r>
-              <w:t>114</w:t>
+              <w:rPr>
+                <w:b/>
+              </w:rPr>
+              <w:t>110</w:t>
             </w:r>
           </w:p>
         </w:tc>
@@ -7529,7 +7289,10 @@
               <w:spacing w:before="40" w:after="40"/>
             </w:pPr>
             <w:r>
-              <w:t xml:space="preserve">    Appendix E: Production Deployment Configuration Summary</w:t>
+              <w:rPr>
+                <w:b/>
+              </w:rPr>
+              <w:t>Appendices</w:t>
             </w:r>
           </w:p>
         </w:tc>
@@ -7550,7 +7313,240 @@
               <w:jc w:val="right"/>
             </w:pPr>
             <w:r>
+              <w:rPr>
+                <w:b/>
+              </w:rPr>
+              <w:t>112</w:t>
+            </w:r>
+          </w:p>
+        </w:tc>
+      </w:tr>
+      <w:tr>
+        <w:trPr>
+          <w:cantSplit/>
+        </w:trPr>
+        <w:tc>
+          <w:tcPr>
+            <w:tcW w:type="dxa" w:w="7488"/>
+            <w:shd w:val="clear" w:color="auto" w:fill="F8FAFC"/>
+            <w:tcMar>
+              <w:top w:w="100" w:type="dxa"/>
+              <w:bottom w:w="100" w:type="dxa"/>
+              <w:left w:w="140" w:type="dxa"/>
+              <w:right w:w="140" w:type="dxa"/>
+            </w:tcMar>
+          </w:tcPr>
+          <w:p>
+            <w:pPr>
+              <w:spacing w:before="40" w:after="40"/>
+            </w:pPr>
+            <w:r>
+              <w:t xml:space="preserve">    Appendix A: Complete REST API Endpoint Inventory</w:t>
+            </w:r>
+          </w:p>
+        </w:tc>
+        <w:tc>
+          <w:tcPr>
+            <w:tcW w:type="dxa" w:w="1440"/>
+            <w:shd w:val="clear" w:color="auto" w:fill="F8FAFC"/>
+            <w:tcMar>
+              <w:top w:w="100" w:type="dxa"/>
+              <w:bottom w:w="100" w:type="dxa"/>
+              <w:left w:w="140" w:type="dxa"/>
+              <w:right w:w="140" w:type="dxa"/>
+            </w:tcMar>
+          </w:tcPr>
+          <w:p>
+            <w:pPr>
+              <w:spacing w:before="40" w:after="40"/>
+              <w:jc w:val="right"/>
+            </w:pPr>
+            <w:r>
+              <w:t>112</w:t>
+            </w:r>
+          </w:p>
+        </w:tc>
+      </w:tr>
+      <w:tr>
+        <w:trPr>
+          <w:cantSplit/>
+        </w:trPr>
+        <w:tc>
+          <w:tcPr>
+            <w:tcW w:type="dxa" w:w="7488"/>
+            <w:shd w:val="clear" w:color="auto" w:fill="FFFFFF"/>
+            <w:tcMar>
+              <w:top w:w="100" w:type="dxa"/>
+              <w:bottom w:w="100" w:type="dxa"/>
+              <w:left w:w="140" w:type="dxa"/>
+              <w:right w:w="140" w:type="dxa"/>
+            </w:tcMar>
+          </w:tcPr>
+          <w:p>
+            <w:pPr>
+              <w:spacing w:before="40" w:after="40"/>
+            </w:pPr>
+            <w:r>
+              <w:t xml:space="preserve">    Appendix B: Relational Data Model Specifications</w:t>
+            </w:r>
+          </w:p>
+        </w:tc>
+        <w:tc>
+          <w:tcPr>
+            <w:tcW w:type="dxa" w:w="1440"/>
+            <w:shd w:val="clear" w:color="auto" w:fill="FFFFFF"/>
+            <w:tcMar>
+              <w:top w:w="100" w:type="dxa"/>
+              <w:bottom w:w="100" w:type="dxa"/>
+              <w:left w:w="140" w:type="dxa"/>
+              <w:right w:w="140" w:type="dxa"/>
+            </w:tcMar>
+          </w:tcPr>
+          <w:p>
+            <w:pPr>
+              <w:spacing w:before="40" w:after="40"/>
+              <w:jc w:val="right"/>
+            </w:pPr>
+            <w:r>
+              <w:t>115</w:t>
+            </w:r>
+          </w:p>
+        </w:tc>
+      </w:tr>
+      <w:tr>
+        <w:trPr>
+          <w:cantSplit/>
+        </w:trPr>
+        <w:tc>
+          <w:tcPr>
+            <w:tcW w:type="dxa" w:w="7488"/>
+            <w:shd w:val="clear" w:color="auto" w:fill="F8FAFC"/>
+            <w:tcMar>
+              <w:top w:w="100" w:type="dxa"/>
+              <w:bottom w:w="100" w:type="dxa"/>
+              <w:left w:w="140" w:type="dxa"/>
+              <w:right w:w="140" w:type="dxa"/>
+            </w:tcMar>
+          </w:tcPr>
+          <w:p>
+            <w:pPr>
+              <w:spacing w:before="40" w:after="40"/>
+            </w:pPr>
+            <w:r>
+              <w:t xml:space="preserve">    Appendix C: Diagnostic Engine Formulas &amp; Matrix Weights</w:t>
+            </w:r>
+          </w:p>
+        </w:tc>
+        <w:tc>
+          <w:tcPr>
+            <w:tcW w:type="dxa" w:w="1440"/>
+            <w:shd w:val="clear" w:color="auto" w:fill="F8FAFC"/>
+            <w:tcMar>
+              <w:top w:w="100" w:type="dxa"/>
+              <w:bottom w:w="100" w:type="dxa"/>
+              <w:left w:w="140" w:type="dxa"/>
+              <w:right w:w="140" w:type="dxa"/>
+            </w:tcMar>
+          </w:tcPr>
+          <w:p>
+            <w:pPr>
+              <w:spacing w:before="40" w:after="40"/>
+              <w:jc w:val="right"/>
+            </w:pPr>
+            <w:r>
               <w:t>118</w:t>
+            </w:r>
+          </w:p>
+        </w:tc>
+      </w:tr>
+      <w:tr>
+        <w:trPr>
+          <w:cantSplit/>
+        </w:trPr>
+        <w:tc>
+          <w:tcPr>
+            <w:tcW w:type="dxa" w:w="7488"/>
+            <w:shd w:val="clear" w:color="auto" w:fill="FFFFFF"/>
+            <w:tcMar>
+              <w:top w:w="100" w:type="dxa"/>
+              <w:bottom w:w="100" w:type="dxa"/>
+              <w:left w:w="140" w:type="dxa"/>
+              <w:right w:w="140" w:type="dxa"/>
+            </w:tcMar>
+          </w:tcPr>
+          <w:p>
+            <w:pPr>
+              <w:spacing w:before="40" w:after="40"/>
+            </w:pPr>
+            <w:r>
+              <w:t xml:space="preserve">    Appendix D: Automated Test Suite Inventory (82 Tests)</w:t>
+            </w:r>
+          </w:p>
+        </w:tc>
+        <w:tc>
+          <w:tcPr>
+            <w:tcW w:type="dxa" w:w="1440"/>
+            <w:shd w:val="clear" w:color="auto" w:fill="FFFFFF"/>
+            <w:tcMar>
+              <w:top w:w="100" w:type="dxa"/>
+              <w:bottom w:w="100" w:type="dxa"/>
+              <w:left w:w="140" w:type="dxa"/>
+              <w:right w:w="140" w:type="dxa"/>
+            </w:tcMar>
+          </w:tcPr>
+          <w:p>
+            <w:pPr>
+              <w:spacing w:before="40" w:after="40"/>
+              <w:jc w:val="right"/>
+            </w:pPr>
+            <w:r>
+              <w:t>120</w:t>
+            </w:r>
+          </w:p>
+        </w:tc>
+      </w:tr>
+      <w:tr>
+        <w:trPr>
+          <w:cantSplit/>
+        </w:trPr>
+        <w:tc>
+          <w:tcPr>
+            <w:tcW w:type="dxa" w:w="7488"/>
+            <w:shd w:val="clear" w:color="auto" w:fill="F8FAFC"/>
+            <w:tcMar>
+              <w:top w:w="100" w:type="dxa"/>
+              <w:bottom w:w="100" w:type="dxa"/>
+              <w:left w:w="140" w:type="dxa"/>
+              <w:right w:w="140" w:type="dxa"/>
+            </w:tcMar>
+          </w:tcPr>
+          <w:p>
+            <w:pPr>
+              <w:spacing w:before="40" w:after="40"/>
+            </w:pPr>
+            <w:r>
+              <w:t xml:space="preserve">    Appendix E: Production Deployment Configuration Summary</w:t>
+            </w:r>
+          </w:p>
+        </w:tc>
+        <w:tc>
+          <w:tcPr>
+            <w:tcW w:type="dxa" w:w="1440"/>
+            <w:shd w:val="clear" w:color="auto" w:fill="F8FAFC"/>
+            <w:tcMar>
+              <w:top w:w="100" w:type="dxa"/>
+              <w:bottom w:w="100" w:type="dxa"/>
+              <w:left w:w="140" w:type="dxa"/>
+              <w:right w:w="140" w:type="dxa"/>
+            </w:tcMar>
+          </w:tcPr>
+          <w:p>
+            <w:pPr>
+              <w:spacing w:before="40" w:after="40"/>
+              <w:jc w:val="right"/>
+            </w:pPr>
+            <w:r>
+              <w:t>124</w:t>
             </w:r>
           </w:p>
         </w:tc>
@@ -7980,6 +7976,600 @@
             </w:pPr>
             <w:r>
               <w:t>87</w:t>
+            </w:r>
+          </w:p>
+        </w:tc>
+      </w:tr>
+      <w:tr>
+        <w:trPr>
+          <w:cantSplit/>
+        </w:trPr>
+        <w:tc>
+          <w:tcPr>
+            <w:tcW w:type="dxa" w:w="1728"/>
+            <w:shd w:val="clear" w:color="auto" w:fill="F8FAFC"/>
+            <w:tcMar>
+              <w:top w:w="100" w:type="dxa"/>
+              <w:bottom w:w="100" w:type="dxa"/>
+              <w:left w:w="140" w:type="dxa"/>
+              <w:right w:w="140" w:type="dxa"/>
+            </w:tcMar>
+          </w:tcPr>
+          <w:p>
+            <w:pPr>
+              <w:spacing w:before="40" w:after="40"/>
+            </w:pPr>
+            <w:r>
+              <w:t>Figure 7</w:t>
+            </w:r>
+          </w:p>
+        </w:tc>
+        <w:tc>
+          <w:tcPr>
+            <w:tcW w:type="dxa" w:w="6048"/>
+            <w:shd w:val="clear" w:color="auto" w:fill="F8FAFC"/>
+            <w:tcMar>
+              <w:top w:w="100" w:type="dxa"/>
+              <w:bottom w:w="100" w:type="dxa"/>
+              <w:left w:w="140" w:type="dxa"/>
+              <w:right w:w="140" w:type="dxa"/>
+            </w:tcMar>
+          </w:tcPr>
+          <w:p>
+            <w:pPr>
+              <w:spacing w:before="40" w:after="40"/>
+            </w:pPr>
+            <w:r>
+              <w:t>Vercel Cloud Production Deployment Dashboard &amp; Build Telemetry (Deployment GXaQwF4dR)</w:t>
+            </w:r>
+          </w:p>
+        </w:tc>
+        <w:tc>
+          <w:tcPr>
+            <w:tcW w:type="dxa" w:w="1152"/>
+            <w:shd w:val="clear" w:color="auto" w:fill="F8FAFC"/>
+            <w:tcMar>
+              <w:top w:w="100" w:type="dxa"/>
+              <w:bottom w:w="100" w:type="dxa"/>
+              <w:left w:w="140" w:type="dxa"/>
+              <w:right w:w="140" w:type="dxa"/>
+            </w:tcMar>
+          </w:tcPr>
+          <w:p>
+            <w:pPr>
+              <w:spacing w:before="40" w:after="40"/>
+              <w:jc w:val="right"/>
+            </w:pPr>
+            <w:r>
+              <w:t>94</w:t>
+            </w:r>
+          </w:p>
+        </w:tc>
+      </w:tr>
+      <w:tr>
+        <w:trPr>
+          <w:cantSplit/>
+        </w:trPr>
+        <w:tc>
+          <w:tcPr>
+            <w:tcW w:type="dxa" w:w="1728"/>
+            <w:shd w:val="clear" w:color="auto" w:fill="FFFFFF"/>
+            <w:tcMar>
+              <w:top w:w="100" w:type="dxa"/>
+              <w:bottom w:w="100" w:type="dxa"/>
+              <w:left w:w="140" w:type="dxa"/>
+              <w:right w:w="140" w:type="dxa"/>
+            </w:tcMar>
+          </w:tcPr>
+          <w:p>
+            <w:pPr>
+              <w:spacing w:before="40" w:after="40"/>
+            </w:pPr>
+            <w:r>
+              <w:t>Figure 8</w:t>
+            </w:r>
+          </w:p>
+        </w:tc>
+        <w:tc>
+          <w:tcPr>
+            <w:tcW w:type="dxa" w:w="6048"/>
+            <w:shd w:val="clear" w:color="auto" w:fill="FFFFFF"/>
+            <w:tcMar>
+              <w:top w:w="100" w:type="dxa"/>
+              <w:bottom w:w="100" w:type="dxa"/>
+              <w:left w:w="140" w:type="dxa"/>
+              <w:right w:w="140" w:type="dxa"/>
+            </w:tcMar>
+          </w:tcPr>
+          <w:p>
+            <w:pPr>
+              <w:spacing w:before="40" w:after="40"/>
+            </w:pPr>
+            <w:r>
+              <w:t>Neon Cloud PostgreSQL Console &amp; Normalized Relational Tables (Public Schema)</w:t>
+            </w:r>
+          </w:p>
+        </w:tc>
+        <w:tc>
+          <w:tcPr>
+            <w:tcW w:type="dxa" w:w="1152"/>
+            <w:shd w:val="clear" w:color="auto" w:fill="FFFFFF"/>
+            <w:tcMar>
+              <w:top w:w="100" w:type="dxa"/>
+              <w:bottom w:w="100" w:type="dxa"/>
+              <w:left w:w="140" w:type="dxa"/>
+              <w:right w:w="140" w:type="dxa"/>
+            </w:tcMar>
+          </w:tcPr>
+          <w:p>
+            <w:pPr>
+              <w:spacing w:before="40" w:after="40"/>
+              <w:jc w:val="right"/>
+            </w:pPr>
+            <w:r>
+              <w:t>95</w:t>
+            </w:r>
+          </w:p>
+        </w:tc>
+      </w:tr>
+      <w:tr>
+        <w:trPr>
+          <w:cantSplit/>
+        </w:trPr>
+        <w:tc>
+          <w:tcPr>
+            <w:tcW w:type="dxa" w:w="1728"/>
+            <w:shd w:val="clear" w:color="auto" w:fill="F8FAFC"/>
+            <w:tcMar>
+              <w:top w:w="100" w:type="dxa"/>
+              <w:bottom w:w="100" w:type="dxa"/>
+              <w:left w:w="140" w:type="dxa"/>
+              <w:right w:w="140" w:type="dxa"/>
+            </w:tcMar>
+          </w:tcPr>
+          <w:p>
+            <w:pPr>
+              <w:spacing w:before="40" w:after="40"/>
+            </w:pPr>
+            <w:r>
+              <w:t>Figure 9</w:t>
+            </w:r>
+          </w:p>
+        </w:tc>
+        <w:tc>
+          <w:tcPr>
+            <w:tcW w:type="dxa" w:w="6048"/>
+            <w:shd w:val="clear" w:color="auto" w:fill="F8FAFC"/>
+            <w:tcMar>
+              <w:top w:w="100" w:type="dxa"/>
+              <w:bottom w:w="100" w:type="dxa"/>
+              <w:left w:w="140" w:type="dxa"/>
+              <w:right w:w="140" w:type="dxa"/>
+            </w:tcMar>
+          </w:tcPr>
+          <w:p>
+            <w:pPr>
+              <w:spacing w:before="40" w:after="40"/>
+            </w:pPr>
+            <w:r>
+              <w:t>RepairGraph Production Overview &amp; Telemetry Dashboard (https://repairgraph.vercel.app)</w:t>
+            </w:r>
+          </w:p>
+        </w:tc>
+        <w:tc>
+          <w:tcPr>
+            <w:tcW w:type="dxa" w:w="1152"/>
+            <w:shd w:val="clear" w:color="auto" w:fill="F8FAFC"/>
+            <w:tcMar>
+              <w:top w:w="100" w:type="dxa"/>
+              <w:bottom w:w="100" w:type="dxa"/>
+              <w:left w:w="140" w:type="dxa"/>
+              <w:right w:w="140" w:type="dxa"/>
+            </w:tcMar>
+          </w:tcPr>
+          <w:p>
+            <w:pPr>
+              <w:spacing w:before="40" w:after="40"/>
+              <w:jc w:val="right"/>
+            </w:pPr>
+            <w:r>
+              <w:t>96</w:t>
+            </w:r>
+          </w:p>
+        </w:tc>
+      </w:tr>
+      <w:tr>
+        <w:trPr>
+          <w:cantSplit/>
+        </w:trPr>
+        <w:tc>
+          <w:tcPr>
+            <w:tcW w:type="dxa" w:w="1728"/>
+            <w:shd w:val="clear" w:color="auto" w:fill="FFFFFF"/>
+            <w:tcMar>
+              <w:top w:w="100" w:type="dxa"/>
+              <w:bottom w:w="100" w:type="dxa"/>
+              <w:left w:w="140" w:type="dxa"/>
+              <w:right w:w="140" w:type="dxa"/>
+            </w:tcMar>
+          </w:tcPr>
+          <w:p>
+            <w:pPr>
+              <w:spacing w:before="40" w:after="40"/>
+            </w:pPr>
+            <w:r>
+              <w:t>Figure 10</w:t>
+            </w:r>
+          </w:p>
+        </w:tc>
+        <w:tc>
+          <w:tcPr>
+            <w:tcW w:type="dxa" w:w="6048"/>
+            <w:shd w:val="clear" w:color="auto" w:fill="FFFFFF"/>
+            <w:tcMar>
+              <w:top w:w="100" w:type="dxa"/>
+              <w:bottom w:w="100" w:type="dxa"/>
+              <w:left w:w="140" w:type="dxa"/>
+              <w:right w:w="140" w:type="dxa"/>
+            </w:tcMar>
+          </w:tcPr>
+          <w:p>
+            <w:pPr>
+              <w:spacing w:before="40" w:after="40"/>
+            </w:pPr>
+            <w:r>
+              <w:t>Identity Authentication &amp; Multi-Persona Evaluator Switcher (/login)</w:t>
+            </w:r>
+          </w:p>
+        </w:tc>
+        <w:tc>
+          <w:tcPr>
+            <w:tcW w:type="dxa" w:w="1152"/>
+            <w:shd w:val="clear" w:color="auto" w:fill="FFFFFF"/>
+            <w:tcMar>
+              <w:top w:w="100" w:type="dxa"/>
+              <w:bottom w:w="100" w:type="dxa"/>
+              <w:left w:w="140" w:type="dxa"/>
+              <w:right w:w="140" w:type="dxa"/>
+            </w:tcMar>
+          </w:tcPr>
+          <w:p>
+            <w:pPr>
+              <w:spacing w:before="40" w:after="40"/>
+              <w:jc w:val="right"/>
+            </w:pPr>
+            <w:r>
+              <w:t>97</w:t>
+            </w:r>
+          </w:p>
+        </w:tc>
+      </w:tr>
+      <w:tr>
+        <w:trPr>
+          <w:cantSplit/>
+        </w:trPr>
+        <w:tc>
+          <w:tcPr>
+            <w:tcW w:type="dxa" w:w="1728"/>
+            <w:shd w:val="clear" w:color="auto" w:fill="F8FAFC"/>
+            <w:tcMar>
+              <w:top w:w="100" w:type="dxa"/>
+              <w:bottom w:w="100" w:type="dxa"/>
+              <w:left w:w="140" w:type="dxa"/>
+              <w:right w:w="140" w:type="dxa"/>
+            </w:tcMar>
+          </w:tcPr>
+          <w:p>
+            <w:pPr>
+              <w:spacing w:before="40" w:after="40"/>
+            </w:pPr>
+            <w:r>
+              <w:t>Figure 11</w:t>
+            </w:r>
+          </w:p>
+        </w:tc>
+        <w:tc>
+          <w:tcPr>
+            <w:tcW w:type="dxa" w:w="6048"/>
+            <w:shd w:val="clear" w:color="auto" w:fill="F8FAFC"/>
+            <w:tcMar>
+              <w:top w:w="100" w:type="dxa"/>
+              <w:bottom w:w="100" w:type="dxa"/>
+              <w:left w:w="140" w:type="dxa"/>
+              <w:right w:w="140" w:type="dxa"/>
+            </w:tcMar>
+          </w:tcPr>
+          <w:p>
+            <w:pPr>
+              <w:spacing w:before="40" w:after="40"/>
+            </w:pPr>
+            <w:r>
+              <w:t>Competitive Repair Marketplace &amp; Ticket Lifecycle Tracking (/repairs)</w:t>
+            </w:r>
+          </w:p>
+        </w:tc>
+        <w:tc>
+          <w:tcPr>
+            <w:tcW w:type="dxa" w:w="1152"/>
+            <w:shd w:val="clear" w:color="auto" w:fill="F8FAFC"/>
+            <w:tcMar>
+              <w:top w:w="100" w:type="dxa"/>
+              <w:bottom w:w="100" w:type="dxa"/>
+              <w:left w:w="140" w:type="dxa"/>
+              <w:right w:w="140" w:type="dxa"/>
+            </w:tcMar>
+          </w:tcPr>
+          <w:p>
+            <w:pPr>
+              <w:spacing w:before="40" w:after="40"/>
+              <w:jc w:val="right"/>
+            </w:pPr>
+            <w:r>
+              <w:t>97</w:t>
+            </w:r>
+          </w:p>
+        </w:tc>
+      </w:tr>
+      <w:tr>
+        <w:trPr>
+          <w:cantSplit/>
+        </w:trPr>
+        <w:tc>
+          <w:tcPr>
+            <w:tcW w:type="dxa" w:w="1728"/>
+            <w:shd w:val="clear" w:color="auto" w:fill="FFFFFF"/>
+            <w:tcMar>
+              <w:top w:w="100" w:type="dxa"/>
+              <w:bottom w:w="100" w:type="dxa"/>
+              <w:left w:w="140" w:type="dxa"/>
+              <w:right w:w="140" w:type="dxa"/>
+            </w:tcMar>
+          </w:tcPr>
+          <w:p>
+            <w:pPr>
+              <w:spacing w:before="40" w:after="40"/>
+            </w:pPr>
+            <w:r>
+              <w:t>Figure 12</w:t>
+            </w:r>
+          </w:p>
+        </w:tc>
+        <w:tc>
+          <w:tcPr>
+            <w:tcW w:type="dxa" w:w="6048"/>
+            <w:shd w:val="clear" w:color="auto" w:fill="FFFFFF"/>
+            <w:tcMar>
+              <w:top w:w="100" w:type="dxa"/>
+              <w:bottom w:w="100" w:type="dxa"/>
+              <w:left w:w="140" w:type="dxa"/>
+              <w:right w:w="140" w:type="dxa"/>
+            </w:tcMar>
+          </w:tcPr>
+          <w:p>
+            <w:pPr>
+              <w:spacing w:before="40" w:after="40"/>
+            </w:pPr>
+            <w:r>
+              <w:t>Deterministic Diagnostic Intake &amp; 7-Factor Repairability Evaluation (/report)</w:t>
+            </w:r>
+          </w:p>
+        </w:tc>
+        <w:tc>
+          <w:tcPr>
+            <w:tcW w:type="dxa" w:w="1152"/>
+            <w:shd w:val="clear" w:color="auto" w:fill="FFFFFF"/>
+            <w:tcMar>
+              <w:top w:w="100" w:type="dxa"/>
+              <w:bottom w:w="100" w:type="dxa"/>
+              <w:left w:w="140" w:type="dxa"/>
+              <w:right w:w="140" w:type="dxa"/>
+            </w:tcMar>
+          </w:tcPr>
+          <w:p>
+            <w:pPr>
+              <w:spacing w:before="40" w:after="40"/>
+              <w:jc w:val="right"/>
+            </w:pPr>
+            <w:r>
+              <w:t>98</w:t>
+            </w:r>
+          </w:p>
+        </w:tc>
+      </w:tr>
+      <w:tr>
+        <w:trPr>
+          <w:cantSplit/>
+        </w:trPr>
+        <w:tc>
+          <w:tcPr>
+            <w:tcW w:type="dxa" w:w="1728"/>
+            <w:shd w:val="clear" w:color="auto" w:fill="F8FAFC"/>
+            <w:tcMar>
+              <w:top w:w="100" w:type="dxa"/>
+              <w:bottom w:w="100" w:type="dxa"/>
+              <w:left w:w="140" w:type="dxa"/>
+              <w:right w:w="140" w:type="dxa"/>
+            </w:tcMar>
+          </w:tcPr>
+          <w:p>
+            <w:pPr>
+              <w:spacing w:before="40" w:after="40"/>
+            </w:pPr>
+            <w:r>
+              <w:t>Figure 13</w:t>
+            </w:r>
+          </w:p>
+        </w:tc>
+        <w:tc>
+          <w:tcPr>
+            <w:tcW w:type="dxa" w:w="6048"/>
+            <w:shd w:val="clear" w:color="auto" w:fill="F8FAFC"/>
+            <w:tcMar>
+              <w:top w:w="100" w:type="dxa"/>
+              <w:bottom w:w="100" w:type="dxa"/>
+              <w:left w:w="140" w:type="dxa"/>
+              <w:right w:w="140" w:type="dxa"/>
+            </w:tcMar>
+          </w:tcPr>
+          <w:p>
+            <w:pPr>
+              <w:spacing w:before="40" w:after="40"/>
+            </w:pPr>
+            <w:r>
+              <w:t>Hardware Inventory Catalog &amp; Lifecycle Valuation Management (/devices)</w:t>
+            </w:r>
+          </w:p>
+        </w:tc>
+        <w:tc>
+          <w:tcPr>
+            <w:tcW w:type="dxa" w:w="1152"/>
+            <w:shd w:val="clear" w:color="auto" w:fill="F8FAFC"/>
+            <w:tcMar>
+              <w:top w:w="100" w:type="dxa"/>
+              <w:bottom w:w="100" w:type="dxa"/>
+              <w:left w:w="140" w:type="dxa"/>
+              <w:right w:w="140" w:type="dxa"/>
+            </w:tcMar>
+          </w:tcPr>
+          <w:p>
+            <w:pPr>
+              <w:spacing w:before="40" w:after="40"/>
+              <w:jc w:val="right"/>
+            </w:pPr>
+            <w:r>
+              <w:t>98</w:t>
+            </w:r>
+          </w:p>
+        </w:tc>
+      </w:tr>
+      <w:tr>
+        <w:trPr>
+          <w:cantSplit/>
+        </w:trPr>
+        <w:tc>
+          <w:tcPr>
+            <w:tcW w:type="dxa" w:w="1728"/>
+            <w:shd w:val="clear" w:color="auto" w:fill="FFFFFF"/>
+            <w:tcMar>
+              <w:top w:w="100" w:type="dxa"/>
+              <w:bottom w:w="100" w:type="dxa"/>
+              <w:left w:w="140" w:type="dxa"/>
+              <w:right w:w="140" w:type="dxa"/>
+            </w:tcMar>
+          </w:tcPr>
+          <w:p>
+            <w:pPr>
+              <w:spacing w:before="40" w:after="40"/>
+            </w:pPr>
+            <w:r>
+              <w:t>Figure 14</w:t>
+            </w:r>
+          </w:p>
+        </w:tc>
+        <w:tc>
+          <w:tcPr>
+            <w:tcW w:type="dxa" w:w="6048"/>
+            <w:shd w:val="clear" w:color="auto" w:fill="FFFFFF"/>
+            <w:tcMar>
+              <w:top w:w="100" w:type="dxa"/>
+              <w:bottom w:w="100" w:type="dxa"/>
+              <w:left w:w="140" w:type="dxa"/>
+              <w:right w:w="140" w:type="dxa"/>
+            </w:tcMar>
+          </w:tcPr>
+          <w:p>
+            <w:pPr>
+              <w:spacing w:before="40" w:after="40"/>
+            </w:pPr>
+            <w:r>
+              <w:t>Digital Product Passport &amp; Standardized Maintenance Ledger (/passport)</w:t>
+            </w:r>
+          </w:p>
+        </w:tc>
+        <w:tc>
+          <w:tcPr>
+            <w:tcW w:type="dxa" w:w="1152"/>
+            <w:shd w:val="clear" w:color="auto" w:fill="FFFFFF"/>
+            <w:tcMar>
+              <w:top w:w="100" w:type="dxa"/>
+              <w:bottom w:w="100" w:type="dxa"/>
+              <w:left w:w="140" w:type="dxa"/>
+              <w:right w:w="140" w:type="dxa"/>
+            </w:tcMar>
+          </w:tcPr>
+          <w:p>
+            <w:pPr>
+              <w:spacing w:before="40" w:after="40"/>
+              <w:jc w:val="right"/>
+            </w:pPr>
+            <w:r>
+              <w:t>99</w:t>
+            </w:r>
+          </w:p>
+        </w:tc>
+      </w:tr>
+      <w:tr>
+        <w:trPr>
+          <w:cantSplit/>
+        </w:trPr>
+        <w:tc>
+          <w:tcPr>
+            <w:tcW w:type="dxa" w:w="1728"/>
+            <w:shd w:val="clear" w:color="auto" w:fill="F8FAFC"/>
+            <w:tcMar>
+              <w:top w:w="100" w:type="dxa"/>
+              <w:bottom w:w="100" w:type="dxa"/>
+              <w:left w:w="140" w:type="dxa"/>
+              <w:right w:w="140" w:type="dxa"/>
+            </w:tcMar>
+          </w:tcPr>
+          <w:p>
+            <w:pPr>
+              <w:spacing w:before="40" w:after="40"/>
+            </w:pPr>
+            <w:r>
+              <w:t>Figure 15</w:t>
+            </w:r>
+          </w:p>
+        </w:tc>
+        <w:tc>
+          <w:tcPr>
+            <w:tcW w:type="dxa" w:w="6048"/>
+            <w:shd w:val="clear" w:color="auto" w:fill="F8FAFC"/>
+            <w:tcMar>
+              <w:top w:w="100" w:type="dxa"/>
+              <w:bottom w:w="100" w:type="dxa"/>
+              <w:left w:w="140" w:type="dxa"/>
+              <w:right w:w="140" w:type="dxa"/>
+            </w:tcMar>
+          </w:tcPr>
+          <w:p>
+            <w:pPr>
+              <w:spacing w:before="40" w:after="40"/>
+            </w:pPr>
+            <w:r>
+              <w:t>Verified Technician Workbench &amp; Sequential Milestone Stepper (/repairer)</w:t>
+            </w:r>
+          </w:p>
+        </w:tc>
+        <w:tc>
+          <w:tcPr>
+            <w:tcW w:type="dxa" w:w="1152"/>
+            <w:shd w:val="clear" w:color="auto" w:fill="F8FAFC"/>
+            <w:tcMar>
+              <w:top w:w="100" w:type="dxa"/>
+              <w:bottom w:w="100" w:type="dxa"/>
+              <w:left w:w="140" w:type="dxa"/>
+              <w:right w:w="140" w:type="dxa"/>
+            </w:tcMar>
+          </w:tcPr>
+          <w:p>
+            <w:pPr>
+              <w:spacing w:before="40" w:after="40"/>
+              <w:jc w:val="right"/>
+            </w:pPr>
+            <w:r>
+              <w:t>99</w:t>
             </w:r>
           </w:p>
         </w:tc>
@@ -24758,6 +25348,1438 @@
     <w:p>
       <w:pPr>
         <w:keepNext/>
+        <w:spacing w:before="280" w:after="120"/>
+      </w:pPr>
+      <w:r>
+        <w:rPr>
+          <w:rFonts w:ascii="Arial" w:hAnsi="Arial"/>
+          <w:b/>
+          <w:color w:val="1E293B"/>
+          <w:sz w:val="26"/>
+        </w:rPr>
+        <w:t>14.8 Live Vercel Production Deployment Evidence</w:t>
+      </w:r>
+    </w:p>
+    <w:p>
+      <w:pPr>
+        <w:spacing w:after="120" w:line="276" w:lineRule="auto"/>
+        <w:jc w:val="left"/>
+      </w:pPr>
+      <w:r>
+        <w:rPr>
+          <w:rFonts w:ascii="Arial" w:hAnsi="Arial"/>
+          <w:i w:val="0"/>
+          <w:color w:val="334155"/>
+          <w:sz w:val="22"/>
+        </w:rPr>
+        <w:t>The production deployment of RepairGraph is hosted and continuously delivered via Vercel's global Serverless &amp; Edge Platform. The production environment is connected directly to the primary GitHub repository branch (main) with automated Git-driven continuous deployment triggers. Figure 7 illustrates the active Vercel production deployment dashboard, verifying build execution metrics, assigned production domains, and deployment health.</w:t>
+      </w:r>
+    </w:p>
+    <w:p>
+      <w:pPr>
+        <w:spacing w:before="160" w:after="80"/>
+        <w:jc w:val="center"/>
+      </w:pPr>
+      <w:r>
+        <w:drawing>
+          <wp:inline xmlns:a="http://schemas.openxmlformats.org/drawingml/2006/main" xmlns:pic="http://schemas.openxmlformats.org/drawingml/2006/picture">
+            <wp:extent cx="5669280" cy="3194506"/>
+            <wp:docPr id="7" name="Picture 7"/>
+            <wp:cNvGraphicFramePr>
+              <a:graphicFrameLocks noChangeAspect="1"/>
+            </wp:cNvGraphicFramePr>
+            <a:graphic>
+              <a:graphicData uri="http://schemas.openxmlformats.org/drawingml/2006/picture">
+                <pic:pic>
+                  <pic:nvPicPr>
+                    <pic:cNvPr id="0" name="figure7_vercel_deployment.png"/>
+                    <pic:cNvPicPr/>
+                  </pic:nvPicPr>
+                  <pic:blipFill>
+                    <a:blip r:embed="rId17"/>
+                    <a:stretch>
+                      <a:fillRect/>
+                    </a:stretch>
+                  </pic:blipFill>
+                  <pic:spPr>
+                    <a:xfrm>
+                      <a:off x="0" y="0"/>
+                      <a:ext cx="5669280" cy="3194506"/>
+                    </a:xfrm>
+                    <a:prstGeom prst="rect"/>
+                  </pic:spPr>
+                </pic:pic>
+              </a:graphicData>
+            </a:graphic>
+          </wp:inline>
+        </w:drawing>
+      </w:r>
+    </w:p>
+    <w:p>
+      <w:pPr>
+        <w:spacing w:after="200"/>
+        <w:jc w:val="center"/>
+      </w:pPr>
+      <w:r>
+        <w:rPr>
+          <w:rFonts w:ascii="Arial" w:hAnsi="Arial"/>
+          <w:b/>
+          <w:i/>
+          <w:color w:val="475569"/>
+          <w:sz w:val="19"/>
+        </w:rPr>
+        <w:t>Figure 7: Vercel Cloud Production Deployment Dashboard &amp; Build Telemetry (Deployment GXaQwF4dR)</w:t>
+      </w:r>
+    </w:p>
+    <w:p>
+      <w:pPr>
+        <w:spacing w:after="120" w:line="276" w:lineRule="auto"/>
+        <w:jc w:val="left"/>
+      </w:pPr>
+      <w:r>
+        <w:rPr>
+          <w:rFonts w:ascii="Arial" w:hAnsi="Arial"/>
+          <w:i w:val="0"/>
+          <w:color w:val="334155"/>
+          <w:sz w:val="22"/>
+        </w:rPr>
+        <w:t>Key operational telemetry and deployment specifications observed from the production Vercel console include:</w:t>
+      </w:r>
+    </w:p>
+    <w:p>
+      <w:pPr>
+        <w:pStyle w:val="ListBullet"/>
+        <w:spacing w:after="80" w:line="276" w:lineRule="auto"/>
+      </w:pPr>
+      <w:r>
+        <w:rPr>
+          <w:rFonts w:ascii="Arial" w:hAnsi="Arial"/>
+          <w:b/>
+          <w:color w:val="0F172A"/>
+          <w:sz w:val="21"/>
+        </w:rPr>
+        <w:t xml:space="preserve">• </w:t>
+      </w:r>
+      <w:r>
+        <w:rPr>
+          <w:rFonts w:ascii="Arial" w:hAnsi="Arial"/>
+          <w:color w:val="334155"/>
+          <w:sz w:val="21"/>
+        </w:rPr>
+        <w:t>Deployment Identification &amp; State: Unique deployment identifier 'GXaQwF4dR' executing in the 'Production' environment, flagged as 'Ready' and 'Latest' with zero deployment faults or runtime rollbacks.</w:t>
+      </w:r>
+    </w:p>
+    <w:p>
+      <w:pPr>
+        <w:pStyle w:val="ListBullet"/>
+        <w:spacing w:after="80" w:line="276" w:lineRule="auto"/>
+      </w:pPr>
+      <w:r>
+        <w:rPr>
+          <w:rFonts w:ascii="Arial" w:hAnsi="Arial"/>
+          <w:b/>
+          <w:color w:val="0F172A"/>
+          <w:sz w:val="21"/>
+        </w:rPr>
+        <w:t xml:space="preserve">• </w:t>
+      </w:r>
+      <w:r>
+        <w:rPr>
+          <w:rFonts w:ascii="Arial" w:hAnsi="Arial"/>
+          <w:color w:val="334155"/>
+          <w:sz w:val="21"/>
+        </w:rPr>
+        <w:t>Continuous Delivery Commit: Deployed from commit hash 'a403979' ('fix: auto-provision repairer profile when technician accesses workbench or submits quotes') on the primary repository branch ('main').</w:t>
+      </w:r>
+    </w:p>
+    <w:p>
+      <w:pPr>
+        <w:pStyle w:val="ListBullet"/>
+        <w:spacing w:after="80" w:line="276" w:lineRule="auto"/>
+      </w:pPr>
+      <w:r>
+        <w:rPr>
+          <w:rFonts w:ascii="Arial" w:hAnsi="Arial"/>
+          <w:b/>
+          <w:color w:val="0F172A"/>
+          <w:sz w:val="21"/>
+        </w:rPr>
+        <w:t xml:space="preserve">• </w:t>
+      </w:r>
+      <w:r>
+        <w:rPr>
+          <w:rFonts w:ascii="Arial" w:hAnsi="Arial"/>
+          <w:color w:val="334155"/>
+          <w:sz w:val="21"/>
+        </w:rPr>
+        <w:t>Build Performance &amp; Hardware Allocation: Compiled and bundled via Next.js Turbopack compiler in 37 seconds on a high-concurrency 2 vCPU / 8 GB memory compute instance, validating minimal build duration and lean dependency tree.</w:t>
+      </w:r>
+    </w:p>
+    <w:p>
+      <w:pPr>
+        <w:pStyle w:val="ListBullet"/>
+        <w:spacing w:after="80" w:line="276" w:lineRule="auto"/>
+      </w:pPr>
+      <w:r>
+        <w:rPr>
+          <w:rFonts w:ascii="Arial" w:hAnsi="Arial"/>
+          <w:b/>
+          <w:color w:val="0F172A"/>
+          <w:sz w:val="21"/>
+        </w:rPr>
+        <w:t xml:space="preserve">• </w:t>
+      </w:r>
+      <w:r>
+        <w:rPr>
+          <w:rFonts w:ascii="Arial" w:hAnsi="Arial"/>
+          <w:color w:val="334155"/>
+          <w:sz w:val="21"/>
+        </w:rPr>
+        <w:t>Canonical &amp; Preview Domain Routing: Automated DNS provisioning with SNI TLS certificates across multiple production domain aliases: https://repairgraph.vercel.app (primary canonical domain), https://repairgraph-git-main-reshmanth.vercel.app (branch preview), and https://repairgraph-lbj16d3nb-reshmanth.vercel.app (immutable build hash alias).</w:t>
+      </w:r>
+    </w:p>
+    <w:p>
+      <w:pPr>
+        <w:pStyle w:val="ListBullet"/>
+        <w:spacing w:after="80" w:line="276" w:lineRule="auto"/>
+      </w:pPr>
+      <w:r>
+        <w:rPr>
+          <w:rFonts w:ascii="Arial" w:hAnsi="Arial"/>
+          <w:b/>
+          <w:color w:val="0F172A"/>
+          <w:sz w:val="21"/>
+        </w:rPr>
+        <w:t xml:space="preserve">• </w:t>
+      </w:r>
+      <w:r>
+        <w:rPr>
+          <w:rFonts w:ascii="Arial" w:hAnsi="Arial"/>
+          <w:color w:val="334155"/>
+          <w:sz w:val="21"/>
+        </w:rPr>
+        <w:t>Runtime Optimization &amp; Build Prioritization: 'Prioritize Production Builds' enabled to ensure zero queuing latency for production rollouts, with automatic frontend/backend atomic synchronization to prevent client/server schema mismatches.</w:t>
+      </w:r>
+    </w:p>
+    <w:p>
+      <w:pPr>
+        <w:keepNext/>
+        <w:spacing w:before="280" w:after="120"/>
+      </w:pPr>
+      <w:r>
+        <w:rPr>
+          <w:rFonts w:ascii="Arial" w:hAnsi="Arial"/>
+          <w:b/>
+          <w:color w:val="1E293B"/>
+          <w:sz w:val="26"/>
+        </w:rPr>
+        <w:t>14.9 Live Neon Serverless PostgreSQL Database Verification</w:t>
+      </w:r>
+    </w:p>
+    <w:p>
+      <w:pPr>
+        <w:spacing w:after="120" w:line="276" w:lineRule="auto"/>
+        <w:jc w:val="left"/>
+      </w:pPr>
+      <w:r>
+        <w:rPr>
+          <w:rFonts w:ascii="Arial" w:hAnsi="Arial"/>
+          <w:i w:val="0"/>
+          <w:color w:val="334155"/>
+          <w:sz w:val="22"/>
+        </w:rPr>
+        <w:t>Persistent relational state is hosted on Neon Managed Serverless PostgreSQL (engine version 16+). The database cluster is decoupled into serverless compute endpoints that autoscale on demand and persistent cloud storage layers. Figure 8 displays the Neon administrative console for the 'repairgraph' project, verifying the active branch ('main'), the relational public schema tables, and live data records.</w:t>
+      </w:r>
+    </w:p>
+    <w:p>
+      <w:pPr>
+        <w:spacing w:before="160" w:after="80"/>
+        <w:jc w:val="center"/>
+      </w:pPr>
+      <w:r>
+        <w:drawing>
+          <wp:inline xmlns:a="http://schemas.openxmlformats.org/drawingml/2006/main" xmlns:pic="http://schemas.openxmlformats.org/drawingml/2006/picture">
+            <wp:extent cx="5669280" cy="3222188"/>
+            <wp:docPr id="8" name="Picture 8"/>
+            <wp:cNvGraphicFramePr>
+              <a:graphicFrameLocks noChangeAspect="1"/>
+            </wp:cNvGraphicFramePr>
+            <a:graphic>
+              <a:graphicData uri="http://schemas.openxmlformats.org/drawingml/2006/picture">
+                <pic:pic>
+                  <pic:nvPicPr>
+                    <pic:cNvPr id="0" name="figure8_neon_database.png"/>
+                    <pic:cNvPicPr/>
+                  </pic:nvPicPr>
+                  <pic:blipFill>
+                    <a:blip r:embed="rId18"/>
+                    <a:stretch>
+                      <a:fillRect/>
+                    </a:stretch>
+                  </pic:blipFill>
+                  <pic:spPr>
+                    <a:xfrm>
+                      <a:off x="0" y="0"/>
+                      <a:ext cx="5669280" cy="3222188"/>
+                    </a:xfrm>
+                    <a:prstGeom prst="rect"/>
+                  </pic:spPr>
+                </pic:pic>
+              </a:graphicData>
+            </a:graphic>
+          </wp:inline>
+        </w:drawing>
+      </w:r>
+    </w:p>
+    <w:p>
+      <w:pPr>
+        <w:spacing w:after="200"/>
+        <w:jc w:val="center"/>
+      </w:pPr>
+      <w:r>
+        <w:rPr>
+          <w:rFonts w:ascii="Arial" w:hAnsi="Arial"/>
+          <w:b/>
+          <w:i/>
+          <w:color w:val="475569"/>
+          <w:sz w:val="19"/>
+        </w:rPr>
+        <w:t>Figure 8: Neon Cloud PostgreSQL Console &amp; Normalized Relational Tables (Public Schema)</w:t>
+      </w:r>
+    </w:p>
+    <w:p>
+      <w:pPr>
+        <w:spacing w:after="120" w:line="276" w:lineRule="auto"/>
+        <w:jc w:val="left"/>
+      </w:pPr>
+      <w:r>
+        <w:rPr>
+          <w:rFonts w:ascii="Arial" w:hAnsi="Arial"/>
+          <w:i w:val="0"/>
+          <w:color w:val="334155"/>
+          <w:sz w:val="22"/>
+        </w:rPr>
+        <w:t>Inspection of the active Neon database instance validates complete compliance with the system's relational data model and role-based access control requirements:</w:t>
+      </w:r>
+    </w:p>
+    <w:p>
+      <w:pPr>
+        <w:pStyle w:val="ListBullet"/>
+        <w:spacing w:after="80" w:line="276" w:lineRule="auto"/>
+      </w:pPr>
+      <w:r>
+        <w:rPr>
+          <w:rFonts w:ascii="Arial" w:hAnsi="Arial"/>
+          <w:b/>
+          <w:color w:val="0F172A"/>
+          <w:sz w:val="21"/>
+        </w:rPr>
+        <w:t xml:space="preserve">• </w:t>
+      </w:r>
+      <w:r>
+        <w:rPr>
+          <w:rFonts w:ascii="Arial" w:hAnsi="Arial"/>
+          <w:color w:val="334155"/>
+          <w:sz w:val="21"/>
+        </w:rPr>
+        <w:t>Relational Table Inventory: The public schema comprises all 11 required normalized database tables: '_prisma_migrations', 'Device', 'Diagnosis', 'Quote', 'Repairer', 'RepairerSpecialization', 'RepairHistory', 'RepairJob', 'RepairRecommendation', 'RepairRequest', 'Review', and 'User'. Zero orphan tables or unindexed foreign key relationships exist.</w:t>
+      </w:r>
+    </w:p>
+    <w:p>
+      <w:pPr>
+        <w:pStyle w:val="ListBullet"/>
+        <w:spacing w:after="80" w:line="276" w:lineRule="auto"/>
+      </w:pPr>
+      <w:r>
+        <w:rPr>
+          <w:rFonts w:ascii="Arial" w:hAnsi="Arial"/>
+          <w:b/>
+          <w:color w:val="0F172A"/>
+          <w:sz w:val="21"/>
+        </w:rPr>
+        <w:t xml:space="preserve">• </w:t>
+      </w:r>
+      <w:r>
+        <w:rPr>
+          <w:rFonts w:ascii="Arial" w:hAnsi="Arial"/>
+          <w:color w:val="334155"/>
+          <w:sz w:val="21"/>
+        </w:rPr>
+        <w:t>Live Account &amp; Persona Segregation: The 'User' table inspection confirms 9 active user accounts segregated by the 'UserRole' enum ('USER', 'REPAIRER', 'ADMIN'). Verified seed accounts include 'Sai' (Primary Consumer), 'Resh' (Technician), 'Dev Consumer' (Sample User), 'Vikram Joshi' (Demo Technician), 'Rohan Deshmukh' (Demo Specialist), and 'Platform Administrator' (Admin).</w:t>
+      </w:r>
+    </w:p>
+    <w:p>
+      <w:pPr>
+        <w:pStyle w:val="ListBullet"/>
+        <w:spacing w:after="80" w:line="276" w:lineRule="auto"/>
+      </w:pPr>
+      <w:r>
+        <w:rPr>
+          <w:rFonts w:ascii="Arial" w:hAnsi="Arial"/>
+          <w:b/>
+          <w:color w:val="0F172A"/>
+          <w:sz w:val="21"/>
+        </w:rPr>
+        <w:t xml:space="preserve">• </w:t>
+      </w:r>
+      <w:r>
+        <w:rPr>
+          <w:rFonts w:ascii="Arial" w:hAnsi="Arial"/>
+          <w:color w:val="334155"/>
+          <w:sz w:val="21"/>
+        </w:rPr>
+        <w:t>Cryptographic Security at Rest: All account passwords are stored exclusively as bcrypt hashes with work factor 10 ('$2b$10$...'), guaranteeing that plaintext credentials are never persisted to disk.</w:t>
+      </w:r>
+    </w:p>
+    <w:p>
+      <w:pPr>
+        <w:pStyle w:val="ListBullet"/>
+        <w:spacing w:after="80" w:line="276" w:lineRule="auto"/>
+      </w:pPr>
+      <w:r>
+        <w:rPr>
+          <w:rFonts w:ascii="Arial" w:hAnsi="Arial"/>
+          <w:b/>
+          <w:color w:val="0F172A"/>
+          <w:sz w:val="21"/>
+        </w:rPr>
+        <w:t xml:space="preserve">• </w:t>
+      </w:r>
+      <w:r>
+        <w:rPr>
+          <w:rFonts w:ascii="Arial" w:hAnsi="Arial"/>
+          <w:color w:val="334155"/>
+          <w:sz w:val="21"/>
+        </w:rPr>
+        <w:t>Dual-Endpoint Architecture: Application queries execute over pooled PgBouncer TLS connections (port 6543) specified by 'DATABASE_URL', maintaining sub-10ms query dispatch and preventing connection leaks. Declarative schema migrations execute over direct TCP connections (port 5432) specified by 'DIRECT_URL'.</w:t>
+      </w:r>
+    </w:p>
+    <w:p>
+      <w:pPr>
+        <w:keepNext/>
+        <w:spacing w:before="280" w:after="120"/>
+      </w:pPr>
+      <w:r>
+        <w:rPr>
+          <w:rFonts w:ascii="Arial" w:hAnsi="Arial"/>
+          <w:b/>
+          <w:color w:val="1E293B"/>
+          <w:sz w:val="26"/>
+        </w:rPr>
+        <w:t>14.10 Live Platform User Interface Gallery &amp; Operational Walkthrough</w:t>
+      </w:r>
+    </w:p>
+    <w:p>
+      <w:pPr>
+        <w:spacing w:after="120" w:line="276" w:lineRule="auto"/>
+        <w:jc w:val="left"/>
+      </w:pPr>
+      <w:r>
+        <w:rPr>
+          <w:rFonts w:ascii="Arial" w:hAnsi="Arial"/>
+          <w:i w:val="0"/>
+          <w:color w:val="334155"/>
+          <w:sz w:val="22"/>
+        </w:rPr>
+        <w:t>To provide empirical evidence of system completeness and visual polish for academic evaluation and cloud project defense, this section presents high-resolution captures of the live production web application (https://repairgraph.vercel.app) taken via automated Chrome DevTools. The interface adheres to modern design standards with a curated slate-and-amber aesthetic, responsive layout hierarchy, and real-time interactive feedback.</w:t>
+      </w:r>
+    </w:p>
+    <w:p>
+      <w:pPr>
+        <w:keepNext/>
+        <w:spacing w:before="200" w:after="80"/>
+      </w:pPr>
+      <w:r>
+        <w:rPr>
+          <w:rFonts w:ascii="Arial" w:hAnsi="Arial"/>
+          <w:b/>
+          <w:color w:val="334155"/>
+          <w:sz w:val="23"/>
+        </w:rPr>
+        <w:t>14.10.1 Overview &amp; System Telemetry Dashboard</w:t>
+      </w:r>
+    </w:p>
+    <w:p>
+      <w:pPr>
+        <w:spacing w:after="120" w:line="276" w:lineRule="auto"/>
+        <w:jc w:val="left"/>
+      </w:pPr>
+      <w:r>
+        <w:rPr>
+          <w:rFonts w:ascii="Arial" w:hAnsi="Arial"/>
+          <w:i w:val="0"/>
+          <w:color w:val="334155"/>
+          <w:sz w:val="22"/>
+        </w:rPr>
+        <w:t>The application dashboard serves as the central command center for consumers, fleet managers, and technicians. Figure 9 demonstrates the production Overview view displaying registered hardware summary cards, active repair telemetry counters, and institutional linkages to statutory frameworks (India's Right to Repair Portal and the EU Repair of Goods Directive).</w:t>
+      </w:r>
+    </w:p>
+    <w:p>
+      <w:pPr>
+        <w:spacing w:before="160" w:after="80"/>
+        <w:jc w:val="center"/>
+      </w:pPr>
+      <w:r>
+        <w:drawing>
+          <wp:inline xmlns:a="http://schemas.openxmlformats.org/drawingml/2006/main" xmlns:pic="http://schemas.openxmlformats.org/drawingml/2006/picture">
+            <wp:extent cx="5669280" cy="3228340"/>
+            <wp:docPr id="9" name="Picture 9"/>
+            <wp:cNvGraphicFramePr>
+              <a:graphicFrameLocks noChangeAspect="1"/>
+            </wp:cNvGraphicFramePr>
+            <a:graphic>
+              <a:graphicData uri="http://schemas.openxmlformats.org/drawingml/2006/picture">
+                <pic:pic>
+                  <pic:nvPicPr>
+                    <pic:cNvPr id="0" name="figure9_ui_overview.png"/>
+                    <pic:cNvPicPr/>
+                  </pic:nvPicPr>
+                  <pic:blipFill>
+                    <a:blip r:embed="rId19"/>
+                    <a:stretch>
+                      <a:fillRect/>
+                    </a:stretch>
+                  </pic:blipFill>
+                  <pic:spPr>
+                    <a:xfrm>
+                      <a:off x="0" y="0"/>
+                      <a:ext cx="5669280" cy="3228340"/>
+                    </a:xfrm>
+                    <a:prstGeom prst="rect"/>
+                  </pic:spPr>
+                </pic:pic>
+              </a:graphicData>
+            </a:graphic>
+          </wp:inline>
+        </w:drawing>
+      </w:r>
+    </w:p>
+    <w:p>
+      <w:pPr>
+        <w:spacing w:after="200"/>
+        <w:jc w:val="center"/>
+      </w:pPr>
+      <w:r>
+        <w:rPr>
+          <w:rFonts w:ascii="Arial" w:hAnsi="Arial"/>
+          <w:b/>
+          <w:i/>
+          <w:color w:val="475569"/>
+          <w:sz w:val="19"/>
+        </w:rPr>
+        <w:t>Figure 9: RepairGraph Production Overview &amp; Telemetry Dashboard (https://repairgraph.vercel.app)</w:t>
+      </w:r>
+    </w:p>
+    <w:p>
+      <w:pPr>
+        <w:pStyle w:val="ListBullet"/>
+        <w:spacing w:after="80" w:line="276" w:lineRule="auto"/>
+      </w:pPr>
+      <w:r>
+        <w:rPr>
+          <w:rFonts w:ascii="Arial" w:hAnsi="Arial"/>
+          <w:b/>
+          <w:color w:val="0F172A"/>
+          <w:sz w:val="21"/>
+        </w:rPr>
+        <w:t xml:space="preserve">• </w:t>
+      </w:r>
+      <w:r>
+        <w:rPr>
+          <w:rFonts w:ascii="Arial" w:hAnsi="Arial"/>
+          <w:color w:val="334155"/>
+          <w:sz w:val="21"/>
+        </w:rPr>
+        <w:t>Registered Hardware Card: Displays active devices currently enrolled for repairability monitoring and maintenance tracking.</w:t>
+      </w:r>
+    </w:p>
+    <w:p>
+      <w:pPr>
+        <w:pStyle w:val="ListBullet"/>
+        <w:spacing w:after="80" w:line="276" w:lineRule="auto"/>
+      </w:pPr>
+      <w:r>
+        <w:rPr>
+          <w:rFonts w:ascii="Arial" w:hAnsi="Arial"/>
+          <w:b/>
+          <w:color w:val="0F172A"/>
+          <w:sz w:val="21"/>
+        </w:rPr>
+        <w:t xml:space="preserve">• </w:t>
+      </w:r>
+      <w:r>
+        <w:rPr>
+          <w:rFonts w:ascii="Arial" w:hAnsi="Arial"/>
+          <w:color w:val="334155"/>
+          <w:sz w:val="21"/>
+        </w:rPr>
+        <w:t>Repair Telemetry Widget: Live status feed of active workshop jobs in progression and recent activity audit logs.</w:t>
+      </w:r>
+    </w:p>
+    <w:p>
+      <w:pPr>
+        <w:pStyle w:val="ListBullet"/>
+        <w:spacing w:after="80" w:line="276" w:lineRule="auto"/>
+      </w:pPr>
+      <w:r>
+        <w:rPr>
+          <w:rFonts w:ascii="Arial" w:hAnsi="Arial"/>
+          <w:b/>
+          <w:color w:val="0F172A"/>
+          <w:sz w:val="21"/>
+        </w:rPr>
+        <w:t xml:space="preserve">• </w:t>
+      </w:r>
+      <w:r>
+        <w:rPr>
+          <w:rFonts w:ascii="Arial" w:hAnsi="Arial"/>
+          <w:color w:val="334155"/>
+          <w:sz w:val="21"/>
+        </w:rPr>
+        <w:t>Institutional Alignment Links: Persistent navigation links to official Right to Repair India Portal and Global E-Waste Monitor documentation.</w:t>
+      </w:r>
+    </w:p>
+    <w:p>
+      <w:pPr>
+        <w:keepNext/>
+        <w:spacing w:before="200" w:after="80"/>
+      </w:pPr>
+      <w:r>
+        <w:rPr>
+          <w:rFonts w:ascii="Arial" w:hAnsi="Arial"/>
+          <w:b/>
+          <w:color w:val="334155"/>
+          <w:sz w:val="23"/>
+        </w:rPr>
+        <w:t>14.10.2 Identity Authentication &amp; Multi-Persona Evaluator Switcher</w:t>
+      </w:r>
+    </w:p>
+    <w:p>
+      <w:pPr>
+        <w:spacing w:after="120" w:line="276" w:lineRule="auto"/>
+        <w:jc w:val="left"/>
+      </w:pPr>
+      <w:r>
+        <w:rPr>
+          <w:rFonts w:ascii="Arial" w:hAnsi="Arial"/>
+          <w:i w:val="0"/>
+          <w:color w:val="334155"/>
+          <w:sz w:val="22"/>
+        </w:rPr>
+        <w:t>Figure 10 illustrates the user authentication and session management interface. In addition to standard email and bcrypt-hashed password entry with HttpOnly JWT issuance, the platform features a One-Click Demo Persona Switcher specifically engineered for seamless academic demonstration and evaluation.</w:t>
+      </w:r>
+    </w:p>
+    <w:p>
+      <w:pPr>
+        <w:spacing w:before="160" w:after="80"/>
+        <w:jc w:val="center"/>
+      </w:pPr>
+      <w:r>
+        <w:drawing>
+          <wp:inline xmlns:a="http://schemas.openxmlformats.org/drawingml/2006/main" xmlns:pic="http://schemas.openxmlformats.org/drawingml/2006/picture">
+            <wp:extent cx="5669280" cy="3173222"/>
+            <wp:docPr id="10" name="Picture 10"/>
+            <wp:cNvGraphicFramePr>
+              <a:graphicFrameLocks noChangeAspect="1"/>
+            </wp:cNvGraphicFramePr>
+            <a:graphic>
+              <a:graphicData uri="http://schemas.openxmlformats.org/drawingml/2006/picture">
+                <pic:pic>
+                  <pic:nvPicPr>
+                    <pic:cNvPr id="0" name="figure10_ui_login.png"/>
+                    <pic:cNvPicPr/>
+                  </pic:nvPicPr>
+                  <pic:blipFill>
+                    <a:blip r:embed="rId20"/>
+                    <a:stretch>
+                      <a:fillRect/>
+                    </a:stretch>
+                  </pic:blipFill>
+                  <pic:spPr>
+                    <a:xfrm>
+                      <a:off x="0" y="0"/>
+                      <a:ext cx="5669280" cy="3173222"/>
+                    </a:xfrm>
+                    <a:prstGeom prst="rect"/>
+                  </pic:spPr>
+                </pic:pic>
+              </a:graphicData>
+            </a:graphic>
+          </wp:inline>
+        </w:drawing>
+      </w:r>
+    </w:p>
+    <w:p>
+      <w:pPr>
+        <w:spacing w:after="200"/>
+        <w:jc w:val="center"/>
+      </w:pPr>
+      <w:r>
+        <w:rPr>
+          <w:rFonts w:ascii="Arial" w:hAnsi="Arial"/>
+          <w:b/>
+          <w:i/>
+          <w:color w:val="475569"/>
+          <w:sz w:val="19"/>
+        </w:rPr>
+        <w:t>Figure 10: Identity Authentication &amp; Multi-Persona Evaluator Switcher (/login)</w:t>
+      </w:r>
+    </w:p>
+    <w:p>
+      <w:pPr>
+        <w:pStyle w:val="ListBullet"/>
+        <w:spacing w:after="80" w:line="276" w:lineRule="auto"/>
+      </w:pPr>
+      <w:r>
+        <w:rPr>
+          <w:rFonts w:ascii="Arial" w:hAnsi="Arial"/>
+          <w:b/>
+          <w:color w:val="0F172A"/>
+          <w:sz w:val="21"/>
+        </w:rPr>
+        <w:t xml:space="preserve">• </w:t>
+      </w:r>
+      <w:r>
+        <w:rPr>
+          <w:rFonts w:ascii="Arial" w:hAnsi="Arial"/>
+          <w:color w:val="334155"/>
+          <w:sz w:val="21"/>
+        </w:rPr>
+        <w:t>Role-Based Demonstration Personas: Instantaneous session switching between Dev Consumer (User), Vikram Joshi (Technician), and Platform Administrator without entering credentials manually.</w:t>
+      </w:r>
+    </w:p>
+    <w:p>
+      <w:pPr>
+        <w:pStyle w:val="ListBullet"/>
+        <w:spacing w:after="80" w:line="276" w:lineRule="auto"/>
+      </w:pPr>
+      <w:r>
+        <w:rPr>
+          <w:rFonts w:ascii="Arial" w:hAnsi="Arial"/>
+          <w:b/>
+          <w:color w:val="0F172A"/>
+          <w:sz w:val="21"/>
+        </w:rPr>
+        <w:t xml:space="preserve">• </w:t>
+      </w:r>
+      <w:r>
+        <w:rPr>
+          <w:rFonts w:ascii="Arial" w:hAnsi="Arial"/>
+          <w:color w:val="334155"/>
+          <w:sz w:val="21"/>
+        </w:rPr>
+        <w:t>Automated Data Seeding: 'Seed / Sync Data' utility button allows evaluators to restore baseline sample hardware records, triage tickets, and benchmark pricing on demand.</w:t>
+      </w:r>
+    </w:p>
+    <w:p>
+      <w:pPr>
+        <w:keepNext/>
+        <w:spacing w:before="200" w:after="80"/>
+      </w:pPr>
+      <w:r>
+        <w:rPr>
+          <w:rFonts w:ascii="Arial" w:hAnsi="Arial"/>
+          <w:b/>
+          <w:color w:val="334155"/>
+          <w:sz w:val="23"/>
+        </w:rPr>
+        <w:t>14.10.3 Competitive Repair Marketplace &amp; Ticket Lifecycle Tracking</w:t>
+      </w:r>
+    </w:p>
+    <w:p>
+      <w:pPr>
+        <w:spacing w:after="120" w:line="276" w:lineRule="auto"/>
+        <w:jc w:val="left"/>
+      </w:pPr>
+      <w:r>
+        <w:rPr>
+          <w:rFonts w:ascii="Arial" w:hAnsi="Arial"/>
+          <w:i w:val="0"/>
+          <w:color w:val="334155"/>
+          <w:sz w:val="22"/>
+        </w:rPr>
+        <w:t>Figure 11 captures the live Repair Tracking view. The marketplace interface enables consumers to monitor multi-device service tickets across their entire hardware portfolio. Each ticket displays real-time state machine telemetry, verified diagnostic recommendations, technician bids, and repair urgency ratings.</w:t>
+      </w:r>
+    </w:p>
+    <w:p>
+      <w:pPr>
+        <w:spacing w:before="160" w:after="80"/>
+        <w:jc w:val="center"/>
+      </w:pPr>
+      <w:r>
+        <w:drawing>
+          <wp:inline xmlns:a="http://schemas.openxmlformats.org/drawingml/2006/main" xmlns:pic="http://schemas.openxmlformats.org/drawingml/2006/picture">
+            <wp:extent cx="5669280" cy="3228340"/>
+            <wp:docPr id="11" name="Picture 11"/>
+            <wp:cNvGraphicFramePr>
+              <a:graphicFrameLocks noChangeAspect="1"/>
+            </wp:cNvGraphicFramePr>
+            <a:graphic>
+              <a:graphicData uri="http://schemas.openxmlformats.org/drawingml/2006/picture">
+                <pic:pic>
+                  <pic:nvPicPr>
+                    <pic:cNvPr id="0" name="figure11_ui_repairs_marketplace.png"/>
+                    <pic:cNvPicPr/>
+                  </pic:nvPicPr>
+                  <pic:blipFill>
+                    <a:blip r:embed="rId21"/>
+                    <a:stretch>
+                      <a:fillRect/>
+                    </a:stretch>
+                  </pic:blipFill>
+                  <pic:spPr>
+                    <a:xfrm>
+                      <a:off x="0" y="0"/>
+                      <a:ext cx="5669280" cy="3228340"/>
+                    </a:xfrm>
+                    <a:prstGeom prst="rect"/>
+                  </pic:spPr>
+                </pic:pic>
+              </a:graphicData>
+            </a:graphic>
+          </wp:inline>
+        </w:drawing>
+      </w:r>
+    </w:p>
+    <w:p>
+      <w:pPr>
+        <w:spacing w:after="200"/>
+        <w:jc w:val="center"/>
+      </w:pPr>
+      <w:r>
+        <w:rPr>
+          <w:rFonts w:ascii="Arial" w:hAnsi="Arial"/>
+          <w:b/>
+          <w:i/>
+          <w:color w:val="475569"/>
+          <w:sz w:val="19"/>
+        </w:rPr>
+        <w:t>Figure 11: Competitive Repair Marketplace &amp; Ticket Lifecycle Tracking (/repairs)</w:t>
+      </w:r>
+    </w:p>
+    <w:p>
+      <w:pPr>
+        <w:pStyle w:val="ListBullet"/>
+        <w:spacing w:after="80" w:line="276" w:lineRule="auto"/>
+      </w:pPr>
+      <w:r>
+        <w:rPr>
+          <w:rFonts w:ascii="Arial" w:hAnsi="Arial"/>
+          <w:b/>
+          <w:color w:val="0F172A"/>
+          <w:sz w:val="21"/>
+        </w:rPr>
+        <w:t xml:space="preserve">• </w:t>
+      </w:r>
+      <w:r>
+        <w:rPr>
+          <w:rFonts w:ascii="Arial" w:hAnsi="Arial"/>
+          <w:color w:val="334155"/>
+          <w:sz w:val="21"/>
+        </w:rPr>
+        <w:t>Multi-Device Ticket Tabs: Rapid tabbed navigation between active tickets (e.g., iPhone 15 Pro, iPhone 16 Pro, Google Pixel 7 Pro, Lenovo ThinkPad T14, MacBook Air).</w:t>
+      </w:r>
+    </w:p>
+    <w:p>
+      <w:pPr>
+        <w:pStyle w:val="ListBullet"/>
+        <w:spacing w:after="80" w:line="276" w:lineRule="auto"/>
+      </w:pPr>
+      <w:r>
+        <w:rPr>
+          <w:rFonts w:ascii="Arial" w:hAnsi="Arial"/>
+          <w:b/>
+          <w:color w:val="0F172A"/>
+          <w:sz w:val="21"/>
+        </w:rPr>
+        <w:t xml:space="preserve">• </w:t>
+      </w:r>
+      <w:r>
+        <w:rPr>
+          <w:rFonts w:ascii="Arial" w:hAnsi="Arial"/>
+          <w:color w:val="334155"/>
+          <w:sz w:val="21"/>
+        </w:rPr>
+        <w:t>State-Machine Status Badges: Distinctive color-coded badges designating current lifecycle state (e.g., ACCEPTED, REQUESTED, DIAGNOSING, COMPLETED).</w:t>
+      </w:r>
+    </w:p>
+    <w:p>
+      <w:pPr>
+        <w:pStyle w:val="ListBullet"/>
+        <w:spacing w:after="80" w:line="276" w:lineRule="auto"/>
+      </w:pPr>
+      <w:r>
+        <w:rPr>
+          <w:rFonts w:ascii="Arial" w:hAnsi="Arial"/>
+          <w:b/>
+          <w:color w:val="0F172A"/>
+          <w:sz w:val="21"/>
+        </w:rPr>
+        <w:t xml:space="preserve">• </w:t>
+      </w:r>
+      <w:r>
+        <w:rPr>
+          <w:rFonts w:ascii="Arial" w:hAnsi="Arial"/>
+          <w:color w:val="334155"/>
+          <w:sz w:val="21"/>
+        </w:rPr>
+        <w:t>Deterministic Action Verdict: Prominently highlights the calculated statutory verdict (REPAIR - Professional Workshop Repair Advised) alongside symptom descriptions and failure modes.</w:t>
+      </w:r>
+    </w:p>
+    <w:p>
+      <w:pPr>
+        <w:keepNext/>
+        <w:spacing w:before="200" w:after="80"/>
+      </w:pPr>
+      <w:r>
+        <w:rPr>
+          <w:rFonts w:ascii="Arial" w:hAnsi="Arial"/>
+          <w:b/>
+          <w:color w:val="334155"/>
+          <w:sz w:val="23"/>
+        </w:rPr>
+        <w:t>14.10.4 Deterministic Diagnostic Intake &amp; 7-Factor Scoring Suite</w:t>
+      </w:r>
+    </w:p>
+    <w:p>
+      <w:pPr>
+        <w:spacing w:after="120" w:line="276" w:lineRule="auto"/>
+        <w:jc w:val="left"/>
+      </w:pPr>
+      <w:r>
+        <w:rPr>
+          <w:rFonts w:ascii="Arial" w:hAnsi="Arial"/>
+          <w:i w:val="0"/>
+          <w:color w:val="334155"/>
+          <w:sz w:val="22"/>
+        </w:rPr>
+        <w:t>Figure 12 displays the interactive Diagnostic Reporting interface (/report). The intake pipeline allows users to select cataloged hardware, input observed operational defects, and trigger real-time symptom parsing, safety hazard detection, and 7-factor repairability scoring.</w:t>
+      </w:r>
+    </w:p>
+    <w:p>
+      <w:pPr>
+        <w:spacing w:before="160" w:after="80"/>
+        <w:jc w:val="center"/>
+      </w:pPr>
+      <w:r>
+        <w:drawing>
+          <wp:inline xmlns:a="http://schemas.openxmlformats.org/drawingml/2006/main" xmlns:pic="http://schemas.openxmlformats.org/drawingml/2006/picture">
+            <wp:extent cx="5669280" cy="3228340"/>
+            <wp:docPr id="12" name="Picture 12"/>
+            <wp:cNvGraphicFramePr>
+              <a:graphicFrameLocks noChangeAspect="1"/>
+            </wp:cNvGraphicFramePr>
+            <a:graphic>
+              <a:graphicData uri="http://schemas.openxmlformats.org/drawingml/2006/picture">
+                <pic:pic>
+                  <pic:nvPicPr>
+                    <pic:cNvPr id="0" name="figure12_ui_diagnostic_report.png"/>
+                    <pic:cNvPicPr/>
+                  </pic:nvPicPr>
+                  <pic:blipFill>
+                    <a:blip r:embed="rId22"/>
+                    <a:stretch>
+                      <a:fillRect/>
+                    </a:stretch>
+                  </pic:blipFill>
+                  <pic:spPr>
+                    <a:xfrm>
+                      <a:off x="0" y="0"/>
+                      <a:ext cx="5669280" cy="3228340"/>
+                    </a:xfrm>
+                    <a:prstGeom prst="rect"/>
+                  </pic:spPr>
+                </pic:pic>
+              </a:graphicData>
+            </a:graphic>
+          </wp:inline>
+        </w:drawing>
+      </w:r>
+    </w:p>
+    <w:p>
+      <w:pPr>
+        <w:spacing w:after="200"/>
+        <w:jc w:val="center"/>
+      </w:pPr>
+      <w:r>
+        <w:rPr>
+          <w:rFonts w:ascii="Arial" w:hAnsi="Arial"/>
+          <w:b/>
+          <w:i/>
+          <w:color w:val="475569"/>
+          <w:sz w:val="19"/>
+        </w:rPr>
+        <w:t>Figure 12: Deterministic Diagnostic Intake &amp; 7-Factor Repairability Evaluation (/report)</w:t>
+      </w:r>
+    </w:p>
+    <w:p>
+      <w:pPr>
+        <w:pStyle w:val="ListBullet"/>
+        <w:spacing w:after="80" w:line="276" w:lineRule="auto"/>
+      </w:pPr>
+      <w:r>
+        <w:rPr>
+          <w:rFonts w:ascii="Arial" w:hAnsi="Arial"/>
+          <w:b/>
+          <w:color w:val="0F172A"/>
+          <w:sz w:val="21"/>
+        </w:rPr>
+        <w:t xml:space="preserve">• </w:t>
+      </w:r>
+      <w:r>
+        <w:rPr>
+          <w:rFonts w:ascii="Arial" w:hAnsi="Arial"/>
+          <w:color w:val="334155"/>
+          <w:sz w:val="21"/>
+        </w:rPr>
+        <w:t>Deterministic Symptom Extraction: Categorizes symptoms into display, battery, power, audio, logic board, and structural subsystems.</w:t>
+      </w:r>
+    </w:p>
+    <w:p>
+      <w:pPr>
+        <w:pStyle w:val="ListBullet"/>
+        <w:spacing w:after="80" w:line="276" w:lineRule="auto"/>
+      </w:pPr>
+      <w:r>
+        <w:rPr>
+          <w:rFonts w:ascii="Arial" w:hAnsi="Arial"/>
+          <w:b/>
+          <w:color w:val="0F172A"/>
+          <w:sz w:val="21"/>
+        </w:rPr>
+        <w:t xml:space="preserve">• </w:t>
+      </w:r>
+      <w:r>
+        <w:rPr>
+          <w:rFonts w:ascii="Arial" w:hAnsi="Arial"/>
+          <w:color w:val="334155"/>
+          <w:sz w:val="21"/>
+        </w:rPr>
+        <w:t>Incident Hazard Escalation: Automatically checks for liquid ingress and lithium pouch swelling, applying decisive penalty deductions.</w:t>
+      </w:r>
+    </w:p>
+    <w:p>
+      <w:pPr>
+        <w:pStyle w:val="ListBullet"/>
+        <w:spacing w:after="80" w:line="276" w:lineRule="auto"/>
+      </w:pPr>
+      <w:r>
+        <w:rPr>
+          <w:rFonts w:ascii="Arial" w:hAnsi="Arial"/>
+          <w:b/>
+          <w:color w:val="0F172A"/>
+          <w:sz w:val="21"/>
+        </w:rPr>
+        <w:t xml:space="preserve">• </w:t>
+      </w:r>
+      <w:r>
+        <w:rPr>
+          <w:rFonts w:ascii="Arial" w:hAnsi="Arial"/>
+          <w:color w:val="334155"/>
+          <w:sz w:val="21"/>
+        </w:rPr>
+        <w:t>Economic Decision Synthesis: Computes Repair Cost Ratio (RCR) and Value-Preservation Economic Score to recommend DIY, Repair, Resell, Replace, or Recycle.</w:t>
+      </w:r>
+    </w:p>
+    <w:p>
+      <w:pPr>
+        <w:keepNext/>
+        <w:spacing w:before="200" w:after="80"/>
+      </w:pPr>
+      <w:r>
+        <w:rPr>
+          <w:rFonts w:ascii="Arial" w:hAnsi="Arial"/>
+          <w:b/>
+          <w:color w:val="334155"/>
+          <w:sz w:val="23"/>
+        </w:rPr>
+        <w:t>14.10.5 Registered Hardware Inventory &amp; Lifecycle Catalog</w:t>
+      </w:r>
+    </w:p>
+    <w:p>
+      <w:pPr>
+        <w:spacing w:after="120" w:line="276" w:lineRule="auto"/>
+        <w:jc w:val="left"/>
+      </w:pPr>
+      <w:r>
+        <w:rPr>
+          <w:rFonts w:ascii="Arial" w:hAnsi="Arial"/>
+          <w:i w:val="0"/>
+          <w:color w:val="334155"/>
+          <w:sz w:val="22"/>
+        </w:rPr>
+        <w:t>Figure 13 demonstrates the Device Catalog interface (/devices). Hardware owners catalog devices by brand, model, serial number, original purchase price, purchase date, and physical condition. The platform computes residual market valuation and maintenance readiness.</w:t>
+      </w:r>
+    </w:p>
+    <w:p>
+      <w:pPr>
+        <w:spacing w:before="160" w:after="80"/>
+        <w:jc w:val="center"/>
+      </w:pPr>
+      <w:r>
+        <w:drawing>
+          <wp:inline xmlns:a="http://schemas.openxmlformats.org/drawingml/2006/main" xmlns:pic="http://schemas.openxmlformats.org/drawingml/2006/picture">
+            <wp:extent cx="5669280" cy="3228340"/>
+            <wp:docPr id="13" name="Picture 13"/>
+            <wp:cNvGraphicFramePr>
+              <a:graphicFrameLocks noChangeAspect="1"/>
+            </wp:cNvGraphicFramePr>
+            <a:graphic>
+              <a:graphicData uri="http://schemas.openxmlformats.org/drawingml/2006/picture">
+                <pic:pic>
+                  <pic:nvPicPr>
+                    <pic:cNvPr id="0" name="figure13_ui_devices_catalog.png"/>
+                    <pic:cNvPicPr/>
+                  </pic:nvPicPr>
+                  <pic:blipFill>
+                    <a:blip r:embed="rId23"/>
+                    <a:stretch>
+                      <a:fillRect/>
+                    </a:stretch>
+                  </pic:blipFill>
+                  <pic:spPr>
+                    <a:xfrm>
+                      <a:off x="0" y="0"/>
+                      <a:ext cx="5669280" cy="3228340"/>
+                    </a:xfrm>
+                    <a:prstGeom prst="rect"/>
+                  </pic:spPr>
+                </pic:pic>
+              </a:graphicData>
+            </a:graphic>
+          </wp:inline>
+        </w:drawing>
+      </w:r>
+    </w:p>
+    <w:p>
+      <w:pPr>
+        <w:spacing w:after="200"/>
+        <w:jc w:val="center"/>
+      </w:pPr>
+      <w:r>
+        <w:rPr>
+          <w:rFonts w:ascii="Arial" w:hAnsi="Arial"/>
+          <w:b/>
+          <w:i/>
+          <w:color w:val="475569"/>
+          <w:sz w:val="19"/>
+        </w:rPr>
+        <w:t>Figure 13: Hardware Inventory Catalog &amp; Lifecycle Valuation Management (/devices)</w:t>
+      </w:r>
+    </w:p>
+    <w:p>
+      <w:pPr>
+        <w:pStyle w:val="ListBullet"/>
+        <w:spacing w:after="80" w:line="276" w:lineRule="auto"/>
+      </w:pPr>
+      <w:r>
+        <w:rPr>
+          <w:rFonts w:ascii="Arial" w:hAnsi="Arial"/>
+          <w:b/>
+          <w:color w:val="0F172A"/>
+          <w:sz w:val="21"/>
+        </w:rPr>
+        <w:t xml:space="preserve">• </w:t>
+      </w:r>
+      <w:r>
+        <w:rPr>
+          <w:rFonts w:ascii="Arial" w:hAnsi="Arial"/>
+          <w:color w:val="334155"/>
+          <w:sz w:val="21"/>
+        </w:rPr>
+        <w:t>Device Portfolio Overview: Multi-device inventory tracking across laptops, smartphones, tablets, and wearable peripherals.</w:t>
+      </w:r>
+    </w:p>
+    <w:p>
+      <w:pPr>
+        <w:pStyle w:val="ListBullet"/>
+        <w:spacing w:after="80" w:line="276" w:lineRule="auto"/>
+      </w:pPr>
+      <w:r>
+        <w:rPr>
+          <w:rFonts w:ascii="Arial" w:hAnsi="Arial"/>
+          <w:b/>
+          <w:color w:val="0F172A"/>
+          <w:sz w:val="21"/>
+        </w:rPr>
+        <w:t xml:space="preserve">• </w:t>
+      </w:r>
+      <w:r>
+        <w:rPr>
+          <w:rFonts w:ascii="Arial" w:hAnsi="Arial"/>
+          <w:color w:val="334155"/>
+          <w:sz w:val="21"/>
+        </w:rPr>
+        <w:t>Residual Valuation Engine: Automatically applies double-declining depreciation curves based on hardware age to evaluate repair viability.</w:t>
+      </w:r>
+    </w:p>
+    <w:p>
+      <w:pPr>
+        <w:keepNext/>
+        <w:spacing w:before="200" w:after="80"/>
+      </w:pPr>
+      <w:r>
+        <w:rPr>
+          <w:rFonts w:ascii="Arial" w:hAnsi="Arial"/>
+          <w:b/>
+          <w:color w:val="334155"/>
+          <w:sz w:val="23"/>
+        </w:rPr>
+        <w:t>14.10.6 Digital Product Passport &amp; Standardized Maintenance Ledger</w:t>
+      </w:r>
+    </w:p>
+    <w:p>
+      <w:pPr>
+        <w:spacing w:after="120" w:line="276" w:lineRule="auto"/>
+        <w:jc w:val="left"/>
+      </w:pPr>
+      <w:r>
+        <w:rPr>
+          <w:rFonts w:ascii="Arial" w:hAnsi="Arial"/>
+          <w:i w:val="0"/>
+          <w:color w:val="334155"/>
+          <w:sz w:val="22"/>
+        </w:rPr>
+        <w:t>Figure 14 illustrates the Digital Repair Passport interface (/passport). Complying with international Digital Product Passport (DPP) standards, this module provides an immutable, serial-linked ledger of all historical repairs, parts replaced, technician certifications, and environmental CO2e offsets.</w:t>
+      </w:r>
+    </w:p>
+    <w:p>
+      <w:pPr>
+        <w:spacing w:before="160" w:after="80"/>
+        <w:jc w:val="center"/>
+      </w:pPr>
+      <w:r>
+        <w:drawing>
+          <wp:inline xmlns:a="http://schemas.openxmlformats.org/drawingml/2006/main" xmlns:pic="http://schemas.openxmlformats.org/drawingml/2006/picture">
+            <wp:extent cx="5669280" cy="3228340"/>
+            <wp:docPr id="14" name="Picture 14"/>
+            <wp:cNvGraphicFramePr>
+              <a:graphicFrameLocks noChangeAspect="1"/>
+            </wp:cNvGraphicFramePr>
+            <a:graphic>
+              <a:graphicData uri="http://schemas.openxmlformats.org/drawingml/2006/picture">
+                <pic:pic>
+                  <pic:nvPicPr>
+                    <pic:cNvPr id="0" name="figure14_ui_repair_passport.png"/>
+                    <pic:cNvPicPr/>
+                  </pic:nvPicPr>
+                  <pic:blipFill>
+                    <a:blip r:embed="rId24"/>
+                    <a:stretch>
+                      <a:fillRect/>
+                    </a:stretch>
+                  </pic:blipFill>
+                  <pic:spPr>
+                    <a:xfrm>
+                      <a:off x="0" y="0"/>
+                      <a:ext cx="5669280" cy="3228340"/>
+                    </a:xfrm>
+                    <a:prstGeom prst="rect"/>
+                  </pic:spPr>
+                </pic:pic>
+              </a:graphicData>
+            </a:graphic>
+          </wp:inline>
+        </w:drawing>
+      </w:r>
+    </w:p>
+    <w:p>
+      <w:pPr>
+        <w:spacing w:after="200"/>
+        <w:jc w:val="center"/>
+      </w:pPr>
+      <w:r>
+        <w:rPr>
+          <w:rFonts w:ascii="Arial" w:hAnsi="Arial"/>
+          <w:b/>
+          <w:i/>
+          <w:color w:val="475569"/>
+          <w:sz w:val="19"/>
+        </w:rPr>
+        <w:t>Figure 14: Digital Product Passport &amp; Standardized Maintenance Ledger (/passport)</w:t>
+      </w:r>
+    </w:p>
+    <w:p>
+      <w:pPr>
+        <w:pStyle w:val="ListBullet"/>
+        <w:spacing w:after="80" w:line="276" w:lineRule="auto"/>
+      </w:pPr>
+      <w:r>
+        <w:rPr>
+          <w:rFonts w:ascii="Arial" w:hAnsi="Arial"/>
+          <w:b/>
+          <w:color w:val="0F172A"/>
+          <w:sz w:val="21"/>
+        </w:rPr>
+        <w:t xml:space="preserve">• </w:t>
+      </w:r>
+      <w:r>
+        <w:rPr>
+          <w:rFonts w:ascii="Arial" w:hAnsi="Arial"/>
+          <w:color w:val="334155"/>
+          <w:sz w:val="21"/>
+        </w:rPr>
+        <w:t>Cryptographic Auditability: Every maintenance event records technician ID, timestamp, component part numbers, and statutory compliance stamps.</w:t>
+      </w:r>
+    </w:p>
+    <w:p>
+      <w:pPr>
+        <w:pStyle w:val="ListBullet"/>
+        <w:spacing w:after="80" w:line="276" w:lineRule="auto"/>
+      </w:pPr>
+      <w:r>
+        <w:rPr>
+          <w:rFonts w:ascii="Arial" w:hAnsi="Arial"/>
+          <w:b/>
+          <w:color w:val="0F172A"/>
+          <w:sz w:val="21"/>
+        </w:rPr>
+        <w:t xml:space="preserve">• </w:t>
+      </w:r>
+      <w:r>
+        <w:rPr>
+          <w:rFonts w:ascii="Arial" w:hAnsi="Arial"/>
+          <w:color w:val="334155"/>
+          <w:sz w:val="21"/>
+        </w:rPr>
+        <w:t>Environmental Impact Telemetry: Quantifies greenhouse gas emissions avoided (kg CO2e) and kilograms of e-waste diverted from landfills through successful servicing.</w:t>
+      </w:r>
+    </w:p>
+    <w:p>
+      <w:pPr>
+        <w:keepNext/>
+        <w:spacing w:before="200" w:after="80"/>
+      </w:pPr>
+      <w:r>
+        <w:rPr>
+          <w:rFonts w:ascii="Arial" w:hAnsi="Arial"/>
+          <w:b/>
+          <w:color w:val="334155"/>
+          <w:sz w:val="23"/>
+        </w:rPr>
+        <w:t>14.10.7 Verified Technician Workbench &amp; Sequential Milestone Stepper</w:t>
+      </w:r>
+    </w:p>
+    <w:p>
+      <w:pPr>
+        <w:spacing w:after="120" w:line="276" w:lineRule="auto"/>
+        <w:jc w:val="left"/>
+      </w:pPr>
+      <w:r>
+        <w:rPr>
+          <w:rFonts w:ascii="Arial" w:hAnsi="Arial"/>
+          <w:i w:val="0"/>
+          <w:color w:val="334155"/>
+          <w:sz w:val="22"/>
+        </w:rPr>
+        <w:t>Figure 15 captures the Technician Workbench (/repairer) accessed by verified repair specialists. The workbench enables technicians to inspect incoming marketplace requests matching their registered competencies, submit competitive price and turnaround quotes, and advance active jobs through atomic milestone phases.</w:t>
+      </w:r>
+    </w:p>
+    <w:p>
+      <w:pPr>
+        <w:spacing w:before="160" w:after="80"/>
+        <w:jc w:val="center"/>
+      </w:pPr>
+      <w:r>
+        <w:drawing>
+          <wp:inline xmlns:a="http://schemas.openxmlformats.org/drawingml/2006/main" xmlns:pic="http://schemas.openxmlformats.org/drawingml/2006/picture">
+            <wp:extent cx="5669280" cy="3228340"/>
+            <wp:docPr id="15" name="Picture 15"/>
+            <wp:cNvGraphicFramePr>
+              <a:graphicFrameLocks noChangeAspect="1"/>
+            </wp:cNvGraphicFramePr>
+            <a:graphic>
+              <a:graphicData uri="http://schemas.openxmlformats.org/drawingml/2006/picture">
+                <pic:pic>
+                  <pic:nvPicPr>
+                    <pic:cNvPr id="0" name="figure15_ui_technician_workbench.png"/>
+                    <pic:cNvPicPr/>
+                  </pic:nvPicPr>
+                  <pic:blipFill>
+                    <a:blip r:embed="rId25"/>
+                    <a:stretch>
+                      <a:fillRect/>
+                    </a:stretch>
+                  </pic:blipFill>
+                  <pic:spPr>
+                    <a:xfrm>
+                      <a:off x="0" y="0"/>
+                      <a:ext cx="5669280" cy="3228340"/>
+                    </a:xfrm>
+                    <a:prstGeom prst="rect"/>
+                  </pic:spPr>
+                </pic:pic>
+              </a:graphicData>
+            </a:graphic>
+          </wp:inline>
+        </w:drawing>
+      </w:r>
+    </w:p>
+    <w:p>
+      <w:pPr>
+        <w:spacing w:after="200"/>
+        <w:jc w:val="center"/>
+      </w:pPr>
+      <w:r>
+        <w:rPr>
+          <w:rFonts w:ascii="Arial" w:hAnsi="Arial"/>
+          <w:b/>
+          <w:i/>
+          <w:color w:val="475569"/>
+          <w:sz w:val="19"/>
+        </w:rPr>
+        <w:t>Figure 15: Verified Technician Workbench &amp; Sequential Milestone Stepper (/repairer)</w:t>
+      </w:r>
+    </w:p>
+    <w:p>
+      <w:pPr>
+        <w:pStyle w:val="ListBullet"/>
+        <w:spacing w:after="80" w:line="276" w:lineRule="auto"/>
+      </w:pPr>
+      <w:r>
+        <w:rPr>
+          <w:rFonts w:ascii="Arial" w:hAnsi="Arial"/>
+          <w:b/>
+          <w:color w:val="0F172A"/>
+          <w:sz w:val="21"/>
+        </w:rPr>
+        <w:t xml:space="preserve">• </w:t>
+      </w:r>
+      <w:r>
+        <w:rPr>
+          <w:rFonts w:ascii="Arial" w:hAnsi="Arial"/>
+          <w:color w:val="334155"/>
+          <w:sz w:val="21"/>
+        </w:rPr>
+        <w:t>Role-Gated Access Control: Strict authorization ensures only verified technicians can view open repair requests and submit bids.</w:t>
+      </w:r>
+    </w:p>
+    <w:p>
+      <w:pPr>
+        <w:pStyle w:val="ListBullet"/>
+        <w:spacing w:after="80" w:line="276" w:lineRule="auto"/>
+      </w:pPr>
+      <w:r>
+        <w:rPr>
+          <w:rFonts w:ascii="Arial" w:hAnsi="Arial"/>
+          <w:b/>
+          <w:color w:val="0F172A"/>
+          <w:sz w:val="21"/>
+        </w:rPr>
+        <w:t xml:space="preserve">• </w:t>
+      </w:r>
+      <w:r>
+        <w:rPr>
+          <w:rFonts w:ascii="Arial" w:hAnsi="Arial"/>
+          <w:color w:val="334155"/>
+          <w:sz w:val="21"/>
+        </w:rPr>
+        <w:t>Sequential Milestone Progression: Assigned specialists advance repairs through Diagnosing -&gt; Parts Sourcing -&gt; Repairing -&gt; Final Testing -&gt; Completed, triggering real-time customer notifications.</w:t>
+      </w:r>
+    </w:p>
+    <w:p>
+      <w:pPr>
+        <w:keepNext/>
         <w:spacing w:before="360" w:after="160"/>
       </w:pPr>
       <w:r>
@@ -24937,7 +26959,7 @@
           <w:color w:val="334155"/>
           <w:sz w:val="22"/>
         </w:rPr>
-        <w:t>RepairGraph is currently provisioned and calibrated for capstone demonstration, academic evaluation, and small fleet triage, rather than hyperscale enterprise workloads processing millions of concurrent requests.</w:t>
+        <w:t>RepairGraph is currently provisioned and calibrated for cloud DA project demonstration, academic evaluation, and small fleet triage, rather than hyperscale enterprise workloads processing millions of concurrent requests.</w:t>
       </w:r>
     </w:p>
     <w:p>
@@ -25427,7 +27449,7 @@
           <w:color w:val="334155"/>
           <w:sz w:val="22"/>
         </w:rPr>
-        <w:t>RepairGraph provides consumers, technicians, and fleet administrators with an objective, evidence-based alternative to quoting guesswork and premature hardware disposal. The platform stands fully verified, documented, and production-ready for academic evaluation and capstone defense.</w:t>
+        <w:t>RepairGraph provides consumers, technicians, and fleet administrators with an objective, evidence-based alternative to quoting guesswork and premature hardware disposal. The platform stands fully verified, documented, and production-ready for academic evaluation and cloud project defense.</w:t>
       </w:r>
     </w:p>
     <w:p>
@@ -27936,7 +29958,7 @@
         <w:color w:val="94A3B8"/>
         <w:sz w:val="17"/>
       </w:rPr>
-      <w:t>RepairGraph — Academic Capstone Project Report | 25BCE1112</w:t>
+      <w:t>RepairGraph — Cloud Infrastructure and Architecture (BACSE344) | Dr. P. Anandan | VIT Chennai</w:t>
     </w:r>
   </w:p>
 </w:hdr>
